--- a/SOF3032/Slide/Slide 6/Lab6.docx
+++ b/SOF3032/Slide/Slide 6/Lab6.docx
@@ -1,19 +1,109 @@
 
 <file path=word/document.xml><?xml version="1.0" encoding="utf-8"?>
-<w:document xmlns:wpc="http://schemas.microsoft.com/office/word/2010/wordprocessingCanvas" xmlns:cx="http://schemas.microsoft.com/office/drawing/2014/chartex" xmlns:cx1="http://schemas.microsoft.com/office/drawing/2015/9/8/chartex" xmlns:cx2="http://schemas.microsoft.com/office/drawing/2015/10/21/chartex" xmlns:cx3="http://schemas.microsoft.com/office/drawing/2016/5/9/chartex" xmlns:cx4="http://schemas.microsoft.com/office/drawing/2016/5/10/chartex" xmlns:cx5="http://schemas.microsoft.com/office/drawing/2016/5/11/chartex" xmlns:cx6="http://schemas.microsoft.com/office/drawing/2016/5/12/chartex" xmlns:cx7="http://schemas.microsoft.com/office/drawing/2016/5/13/chartex" xmlns:cx8="http://schemas.microsoft.com/office/drawing/2016/5/14/chartex" xmlns:mc="http://schemas.openxmlformats.org/markup-compatibility/2006" xmlns:aink="http://schemas.microsoft.com/office/drawing/2016/ink" xmlns:am3d="http://schemas.microsoft.com/office/drawing/2017/model3d" xmlns:o="urn:schemas-microsoft-com:office:office" xmlns:oel="http://schemas.microsoft.com/office/2019/extlst" xmlns:r="http://schemas.openxmlformats.org/officeDocument/2006/relationships" xmlns:m="http://schemas.openxmlformats.org/officeDocument/2006/math" xmlns:v="urn:schemas-microsoft-com:vml" xmlns:wp14="http://schemas.microsoft.com/office/word/2010/wordprocessingDrawing" xmlns:wp="http://schemas.openxmlformats.org/drawingml/2006/wordprocessingDrawing" xmlns:w10="urn:schemas-microsoft-com:office:word" xmlns:w="http://schemas.openxmlformats.org/wordprocessingml/2006/main" xmlns:w14="http://schemas.microsoft.com/office/word/2010/wordml" xmlns:w15="http://schemas.microsoft.com/office/word/2012/wordml" xmlns:w16cex="http://schemas.microsoft.com/office/word/2018/wordml/cex" xmlns:w16cid="http://schemas.microsoft.com/office/word/2016/wordml/cid" xmlns:w16="http://schemas.microsoft.com/office/word/2018/wordml" xmlns:w16du="http://schemas.microsoft.com/office/word/2023/wordml/word16du" xmlns:w16sdtdh="http://schemas.microsoft.com/office/word/2020/wordml/sdtdatahash" xmlns:w16se="http://schemas.microsoft.com/office/word/2015/wordml/symex" xmlns:wpg="http://schemas.microsoft.com/office/word/2010/wordprocessingGroup" xmlns:wpi="http://schemas.microsoft.com/office/word/2010/wordprocessingInk" xmlns:wne="http://schemas.microsoft.com/office/word/2006/wordml" xmlns:wps="http://schemas.microsoft.com/office/word/2010/wordprocessingShape" mc:Ignorable="w14 w15 w16se w16cid w16 w16cex w16sdtdh w16du wp14">
+<w:document xmlns:wpc="http://schemas.microsoft.com/office/word/2010/wordprocessingCanvas" xmlns:cx="http://schemas.microsoft.com/office/drawing/2014/chartex" xmlns:cx1="http://schemas.microsoft.com/office/drawing/2015/9/8/chartex" xmlns:cx2="http://schemas.microsoft.com/office/drawing/2015/10/21/chartex" xmlns:cx3="http://schemas.microsoft.com/office/drawing/2016/5/9/chartex" xmlns:cx4="http://schemas.microsoft.com/office/drawing/2016/5/10/chartex" xmlns:cx5="http://schemas.microsoft.com/office/drawing/2016/5/11/chartex" xmlns:cx6="http://schemas.microsoft.com/office/drawing/2016/5/12/chartex" xmlns:cx7="http://schemas.microsoft.com/office/drawing/2016/5/13/chartex" xmlns:cx8="http://schemas.microsoft.com/office/drawing/2016/5/14/chartex" xmlns:mc="http://schemas.openxmlformats.org/markup-compatibility/2006" xmlns:aink="http://schemas.microsoft.com/office/drawing/2016/ink" xmlns:am3d="http://schemas.microsoft.com/office/drawing/2017/model3d" xmlns:o="urn:schemas-microsoft-com:office:office" xmlns:r="http://schemas.openxmlformats.org/officeDocument/2006/relationships" xmlns:m="http://schemas.openxmlformats.org/officeDocument/2006/math" xmlns:v="urn:schemas-microsoft-com:vml" xmlns:wp14="http://schemas.microsoft.com/office/word/2010/wordprocessingDrawing" xmlns:wp="http://schemas.openxmlformats.org/drawingml/2006/wordprocessingDrawing" xmlns:w10="urn:schemas-microsoft-com:office:word" xmlns:w="http://schemas.openxmlformats.org/wordprocessingml/2006/main" xmlns:w14="http://schemas.microsoft.com/office/word/2010/wordml" xmlns:w15="http://schemas.microsoft.com/office/word/2012/wordml" xmlns:w16cex="http://schemas.microsoft.com/office/word/2018/wordml/cex" xmlns:w16cid="http://schemas.microsoft.com/office/word/2016/wordml/cid" xmlns:w16="http://schemas.microsoft.com/office/word/2018/wordml" xmlns:w16sdtdh="http://schemas.microsoft.com/office/word/2020/wordml/sdtdatahash" xmlns:w16se="http://schemas.microsoft.com/office/word/2015/wordml/symex" xmlns:wpg="http://schemas.microsoft.com/office/word/2010/wordprocessingGroup" xmlns:wpi="http://schemas.microsoft.com/office/word/2010/wordprocessingInk" xmlns:wne="http://schemas.microsoft.com/office/word/2006/wordml" xmlns:wps="http://schemas.microsoft.com/office/word/2010/wordprocessingShape" mc:Ignorable="w14 w15 w16se w16cid w16 w16cex w16sdtdh wp14">
   <w:body>
     <w:p>
       <w:pPr>
         <w:pStyle w:val="Heading1"/>
       </w:pPr>
-      <w:r>
-        <w:t>Mục tiêu:</w:t>
+      <w:proofErr w:type="spellStart"/>
+      <w:r>
+        <w:t>M</w:t>
+      </w:r>
+      <w:r>
+        <w:t>ụ</w:t>
+      </w:r>
+      <w:r>
+        <w:t>c</w:t>
+      </w:r>
+      <w:proofErr w:type="spellEnd"/>
+      <w:r>
+        <w:t xml:space="preserve"> </w:t>
+      </w:r>
+      <w:proofErr w:type="spellStart"/>
+      <w:r>
+        <w:t>tiêu</w:t>
+      </w:r>
+      <w:proofErr w:type="spellEnd"/>
+      <w:r>
+        <w:t>:</w:t>
       </w:r>
     </w:p>
     <w:p>
-      <w:r>
-        <w:t>Kết thúc bài thực hành này bạn có khả năng</w:t>
-      </w:r>
+      <w:proofErr w:type="spellStart"/>
+      <w:r>
+        <w:t>K</w:t>
+      </w:r>
+      <w:r>
+        <w:t>ế</w:t>
+      </w:r>
+      <w:r>
+        <w:t>t</w:t>
+      </w:r>
+      <w:proofErr w:type="spellEnd"/>
+      <w:r>
+        <w:t xml:space="preserve"> </w:t>
+      </w:r>
+      <w:proofErr w:type="spellStart"/>
+      <w:r>
+        <w:t>thúc</w:t>
+      </w:r>
+      <w:proofErr w:type="spellEnd"/>
+      <w:r>
+        <w:t xml:space="preserve"> </w:t>
+      </w:r>
+      <w:proofErr w:type="spellStart"/>
+      <w:r>
+        <w:t>bài</w:t>
+      </w:r>
+      <w:proofErr w:type="spellEnd"/>
+      <w:r>
+        <w:t xml:space="preserve"> th</w:t>
+      </w:r>
+      <w:r>
+        <w:t>ự</w:t>
+      </w:r>
+      <w:r>
+        <w:t xml:space="preserve">c </w:t>
+      </w:r>
+      <w:proofErr w:type="spellStart"/>
+      <w:r>
+        <w:t>hành</w:t>
+      </w:r>
+      <w:proofErr w:type="spellEnd"/>
+      <w:r>
+        <w:t xml:space="preserve"> này </w:t>
+      </w:r>
+      <w:proofErr w:type="spellStart"/>
+      <w:r>
+        <w:t>b</w:t>
+      </w:r>
+      <w:r>
+        <w:t>ạ</w:t>
+      </w:r>
+      <w:r>
+        <w:t>n</w:t>
+      </w:r>
+      <w:proofErr w:type="spellEnd"/>
+      <w:r>
+        <w:t xml:space="preserve"> có </w:t>
+      </w:r>
+      <w:proofErr w:type="spellStart"/>
+      <w:r>
+        <w:t>kh</w:t>
+      </w:r>
+      <w:r>
+        <w:t>ả</w:t>
+      </w:r>
+      <w:proofErr w:type="spellEnd"/>
+      <w:r>
+        <w:t xml:space="preserve"> </w:t>
+      </w:r>
+      <w:proofErr w:type="spellStart"/>
+      <w:r>
+        <w:t>năng</w:t>
+      </w:r>
+      <w:proofErr w:type="spellEnd"/>
     </w:p>
     <w:p>
       <w:pPr>
@@ -29,8 +119,107 @@
           <w:between w:val="nil"/>
         </w:pBdr>
       </w:pPr>
-      <w:r>
-        <w:t>Vận dụng được lý thuyết để thực hiện các bước tạo Test Plan</w:t>
+      <w:proofErr w:type="spellStart"/>
+      <w:r>
+        <w:t>V</w:t>
+      </w:r>
+      <w:r>
+        <w:t>ậ</w:t>
+      </w:r>
+      <w:r>
+        <w:t>n</w:t>
+      </w:r>
+      <w:proofErr w:type="spellEnd"/>
+      <w:r>
+        <w:t xml:space="preserve"> </w:t>
+      </w:r>
+      <w:proofErr w:type="spellStart"/>
+      <w:r>
+        <w:t>d</w:t>
+      </w:r>
+      <w:r>
+        <w:t>ụ</w:t>
+      </w:r>
+      <w:r>
+        <w:t>ng</w:t>
+      </w:r>
+      <w:proofErr w:type="spellEnd"/>
+      <w:r>
+        <w:t xml:space="preserve"> đư</w:t>
+      </w:r>
+      <w:r>
+        <w:t>ợ</w:t>
+      </w:r>
+      <w:r>
+        <w:t xml:space="preserve">c </w:t>
+      </w:r>
+      <w:proofErr w:type="spellStart"/>
+      <w:r>
+        <w:t>lý</w:t>
+      </w:r>
+      <w:proofErr w:type="spellEnd"/>
+      <w:r>
+        <w:t xml:space="preserve"> </w:t>
+      </w:r>
+      <w:proofErr w:type="spellStart"/>
+      <w:r>
+        <w:t>thuy</w:t>
+      </w:r>
+      <w:r>
+        <w:t>ế</w:t>
+      </w:r>
+      <w:r>
+        <w:t>t</w:t>
+      </w:r>
+      <w:proofErr w:type="spellEnd"/>
+      <w:r>
+        <w:t xml:space="preserve"> đ</w:t>
+      </w:r>
+      <w:r>
+        <w:t>ể</w:t>
+      </w:r>
+      <w:r>
+        <w:t xml:space="preserve"> th</w:t>
+      </w:r>
+      <w:r>
+        <w:t>ự</w:t>
+      </w:r>
+      <w:r>
+        <w:t>c hi</w:t>
+      </w:r>
+      <w:r>
+        <w:t>ệ</w:t>
+      </w:r>
+      <w:r>
+        <w:t xml:space="preserve">n các </w:t>
+      </w:r>
+      <w:proofErr w:type="spellStart"/>
+      <w:r>
+        <w:t>bư</w:t>
+      </w:r>
+      <w:r>
+        <w:t>ớ</w:t>
+      </w:r>
+      <w:r>
+        <w:t>c</w:t>
+      </w:r>
+      <w:proofErr w:type="spellEnd"/>
+      <w:r>
+        <w:t xml:space="preserve"> </w:t>
+      </w:r>
+      <w:proofErr w:type="spellStart"/>
+      <w:r>
+        <w:t>t</w:t>
+      </w:r>
+      <w:r>
+        <w:t>ạ</w:t>
+      </w:r>
+      <w:r>
+        <w:t>o</w:t>
+      </w:r>
+      <w:proofErr w:type="spellEnd"/>
+      <w:r>
+        <w:t xml:space="preserve"> Test Plan</w:t>
       </w:r>
     </w:p>
     <w:p>
@@ -38,20 +227,116 @@
         <w:pStyle w:val="Heading1"/>
       </w:pPr>
       <w:r>
-        <w:t>PHẦN I</w:t>
+        <w:t>PH</w:t>
+      </w:r>
+      <w:r>
+        <w:t>Ầ</w:t>
+      </w:r>
+      <w:r>
+        <w:t>N I</w:t>
       </w:r>
     </w:p>
     <w:p>
       <w:pPr>
         <w:pStyle w:val="Heading2"/>
       </w:pPr>
-      <w:r>
-        <w:t>Bài 1 (2 điểm)</w:t>
+      <w:proofErr w:type="spellStart"/>
+      <w:r>
+        <w:t>Bài</w:t>
+      </w:r>
+      <w:proofErr w:type="spellEnd"/>
+      <w:r>
+        <w:t xml:space="preserve"> 1 (2 </w:t>
+      </w:r>
+      <w:proofErr w:type="spellStart"/>
+      <w:r>
+        <w:t>đi</w:t>
+      </w:r>
+      <w:r>
+        <w:t>ể</w:t>
+      </w:r>
+      <w:r>
+        <w:t>m</w:t>
+      </w:r>
+      <w:proofErr w:type="spellEnd"/>
+      <w:r>
+        <w:t>)</w:t>
       </w:r>
     </w:p>
     <w:p>
-      <w:r>
-        <w:t xml:space="preserve">Sản phẩm đang được kiểm thử là trang web trường học </w:t>
+      <w:proofErr w:type="spellStart"/>
+      <w:r>
+        <w:t>S</w:t>
+      </w:r>
+      <w:r>
+        <w:t>ả</w:t>
+      </w:r>
+      <w:r>
+        <w:t>n</w:t>
+      </w:r>
+      <w:proofErr w:type="spellEnd"/>
+      <w:r>
+        <w:t xml:space="preserve"> </w:t>
+      </w:r>
+      <w:proofErr w:type="spellStart"/>
+      <w:r>
+        <w:t>ph</w:t>
+      </w:r>
+      <w:r>
+        <w:t>ẩ</w:t>
+      </w:r>
+      <w:r>
+        <w:t>m</w:t>
+      </w:r>
+      <w:proofErr w:type="spellEnd"/>
+      <w:r>
+        <w:t xml:space="preserve"> đang đư</w:t>
+      </w:r>
+      <w:r>
+        <w:t>ợ</w:t>
+      </w:r>
+      <w:r>
+        <w:t>c ki</w:t>
+      </w:r>
+      <w:r>
+        <w:t>ể</w:t>
+      </w:r>
+      <w:r>
+        <w:t>m th</w:t>
+      </w:r>
+      <w:r>
+        <w:t>ử</w:t>
+      </w:r>
+      <w:r>
+        <w:t xml:space="preserve"> là </w:t>
+      </w:r>
+      <w:proofErr w:type="spellStart"/>
+      <w:r>
+        <w:t>trang</w:t>
+      </w:r>
+      <w:proofErr w:type="spellEnd"/>
+      <w:r>
+        <w:t xml:space="preserve"> web trư</w:t>
+      </w:r>
+      <w:r>
+        <w:t>ờ</w:t>
+      </w:r>
+      <w:r>
+        <w:t xml:space="preserve">ng </w:t>
+      </w:r>
+      <w:proofErr w:type="spellStart"/>
+      <w:r>
+        <w:t>h</w:t>
+      </w:r>
+      <w:r>
+        <w:t>ọ</w:t>
+      </w:r>
+      <w:r>
+        <w:t>c</w:t>
+      </w:r>
+      <w:proofErr w:type="spellEnd"/>
+      <w:r>
+        <w:t xml:space="preserve"> </w:t>
       </w:r>
       <w:hyperlink r:id="rId8">
         <w:r>
@@ -63,20 +348,1333 @@
         </w:r>
       </w:hyperlink>
       <w:r>
-        <w:t>. Bạn hãy nghiên cứu khách hàng và người dùng cuối để biết nhu cầu và mong đợi của họ từ website. Hãy đặt câu hỏi để phân tích website và trả lời câu hỏi đó.</w:t>
+        <w:t xml:space="preserve">. </w:t>
+      </w:r>
+      <w:proofErr w:type="spellStart"/>
+      <w:r>
+        <w:t>B</w:t>
+      </w:r>
+      <w:r>
+        <w:t>ạ</w:t>
+      </w:r>
+      <w:r>
+        <w:t>n</w:t>
+      </w:r>
+      <w:proofErr w:type="spellEnd"/>
+      <w:r>
+        <w:t xml:space="preserve"> </w:t>
+      </w:r>
+      <w:proofErr w:type="spellStart"/>
+      <w:r>
+        <w:t>hãy</w:t>
+      </w:r>
+      <w:proofErr w:type="spellEnd"/>
+      <w:r>
+        <w:t xml:space="preserve"> </w:t>
+      </w:r>
+      <w:proofErr w:type="spellStart"/>
+      <w:r>
+        <w:t>nghiên</w:t>
+      </w:r>
+      <w:proofErr w:type="spellEnd"/>
+      <w:r>
+        <w:t xml:space="preserve"> </w:t>
+      </w:r>
+      <w:proofErr w:type="spellStart"/>
+      <w:r>
+        <w:t>c</w:t>
+      </w:r>
+      <w:r>
+        <w:t>ứ</w:t>
+      </w:r>
+      <w:r>
+        <w:t>u</w:t>
+      </w:r>
+      <w:proofErr w:type="spellEnd"/>
+      <w:r>
+        <w:t xml:space="preserve"> </w:t>
+      </w:r>
+      <w:proofErr w:type="spellStart"/>
+      <w:r>
+        <w:t>khách</w:t>
+      </w:r>
+      <w:proofErr w:type="spellEnd"/>
+      <w:r>
+        <w:t xml:space="preserve"> </w:t>
+      </w:r>
+      <w:proofErr w:type="spellStart"/>
+      <w:r>
+        <w:t>hàng</w:t>
+      </w:r>
+      <w:proofErr w:type="spellEnd"/>
+      <w:r>
+        <w:t xml:space="preserve"> </w:t>
+      </w:r>
+      <w:proofErr w:type="spellStart"/>
+      <w:r>
+        <w:t>và</w:t>
+      </w:r>
+      <w:proofErr w:type="spellEnd"/>
+      <w:r>
+        <w:t xml:space="preserve"> </w:t>
+      </w:r>
+      <w:proofErr w:type="spellStart"/>
+      <w:r>
+        <w:t>ngư</w:t>
+      </w:r>
+      <w:r>
+        <w:t>ờ</w:t>
+      </w:r>
+      <w:r>
+        <w:t>i</w:t>
+      </w:r>
+      <w:proofErr w:type="spellEnd"/>
+      <w:r>
+        <w:t xml:space="preserve"> </w:t>
+      </w:r>
+      <w:proofErr w:type="spellStart"/>
+      <w:r>
+        <w:t>dùng</w:t>
+      </w:r>
+      <w:proofErr w:type="spellEnd"/>
+      <w:r>
+        <w:t xml:space="preserve"> </w:t>
+      </w:r>
+      <w:proofErr w:type="spellStart"/>
+      <w:r>
+        <w:t>cu</w:t>
+      </w:r>
+      <w:r>
+        <w:t>ố</w:t>
+      </w:r>
+      <w:r>
+        <w:t>i</w:t>
+      </w:r>
+      <w:proofErr w:type="spellEnd"/>
+      <w:r>
+        <w:t xml:space="preserve"> đ</w:t>
+      </w:r>
+      <w:r>
+        <w:t>ể</w:t>
+      </w:r>
+      <w:r>
+        <w:t xml:space="preserve"> bi</w:t>
+      </w:r>
+      <w:r>
+        <w:t>ế</w:t>
+      </w:r>
+      <w:r>
+        <w:t xml:space="preserve">t </w:t>
+      </w:r>
+      <w:proofErr w:type="spellStart"/>
+      <w:r>
+        <w:t>nhu</w:t>
+      </w:r>
+      <w:proofErr w:type="spellEnd"/>
+      <w:r>
+        <w:t xml:space="preserve"> </w:t>
+      </w:r>
+      <w:proofErr w:type="spellStart"/>
+      <w:r>
+        <w:t>c</w:t>
+      </w:r>
+      <w:r>
+        <w:t>ầ</w:t>
+      </w:r>
+      <w:r>
+        <w:t>u</w:t>
+      </w:r>
+      <w:proofErr w:type="spellEnd"/>
+      <w:r>
+        <w:t xml:space="preserve"> </w:t>
+      </w:r>
+      <w:proofErr w:type="spellStart"/>
+      <w:r>
+        <w:t>và</w:t>
+      </w:r>
+      <w:proofErr w:type="spellEnd"/>
+      <w:r>
+        <w:t xml:space="preserve"> </w:t>
+      </w:r>
+      <w:proofErr w:type="spellStart"/>
+      <w:r>
+        <w:t>mong</w:t>
+      </w:r>
+      <w:proofErr w:type="spellEnd"/>
+      <w:r>
+        <w:t xml:space="preserve"> </w:t>
+      </w:r>
+      <w:proofErr w:type="spellStart"/>
+      <w:r>
+        <w:t>đ</w:t>
+      </w:r>
+      <w:r>
+        <w:t>ợ</w:t>
+      </w:r>
+      <w:r>
+        <w:t>i</w:t>
+      </w:r>
+      <w:proofErr w:type="spellEnd"/>
+      <w:r>
+        <w:t xml:space="preserve"> c</w:t>
+      </w:r>
+      <w:r>
+        <w:t>ủ</w:t>
+      </w:r>
+      <w:r>
+        <w:t xml:space="preserve">a </w:t>
+      </w:r>
+      <w:proofErr w:type="spellStart"/>
+      <w:r>
+        <w:t>h</w:t>
+      </w:r>
+      <w:r>
+        <w:t>ọ</w:t>
+      </w:r>
+      <w:proofErr w:type="spellEnd"/>
+      <w:r>
+        <w:t xml:space="preserve"> t</w:t>
+      </w:r>
+      <w:r>
+        <w:t>ừ</w:t>
+      </w:r>
+      <w:r>
+        <w:t xml:space="preserve"> website. </w:t>
+      </w:r>
+      <w:proofErr w:type="spellStart"/>
+      <w:r>
+        <w:t>Hãy</w:t>
+      </w:r>
+      <w:proofErr w:type="spellEnd"/>
+      <w:r>
+        <w:t xml:space="preserve"> </w:t>
+      </w:r>
+      <w:proofErr w:type="spellStart"/>
+      <w:r>
+        <w:t>đ</w:t>
+      </w:r>
+      <w:r>
+        <w:t>ặ</w:t>
+      </w:r>
+      <w:r>
+        <w:t>t</w:t>
+      </w:r>
+      <w:proofErr w:type="spellEnd"/>
+      <w:r>
+        <w:t xml:space="preserve"> </w:t>
+      </w:r>
+      <w:proofErr w:type="spellStart"/>
+      <w:r>
+        <w:t>câu</w:t>
+      </w:r>
+      <w:proofErr w:type="spellEnd"/>
+      <w:r>
+        <w:t xml:space="preserve"> </w:t>
+      </w:r>
+      <w:proofErr w:type="spellStart"/>
+      <w:r>
+        <w:t>h</w:t>
+      </w:r>
+      <w:r>
+        <w:t>ỏ</w:t>
+      </w:r>
+      <w:r>
+        <w:t>i</w:t>
+      </w:r>
+      <w:proofErr w:type="spellEnd"/>
+      <w:r>
+        <w:t xml:space="preserve"> đ</w:t>
+      </w:r>
+      <w:r>
+        <w:t>ể</w:t>
+      </w:r>
+      <w:r>
+        <w:t xml:space="preserve"> </w:t>
+      </w:r>
+      <w:proofErr w:type="spellStart"/>
+      <w:r>
+        <w:t>phân</w:t>
+      </w:r>
+      <w:proofErr w:type="spellEnd"/>
+      <w:r>
+        <w:t xml:space="preserve"> </w:t>
+      </w:r>
+      <w:proofErr w:type="spellStart"/>
+      <w:r>
+        <w:t>tích</w:t>
+      </w:r>
+      <w:proofErr w:type="spellEnd"/>
+      <w:r>
+        <w:t xml:space="preserve"> website </w:t>
+      </w:r>
+      <w:proofErr w:type="spellStart"/>
+      <w:r>
+        <w:t>và</w:t>
+      </w:r>
+      <w:proofErr w:type="spellEnd"/>
+      <w:r>
+        <w:t xml:space="preserve"> </w:t>
+      </w:r>
+      <w:proofErr w:type="spellStart"/>
+      <w:r>
+        <w:t>tr</w:t>
+      </w:r>
+      <w:r>
+        <w:t>ả</w:t>
+      </w:r>
+      <w:proofErr w:type="spellEnd"/>
+      <w:r>
+        <w:t xml:space="preserve"> </w:t>
+      </w:r>
+      <w:proofErr w:type="spellStart"/>
+      <w:r>
+        <w:t>l</w:t>
+      </w:r>
+      <w:r>
+        <w:t>ờ</w:t>
+      </w:r>
+      <w:r>
+        <w:t>i</w:t>
+      </w:r>
+      <w:proofErr w:type="spellEnd"/>
+      <w:r>
+        <w:t xml:space="preserve"> </w:t>
+      </w:r>
+      <w:proofErr w:type="spellStart"/>
+      <w:r>
+        <w:t>câu</w:t>
+      </w:r>
+      <w:proofErr w:type="spellEnd"/>
+      <w:r>
+        <w:t xml:space="preserve"> </w:t>
+      </w:r>
+      <w:proofErr w:type="spellStart"/>
+      <w:r>
+        <w:t>h</w:t>
+      </w:r>
+      <w:r>
+        <w:t>ỏ</w:t>
+      </w:r>
+      <w:r>
+        <w:t>i</w:t>
+      </w:r>
+      <w:proofErr w:type="spellEnd"/>
+      <w:r>
+        <w:t xml:space="preserve"> đó.</w:t>
       </w:r>
     </w:p>
     <w:p>
       <w:pPr>
-        <w:pStyle w:val="Heading2"/>
-      </w:pPr>
-      <w:r>
-        <w:t>Bài 2 (2 điểm)</w:t>
+        <w:pStyle w:val="Heading4"/>
+      </w:pPr>
+      <w:r>
+        <w:t xml:space="preserve">1. </w:t>
+      </w:r>
+      <w:proofErr w:type="spellStart"/>
+      <w:r>
+        <w:t>Câu</w:t>
+      </w:r>
+      <w:proofErr w:type="spellEnd"/>
+      <w:r>
+        <w:t xml:space="preserve"> </w:t>
+      </w:r>
+      <w:proofErr w:type="spellStart"/>
+      <w:r>
+        <w:t>hỏi</w:t>
+      </w:r>
+      <w:proofErr w:type="spellEnd"/>
+      <w:r>
+        <w:t>:</w:t>
       </w:r>
     </w:p>
     <w:p>
-      <w:r>
-        <w:t xml:space="preserve">Từ sản phẩm đang được kiểm thử </w:t>
+      <w:pPr>
+        <w:pStyle w:val="NormalWeb"/>
+        <w:numPr>
+          <w:ilvl w:val="0"/>
+          <w:numId w:val="2"/>
+        </w:numPr>
+      </w:pPr>
+      <w:r>
+        <w:t xml:space="preserve">Ai là </w:t>
+      </w:r>
+      <w:proofErr w:type="spellStart"/>
+      <w:r>
+        <w:t>người</w:t>
+      </w:r>
+      <w:proofErr w:type="spellEnd"/>
+      <w:r>
+        <w:t xml:space="preserve"> </w:t>
+      </w:r>
+      <w:proofErr w:type="spellStart"/>
+      <w:r>
+        <w:t>sử</w:t>
+      </w:r>
+      <w:proofErr w:type="spellEnd"/>
+      <w:r>
+        <w:t xml:space="preserve"> </w:t>
+      </w:r>
+      <w:proofErr w:type="spellStart"/>
+      <w:r>
+        <w:t>dụng</w:t>
+      </w:r>
+      <w:proofErr w:type="spellEnd"/>
+      <w:r>
+        <w:t xml:space="preserve"> hệ thống LMS này?</w:t>
+      </w:r>
+    </w:p>
+    <w:p>
+      <w:pPr>
+        <w:pStyle w:val="NormalWeb"/>
+        <w:numPr>
+          <w:ilvl w:val="0"/>
+          <w:numId w:val="2"/>
+        </w:numPr>
+      </w:pPr>
+      <w:proofErr w:type="spellStart"/>
+      <w:r>
+        <w:t>Người</w:t>
+      </w:r>
+      <w:proofErr w:type="spellEnd"/>
+      <w:r>
+        <w:t xml:space="preserve"> </w:t>
+      </w:r>
+      <w:proofErr w:type="spellStart"/>
+      <w:r>
+        <w:t>dùng</w:t>
+      </w:r>
+      <w:proofErr w:type="spellEnd"/>
+      <w:r>
+        <w:t xml:space="preserve"> </w:t>
+      </w:r>
+      <w:proofErr w:type="spellStart"/>
+      <w:r>
+        <w:t>mong</w:t>
+      </w:r>
+      <w:proofErr w:type="spellEnd"/>
+      <w:r>
+        <w:t xml:space="preserve"> </w:t>
+      </w:r>
+      <w:proofErr w:type="spellStart"/>
+      <w:r>
+        <w:t>muốn</w:t>
+      </w:r>
+      <w:proofErr w:type="spellEnd"/>
+      <w:r>
+        <w:t xml:space="preserve"> </w:t>
+      </w:r>
+      <w:proofErr w:type="spellStart"/>
+      <w:r>
+        <w:t>điều</w:t>
+      </w:r>
+      <w:proofErr w:type="spellEnd"/>
+      <w:r>
+        <w:t xml:space="preserve"> gì từ hệ thống?</w:t>
+      </w:r>
+    </w:p>
+    <w:p>
+      <w:pPr>
+        <w:pStyle w:val="NormalWeb"/>
+        <w:numPr>
+          <w:ilvl w:val="0"/>
+          <w:numId w:val="2"/>
+        </w:numPr>
+      </w:pPr>
+      <w:r>
+        <w:t xml:space="preserve">LMS được </w:t>
+      </w:r>
+      <w:proofErr w:type="spellStart"/>
+      <w:r>
+        <w:t>dùng</w:t>
+      </w:r>
+      <w:proofErr w:type="spellEnd"/>
+      <w:r>
+        <w:t xml:space="preserve"> để làm gì?</w:t>
+      </w:r>
+    </w:p>
+    <w:p>
+      <w:pPr>
+        <w:pStyle w:val="NormalWeb"/>
+        <w:numPr>
+          <w:ilvl w:val="0"/>
+          <w:numId w:val="2"/>
+        </w:numPr>
+      </w:pPr>
+      <w:r>
+        <w:t xml:space="preserve">Thiết bị </w:t>
+      </w:r>
+      <w:proofErr w:type="spellStart"/>
+      <w:r>
+        <w:t>nào</w:t>
+      </w:r>
+      <w:proofErr w:type="spellEnd"/>
+      <w:r>
+        <w:t xml:space="preserve"> </w:t>
+      </w:r>
+      <w:proofErr w:type="spellStart"/>
+      <w:r>
+        <w:t>thường</w:t>
+      </w:r>
+      <w:proofErr w:type="spellEnd"/>
+      <w:r>
+        <w:t xml:space="preserve"> được </w:t>
+      </w:r>
+      <w:proofErr w:type="spellStart"/>
+      <w:r>
+        <w:t>dùng</w:t>
+      </w:r>
+      <w:proofErr w:type="spellEnd"/>
+      <w:r>
+        <w:t xml:space="preserve"> để </w:t>
+      </w:r>
+      <w:proofErr w:type="spellStart"/>
+      <w:r>
+        <w:t>truy</w:t>
+      </w:r>
+      <w:proofErr w:type="spellEnd"/>
+      <w:r>
+        <w:t xml:space="preserve"> </w:t>
+      </w:r>
+      <w:proofErr w:type="spellStart"/>
+      <w:r>
+        <w:t>cập</w:t>
+      </w:r>
+      <w:proofErr w:type="spellEnd"/>
+      <w:r>
+        <w:t>?</w:t>
+      </w:r>
+    </w:p>
+    <w:p>
+      <w:pPr>
+        <w:pStyle w:val="NormalWeb"/>
+        <w:numPr>
+          <w:ilvl w:val="0"/>
+          <w:numId w:val="2"/>
+        </w:numPr>
+      </w:pPr>
+      <w:r>
+        <w:t xml:space="preserve">Các vấn đề hiện tại của </w:t>
+      </w:r>
+      <w:proofErr w:type="spellStart"/>
+      <w:r>
+        <w:t>người</w:t>
+      </w:r>
+      <w:proofErr w:type="spellEnd"/>
+      <w:r>
+        <w:t xml:space="preserve"> </w:t>
+      </w:r>
+      <w:proofErr w:type="spellStart"/>
+      <w:r>
+        <w:t>dùng</w:t>
+      </w:r>
+      <w:proofErr w:type="spellEnd"/>
+      <w:r>
+        <w:t xml:space="preserve"> là gì?</w:t>
+      </w:r>
+    </w:p>
+    <w:p>
+      <w:pPr>
+        <w:pStyle w:val="Heading4"/>
+      </w:pPr>
+      <w:r>
+        <w:t xml:space="preserve">2. </w:t>
+      </w:r>
+      <w:proofErr w:type="spellStart"/>
+      <w:r>
+        <w:t>Trả</w:t>
+      </w:r>
+      <w:proofErr w:type="spellEnd"/>
+      <w:r>
+        <w:t xml:space="preserve"> </w:t>
+      </w:r>
+      <w:proofErr w:type="spellStart"/>
+      <w:r>
+        <w:t>lời</w:t>
+      </w:r>
+      <w:proofErr w:type="spellEnd"/>
+      <w:r>
+        <w:t>:</w:t>
+      </w:r>
+    </w:p>
+    <w:p>
+      <w:pPr>
+        <w:pStyle w:val="NormalWeb"/>
+        <w:numPr>
+          <w:ilvl w:val="0"/>
+          <w:numId w:val="3"/>
+        </w:numPr>
+      </w:pPr>
+      <w:proofErr w:type="spellStart"/>
+      <w:r>
+        <w:rPr>
+          <w:rStyle w:val="Strong"/>
+        </w:rPr>
+        <w:t>Người</w:t>
+      </w:r>
+      <w:proofErr w:type="spellEnd"/>
+      <w:r>
+        <w:rPr>
+          <w:rStyle w:val="Strong"/>
+        </w:rPr>
+        <w:t xml:space="preserve"> </w:t>
+      </w:r>
+      <w:proofErr w:type="spellStart"/>
+      <w:r>
+        <w:rPr>
+          <w:rStyle w:val="Strong"/>
+        </w:rPr>
+        <w:t>dùng</w:t>
+      </w:r>
+      <w:proofErr w:type="spellEnd"/>
+      <w:r>
+        <w:rPr>
+          <w:rStyle w:val="Strong"/>
+        </w:rPr>
+        <w:t xml:space="preserve"> chính:</w:t>
+      </w:r>
+      <w:r>
+        <w:t xml:space="preserve"> </w:t>
+      </w:r>
+      <w:proofErr w:type="spellStart"/>
+      <w:r>
+        <w:t>Sinh</w:t>
+      </w:r>
+      <w:proofErr w:type="spellEnd"/>
+      <w:r>
+        <w:t xml:space="preserve"> </w:t>
+      </w:r>
+      <w:proofErr w:type="spellStart"/>
+      <w:r>
+        <w:t>viên</w:t>
+      </w:r>
+      <w:proofErr w:type="spellEnd"/>
+      <w:r>
+        <w:t xml:space="preserve">, </w:t>
+      </w:r>
+      <w:proofErr w:type="spellStart"/>
+      <w:r>
+        <w:t>giảng</w:t>
+      </w:r>
+      <w:proofErr w:type="spellEnd"/>
+      <w:r>
+        <w:t xml:space="preserve"> </w:t>
+      </w:r>
+      <w:proofErr w:type="spellStart"/>
+      <w:r>
+        <w:t>viên</w:t>
+      </w:r>
+      <w:proofErr w:type="spellEnd"/>
+      <w:r>
+        <w:t xml:space="preserve"> </w:t>
+      </w:r>
+      <w:proofErr w:type="spellStart"/>
+      <w:r>
+        <w:t>và</w:t>
+      </w:r>
+      <w:proofErr w:type="spellEnd"/>
+      <w:r>
+        <w:t xml:space="preserve"> </w:t>
+      </w:r>
+      <w:proofErr w:type="spellStart"/>
+      <w:r>
+        <w:t>quản</w:t>
+      </w:r>
+      <w:proofErr w:type="spellEnd"/>
+      <w:r>
+        <w:t xml:space="preserve"> </w:t>
+      </w:r>
+      <w:proofErr w:type="spellStart"/>
+      <w:r>
+        <w:t>trị</w:t>
+      </w:r>
+      <w:proofErr w:type="spellEnd"/>
+      <w:r>
+        <w:t xml:space="preserve"> </w:t>
+      </w:r>
+      <w:proofErr w:type="spellStart"/>
+      <w:r>
+        <w:t>viên</w:t>
+      </w:r>
+      <w:proofErr w:type="spellEnd"/>
+      <w:r>
+        <w:t xml:space="preserve"> tại FPT Polytechnic.</w:t>
+      </w:r>
+    </w:p>
+    <w:p>
+      <w:pPr>
+        <w:pStyle w:val="NormalWeb"/>
+        <w:numPr>
+          <w:ilvl w:val="0"/>
+          <w:numId w:val="3"/>
+        </w:numPr>
+      </w:pPr>
+      <w:proofErr w:type="spellStart"/>
+      <w:r>
+        <w:rPr>
+          <w:rStyle w:val="Strong"/>
+        </w:rPr>
+        <w:t>Nhu</w:t>
+      </w:r>
+      <w:proofErr w:type="spellEnd"/>
+      <w:r>
+        <w:rPr>
+          <w:rStyle w:val="Strong"/>
+        </w:rPr>
+        <w:t xml:space="preserve"> </w:t>
+      </w:r>
+      <w:proofErr w:type="spellStart"/>
+      <w:r>
+        <w:rPr>
+          <w:rStyle w:val="Strong"/>
+        </w:rPr>
+        <w:t>cầu</w:t>
+      </w:r>
+      <w:proofErr w:type="spellEnd"/>
+      <w:r>
+        <w:rPr>
+          <w:rStyle w:val="Strong"/>
+        </w:rPr>
+        <w:t xml:space="preserve"> chính:</w:t>
+      </w:r>
+      <w:r>
+        <w:t xml:space="preserve"> </w:t>
+      </w:r>
+      <w:proofErr w:type="spellStart"/>
+      <w:r>
+        <w:t>Truy</w:t>
+      </w:r>
+      <w:proofErr w:type="spellEnd"/>
+      <w:r>
+        <w:t xml:space="preserve"> </w:t>
+      </w:r>
+      <w:proofErr w:type="spellStart"/>
+      <w:r>
+        <w:t>cập</w:t>
+      </w:r>
+      <w:proofErr w:type="spellEnd"/>
+      <w:r>
+        <w:t xml:space="preserve"> </w:t>
+      </w:r>
+      <w:proofErr w:type="spellStart"/>
+      <w:r>
+        <w:t>nhanh</w:t>
+      </w:r>
+      <w:proofErr w:type="spellEnd"/>
+      <w:r>
+        <w:t xml:space="preserve"> – </w:t>
+      </w:r>
+      <w:proofErr w:type="spellStart"/>
+      <w:r>
+        <w:t>ổn</w:t>
+      </w:r>
+      <w:proofErr w:type="spellEnd"/>
+      <w:r>
+        <w:t xml:space="preserve"> định, </w:t>
+      </w:r>
+      <w:proofErr w:type="spellStart"/>
+      <w:r>
+        <w:t>dễ</w:t>
+      </w:r>
+      <w:proofErr w:type="spellEnd"/>
+      <w:r>
+        <w:t xml:space="preserve"> </w:t>
+      </w:r>
+      <w:proofErr w:type="spellStart"/>
+      <w:r>
+        <w:t>tìm</w:t>
+      </w:r>
+      <w:proofErr w:type="spellEnd"/>
+      <w:r>
+        <w:t xml:space="preserve"> </w:t>
+      </w:r>
+      <w:proofErr w:type="spellStart"/>
+      <w:r>
+        <w:t>tài</w:t>
+      </w:r>
+      <w:proofErr w:type="spellEnd"/>
+      <w:r>
+        <w:t xml:space="preserve"> </w:t>
+      </w:r>
+      <w:proofErr w:type="spellStart"/>
+      <w:r>
+        <w:t>liệu</w:t>
+      </w:r>
+      <w:proofErr w:type="spellEnd"/>
+      <w:r>
+        <w:t xml:space="preserve"> –</w:t>
+      </w:r>
+      <w:r>
+        <w:t xml:space="preserve"> </w:t>
+      </w:r>
+      <w:proofErr w:type="spellStart"/>
+      <w:r>
+        <w:t>nộp</w:t>
+      </w:r>
+      <w:proofErr w:type="spellEnd"/>
+      <w:r>
+        <w:t xml:space="preserve"> </w:t>
+      </w:r>
+      <w:proofErr w:type="spellStart"/>
+      <w:r>
+        <w:t>bài</w:t>
+      </w:r>
+      <w:proofErr w:type="spellEnd"/>
+      <w:r>
+        <w:t xml:space="preserve"> </w:t>
+      </w:r>
+      <w:proofErr w:type="spellStart"/>
+      <w:r>
+        <w:t>dễ</w:t>
+      </w:r>
+      <w:proofErr w:type="spellEnd"/>
+      <w:r>
+        <w:t xml:space="preserve"> </w:t>
+      </w:r>
+      <w:proofErr w:type="spellStart"/>
+      <w:r>
+        <w:t>dàng</w:t>
+      </w:r>
+      <w:proofErr w:type="spellEnd"/>
+      <w:r>
+        <w:t xml:space="preserve">, </w:t>
+      </w:r>
+      <w:proofErr w:type="spellStart"/>
+      <w:r>
+        <w:t>điểm</w:t>
+      </w:r>
+      <w:proofErr w:type="spellEnd"/>
+      <w:r>
+        <w:t xml:space="preserve"> </w:t>
+      </w:r>
+      <w:proofErr w:type="spellStart"/>
+      <w:r>
+        <w:t>số</w:t>
+      </w:r>
+      <w:proofErr w:type="spellEnd"/>
+      <w:r>
+        <w:t xml:space="preserve"> </w:t>
+      </w:r>
+      <w:proofErr w:type="spellStart"/>
+      <w:r>
+        <w:t>minh</w:t>
+      </w:r>
+      <w:proofErr w:type="spellEnd"/>
+      <w:r>
+        <w:t xml:space="preserve"> </w:t>
+      </w:r>
+      <w:proofErr w:type="spellStart"/>
+      <w:r>
+        <w:t>bạch</w:t>
+      </w:r>
+      <w:proofErr w:type="spellEnd"/>
+      <w:r>
+        <w:t>.</w:t>
+      </w:r>
+    </w:p>
+    <w:p>
+      <w:pPr>
+        <w:pStyle w:val="NormalWeb"/>
+        <w:numPr>
+          <w:ilvl w:val="0"/>
+          <w:numId w:val="3"/>
+        </w:numPr>
+      </w:pPr>
+      <w:proofErr w:type="spellStart"/>
+      <w:r>
+        <w:rPr>
+          <w:rStyle w:val="Strong"/>
+        </w:rPr>
+        <w:t>Chức</w:t>
+      </w:r>
+      <w:proofErr w:type="spellEnd"/>
+      <w:r>
+        <w:rPr>
+          <w:rStyle w:val="Strong"/>
+        </w:rPr>
+        <w:t xml:space="preserve"> </w:t>
+      </w:r>
+      <w:proofErr w:type="spellStart"/>
+      <w:r>
+        <w:rPr>
+          <w:rStyle w:val="Strong"/>
+        </w:rPr>
+        <w:t>năng</w:t>
+      </w:r>
+      <w:proofErr w:type="spellEnd"/>
+      <w:r>
+        <w:rPr>
+          <w:rStyle w:val="Strong"/>
+        </w:rPr>
+        <w:t xml:space="preserve"> chính:</w:t>
+      </w:r>
+      <w:r>
+        <w:t xml:space="preserve"> </w:t>
+      </w:r>
+      <w:proofErr w:type="spellStart"/>
+      <w:r>
+        <w:t>T</w:t>
+      </w:r>
+      <w:r>
+        <w:t>ài</w:t>
+      </w:r>
+      <w:proofErr w:type="spellEnd"/>
+      <w:r>
+        <w:t xml:space="preserve"> </w:t>
+      </w:r>
+      <w:proofErr w:type="spellStart"/>
+      <w:r>
+        <w:t>liệu</w:t>
+      </w:r>
+      <w:proofErr w:type="spellEnd"/>
+      <w:r>
+        <w:t xml:space="preserve"> </w:t>
+      </w:r>
+      <w:proofErr w:type="spellStart"/>
+      <w:r>
+        <w:t>môn</w:t>
+      </w:r>
+      <w:proofErr w:type="spellEnd"/>
+      <w:r>
+        <w:t xml:space="preserve"> </w:t>
+      </w:r>
+      <w:proofErr w:type="spellStart"/>
+      <w:r>
+        <w:t>học</w:t>
+      </w:r>
+      <w:proofErr w:type="spellEnd"/>
+      <w:r>
+        <w:t xml:space="preserve">, </w:t>
+      </w:r>
+      <w:proofErr w:type="spellStart"/>
+      <w:r>
+        <w:t>nộp</w:t>
+      </w:r>
+      <w:proofErr w:type="spellEnd"/>
+      <w:r>
+        <w:t xml:space="preserve"> </w:t>
+      </w:r>
+      <w:proofErr w:type="spellStart"/>
+      <w:r>
+        <w:t>bài</w:t>
+      </w:r>
+      <w:proofErr w:type="spellEnd"/>
+      <w:r>
+        <w:t xml:space="preserve">, </w:t>
+      </w:r>
+      <w:proofErr w:type="spellStart"/>
+      <w:r>
+        <w:t>lưu</w:t>
+      </w:r>
+      <w:proofErr w:type="spellEnd"/>
+      <w:r>
+        <w:t xml:space="preserve"> </w:t>
+      </w:r>
+      <w:proofErr w:type="spellStart"/>
+      <w:r>
+        <w:t>trữ</w:t>
+      </w:r>
+      <w:proofErr w:type="spellEnd"/>
+      <w:r>
+        <w:t xml:space="preserve"> </w:t>
+      </w:r>
+      <w:proofErr w:type="spellStart"/>
+      <w:r>
+        <w:t>bài</w:t>
+      </w:r>
+      <w:proofErr w:type="spellEnd"/>
+    </w:p>
+    <w:p>
+      <w:pPr>
+        <w:pStyle w:val="NormalWeb"/>
+        <w:numPr>
+          <w:ilvl w:val="0"/>
+          <w:numId w:val="3"/>
+        </w:numPr>
+      </w:pPr>
+      <w:proofErr w:type="spellStart"/>
+      <w:r>
+        <w:rPr>
+          <w:rStyle w:val="Strong"/>
+        </w:rPr>
+        <w:t>Truy</w:t>
+      </w:r>
+      <w:proofErr w:type="spellEnd"/>
+      <w:r>
+        <w:rPr>
+          <w:rStyle w:val="Strong"/>
+        </w:rPr>
+        <w:t xml:space="preserve"> </w:t>
+      </w:r>
+      <w:proofErr w:type="spellStart"/>
+      <w:r>
+        <w:rPr>
+          <w:rStyle w:val="Strong"/>
+        </w:rPr>
+        <w:t>cập</w:t>
+      </w:r>
+      <w:proofErr w:type="spellEnd"/>
+      <w:r>
+        <w:rPr>
+          <w:rStyle w:val="Strong"/>
+        </w:rPr>
+        <w:t xml:space="preserve"> </w:t>
+      </w:r>
+      <w:proofErr w:type="spellStart"/>
+      <w:r>
+        <w:rPr>
+          <w:rStyle w:val="Strong"/>
+        </w:rPr>
+        <w:t>bằng</w:t>
+      </w:r>
+      <w:proofErr w:type="spellEnd"/>
+      <w:r>
+        <w:rPr>
+          <w:rStyle w:val="Strong"/>
+        </w:rPr>
+        <w:t>:</w:t>
+      </w:r>
+      <w:r>
+        <w:t xml:space="preserve"> Máy </w:t>
+      </w:r>
+      <w:proofErr w:type="spellStart"/>
+      <w:r>
+        <w:t>tính</w:t>
+      </w:r>
+      <w:proofErr w:type="spellEnd"/>
+      <w:r>
+        <w:t xml:space="preserve">, </w:t>
+      </w:r>
+      <w:proofErr w:type="spellStart"/>
+      <w:r>
+        <w:t>điện</w:t>
+      </w:r>
+      <w:proofErr w:type="spellEnd"/>
+      <w:r>
+        <w:t xml:space="preserve"> </w:t>
+      </w:r>
+      <w:proofErr w:type="spellStart"/>
+      <w:r>
+        <w:t>thoại</w:t>
+      </w:r>
+      <w:proofErr w:type="spellEnd"/>
+      <w:r>
+        <w:t xml:space="preserve"> di độn</w:t>
+      </w:r>
+      <w:r>
+        <w:t xml:space="preserve">g, </w:t>
+      </w:r>
+      <w:proofErr w:type="spellStart"/>
+      <w:r>
+        <w:t>hoặc</w:t>
+      </w:r>
+      <w:proofErr w:type="spellEnd"/>
+      <w:r>
+        <w:t xml:space="preserve"> qua </w:t>
+      </w:r>
+      <w:proofErr w:type="spellStart"/>
+      <w:r>
+        <w:t>ứng</w:t>
+      </w:r>
+      <w:proofErr w:type="spellEnd"/>
+      <w:r>
+        <w:t xml:space="preserve"> </w:t>
+      </w:r>
+      <w:proofErr w:type="spellStart"/>
+      <w:r>
+        <w:t>dụng</w:t>
+      </w:r>
+      <w:proofErr w:type="spellEnd"/>
+      <w:r>
+        <w:t xml:space="preserve"> SEB</w:t>
+      </w:r>
+    </w:p>
+    <w:p>
+      <w:pPr>
+        <w:pStyle w:val="NormalWeb"/>
+        <w:numPr>
+          <w:ilvl w:val="0"/>
+          <w:numId w:val="3"/>
+        </w:numPr>
+      </w:pPr>
+      <w:r>
+        <w:rPr>
+          <w:rStyle w:val="Strong"/>
+        </w:rPr>
+        <w:t xml:space="preserve">Vấn đề </w:t>
+      </w:r>
+      <w:proofErr w:type="spellStart"/>
+      <w:r>
+        <w:rPr>
+          <w:rStyle w:val="Strong"/>
+        </w:rPr>
+        <w:t>người</w:t>
+      </w:r>
+      <w:proofErr w:type="spellEnd"/>
+      <w:r>
+        <w:rPr>
+          <w:rStyle w:val="Strong"/>
+        </w:rPr>
+        <w:t xml:space="preserve"> </w:t>
+      </w:r>
+      <w:proofErr w:type="spellStart"/>
+      <w:r>
+        <w:rPr>
+          <w:rStyle w:val="Strong"/>
+        </w:rPr>
+        <w:t>dùng</w:t>
+      </w:r>
+      <w:proofErr w:type="spellEnd"/>
+      <w:r>
+        <w:rPr>
+          <w:rStyle w:val="Strong"/>
+        </w:rPr>
+        <w:t xml:space="preserve"> </w:t>
+      </w:r>
+      <w:proofErr w:type="spellStart"/>
+      <w:r>
+        <w:rPr>
+          <w:rStyle w:val="Strong"/>
+        </w:rPr>
+        <w:t>gặp</w:t>
+      </w:r>
+      <w:proofErr w:type="spellEnd"/>
+      <w:r>
+        <w:rPr>
+          <w:rStyle w:val="Strong"/>
+        </w:rPr>
+        <w:t xml:space="preserve"> phải:</w:t>
+      </w:r>
+    </w:p>
+    <w:p>
+      <w:pPr>
+        <w:pStyle w:val="NormalWeb"/>
+        <w:numPr>
+          <w:ilvl w:val="1"/>
+          <w:numId w:val="3"/>
+        </w:numPr>
+      </w:pPr>
+      <w:proofErr w:type="spellStart"/>
+      <w:r>
+        <w:t>Một</w:t>
+      </w:r>
+      <w:proofErr w:type="spellEnd"/>
+      <w:r>
+        <w:t xml:space="preserve"> </w:t>
+      </w:r>
+      <w:proofErr w:type="spellStart"/>
+      <w:r>
+        <w:t>số</w:t>
+      </w:r>
+      <w:proofErr w:type="spellEnd"/>
+      <w:r>
+        <w:t xml:space="preserve"> </w:t>
+      </w:r>
+      <w:proofErr w:type="spellStart"/>
+      <w:r>
+        <w:t>liên</w:t>
+      </w:r>
+      <w:proofErr w:type="spellEnd"/>
+      <w:r>
+        <w:t xml:space="preserve"> </w:t>
+      </w:r>
+      <w:proofErr w:type="spellStart"/>
+      <w:r>
+        <w:t>kết</w:t>
+      </w:r>
+      <w:proofErr w:type="spellEnd"/>
+      <w:r>
+        <w:t xml:space="preserve"> </w:t>
+      </w:r>
+      <w:proofErr w:type="spellStart"/>
+      <w:r>
+        <w:t>tài</w:t>
+      </w:r>
+      <w:proofErr w:type="spellEnd"/>
+      <w:r>
+        <w:t xml:space="preserve"> </w:t>
+      </w:r>
+      <w:proofErr w:type="spellStart"/>
+      <w:r>
+        <w:t>liệu</w:t>
+      </w:r>
+      <w:proofErr w:type="spellEnd"/>
+      <w:r>
+        <w:t xml:space="preserve"> bị </w:t>
+      </w:r>
+      <w:proofErr w:type="spellStart"/>
+      <w:r>
+        <w:t>lỗi</w:t>
+      </w:r>
+      <w:proofErr w:type="spellEnd"/>
+    </w:p>
+    <w:p>
+      <w:pPr>
+        <w:pStyle w:val="NormalWeb"/>
+        <w:numPr>
+          <w:ilvl w:val="1"/>
+          <w:numId w:val="3"/>
+        </w:numPr>
+      </w:pPr>
+      <w:r>
+        <w:t xml:space="preserve">Không </w:t>
+      </w:r>
+      <w:proofErr w:type="spellStart"/>
+      <w:r>
+        <w:t>nộp</w:t>
+      </w:r>
+      <w:proofErr w:type="spellEnd"/>
+      <w:r>
+        <w:t xml:space="preserve"> </w:t>
+      </w:r>
+      <w:proofErr w:type="spellStart"/>
+      <w:r>
+        <w:t>bài</w:t>
+      </w:r>
+      <w:proofErr w:type="spellEnd"/>
+      <w:r>
+        <w:t xml:space="preserve"> được</w:t>
+      </w:r>
+    </w:p>
+    <w:p>
+      <w:pPr>
+        <w:pStyle w:val="NormalWeb"/>
+        <w:numPr>
+          <w:ilvl w:val="1"/>
+          <w:numId w:val="3"/>
+        </w:numPr>
+      </w:pPr>
+      <w:r>
+        <w:t xml:space="preserve">Không </w:t>
+      </w:r>
+      <w:proofErr w:type="spellStart"/>
+      <w:r>
+        <w:t>cập</w:t>
+      </w:r>
+      <w:proofErr w:type="spellEnd"/>
+      <w:r>
+        <w:t xml:space="preserve"> </w:t>
+      </w:r>
+      <w:proofErr w:type="spellStart"/>
+      <w:r>
+        <w:t>nhật</w:t>
+      </w:r>
+      <w:proofErr w:type="spellEnd"/>
+      <w:r>
+        <w:t xml:space="preserve"> </w:t>
+      </w:r>
+      <w:proofErr w:type="spellStart"/>
+      <w:r>
+        <w:t>trạng</w:t>
+      </w:r>
+      <w:proofErr w:type="spellEnd"/>
+      <w:r>
+        <w:t xml:space="preserve"> </w:t>
+      </w:r>
+      <w:proofErr w:type="spellStart"/>
+      <w:r>
+        <w:t>thái</w:t>
+      </w:r>
+      <w:proofErr w:type="spellEnd"/>
+      <w:r>
+        <w:t xml:space="preserve"> </w:t>
+      </w:r>
+      <w:proofErr w:type="spellStart"/>
+      <w:r>
+        <w:t>nộp</w:t>
+      </w:r>
+      <w:proofErr w:type="spellEnd"/>
+      <w:r>
+        <w:t xml:space="preserve"> </w:t>
+      </w:r>
+      <w:proofErr w:type="spellStart"/>
+      <w:r>
+        <w:t>bài</w:t>
+      </w:r>
+      <w:proofErr w:type="spellEnd"/>
+    </w:p>
+    <w:p/>
+    <w:p>
+      <w:pPr>
+        <w:pStyle w:val="Heading2"/>
+      </w:pPr>
+      <w:proofErr w:type="spellStart"/>
+      <w:r>
+        <w:t>Bài</w:t>
+      </w:r>
+      <w:proofErr w:type="spellEnd"/>
+      <w:r>
+        <w:t xml:space="preserve"> 2 (2 </w:t>
+      </w:r>
+      <w:proofErr w:type="spellStart"/>
+      <w:r>
+        <w:t>đi</w:t>
+      </w:r>
+      <w:r>
+        <w:t>ể</w:t>
+      </w:r>
+      <w:r>
+        <w:t>m</w:t>
+      </w:r>
+      <w:proofErr w:type="spellEnd"/>
+      <w:r>
+        <w:t>)</w:t>
+      </w:r>
+    </w:p>
+    <w:p>
+      <w:r>
+        <w:t>T</w:t>
+      </w:r>
+      <w:r>
+        <w:t>ừ</w:t>
+      </w:r>
+      <w:r>
+        <w:t xml:space="preserve"> </w:t>
+      </w:r>
+      <w:proofErr w:type="spellStart"/>
+      <w:r>
+        <w:t>s</w:t>
+      </w:r>
+      <w:r>
+        <w:t>ả</w:t>
+      </w:r>
+      <w:r>
+        <w:t>n</w:t>
+      </w:r>
+      <w:proofErr w:type="spellEnd"/>
+      <w:r>
+        <w:t xml:space="preserve"> </w:t>
+      </w:r>
+      <w:proofErr w:type="spellStart"/>
+      <w:r>
+        <w:t>ph</w:t>
+      </w:r>
+      <w:r>
+        <w:t>ẩ</w:t>
+      </w:r>
+      <w:r>
+        <w:t>m</w:t>
+      </w:r>
+      <w:proofErr w:type="spellEnd"/>
+      <w:r>
+        <w:t xml:space="preserve"> đang đư</w:t>
+      </w:r>
+      <w:r>
+        <w:t>ợ</w:t>
+      </w:r>
+      <w:r>
+        <w:t>c ki</w:t>
+      </w:r>
+      <w:r>
+        <w:t>ể</w:t>
+      </w:r>
+      <w:r>
+        <w:t>m th</w:t>
+      </w:r>
+      <w:r>
+        <w:t>ử</w:t>
+      </w:r>
+      <w:r>
+        <w:t xml:space="preserve"> </w:t>
       </w:r>
       <w:hyperlink r:id="rId9">
         <w:r>
@@ -88,54 +1686,1738 @@
         </w:r>
       </w:hyperlink>
       <w:r>
-        <w:t>. Hãy nêu các bước để thiết kế chiến lược sản phẩm và từng bước hãy xác định mục tiêu của từng bước.</w:t>
+        <w:t xml:space="preserve">. </w:t>
+      </w:r>
+      <w:proofErr w:type="spellStart"/>
+      <w:r>
+        <w:t>Hãy</w:t>
+      </w:r>
+      <w:proofErr w:type="spellEnd"/>
+      <w:r>
+        <w:t xml:space="preserve"> </w:t>
+      </w:r>
+      <w:proofErr w:type="spellStart"/>
+      <w:r>
+        <w:t>nêu</w:t>
+      </w:r>
+      <w:proofErr w:type="spellEnd"/>
+      <w:r>
+        <w:t xml:space="preserve"> các </w:t>
+      </w:r>
+      <w:proofErr w:type="spellStart"/>
+      <w:r>
+        <w:t>bư</w:t>
+      </w:r>
+      <w:r>
+        <w:t>ớ</w:t>
+      </w:r>
+      <w:r>
+        <w:t>c</w:t>
+      </w:r>
+      <w:proofErr w:type="spellEnd"/>
+      <w:r>
+        <w:t xml:space="preserve"> đ</w:t>
+      </w:r>
+      <w:r>
+        <w:t>ể</w:t>
+      </w:r>
+      <w:r>
+        <w:t xml:space="preserve"> thi</w:t>
+      </w:r>
+      <w:r>
+        <w:t>ế</w:t>
+      </w:r>
+      <w:r>
+        <w:t xml:space="preserve">t </w:t>
+      </w:r>
+      <w:proofErr w:type="spellStart"/>
+      <w:r>
+        <w:t>k</w:t>
+      </w:r>
+      <w:r>
+        <w:t>ế</w:t>
+      </w:r>
+      <w:proofErr w:type="spellEnd"/>
+      <w:r>
+        <w:t xml:space="preserve"> </w:t>
+      </w:r>
+      <w:proofErr w:type="spellStart"/>
+      <w:r>
+        <w:t>chi</w:t>
+      </w:r>
+      <w:r>
+        <w:t>ế</w:t>
+      </w:r>
+      <w:r>
+        <w:t>n</w:t>
+      </w:r>
+      <w:proofErr w:type="spellEnd"/>
+      <w:r>
+        <w:t xml:space="preserve"> </w:t>
+      </w:r>
+      <w:proofErr w:type="spellStart"/>
+      <w:r>
+        <w:t>lư</w:t>
+      </w:r>
+      <w:r>
+        <w:t>ợ</w:t>
+      </w:r>
+      <w:r>
+        <w:t>c</w:t>
+      </w:r>
+      <w:proofErr w:type="spellEnd"/>
+      <w:r>
+        <w:t xml:space="preserve"> </w:t>
+      </w:r>
+      <w:proofErr w:type="spellStart"/>
+      <w:r>
+        <w:t>s</w:t>
+      </w:r>
+      <w:r>
+        <w:t>ả</w:t>
+      </w:r>
+      <w:r>
+        <w:t>n</w:t>
+      </w:r>
+      <w:proofErr w:type="spellEnd"/>
+      <w:r>
+        <w:t xml:space="preserve"> </w:t>
+      </w:r>
+      <w:proofErr w:type="spellStart"/>
+      <w:r>
+        <w:t>ph</w:t>
+      </w:r>
+      <w:r>
+        <w:t>ẩ</w:t>
+      </w:r>
+      <w:r>
+        <w:t>m</w:t>
+      </w:r>
+      <w:proofErr w:type="spellEnd"/>
+      <w:r>
+        <w:t xml:space="preserve"> </w:t>
+      </w:r>
+      <w:proofErr w:type="spellStart"/>
+      <w:r>
+        <w:t>và</w:t>
+      </w:r>
+      <w:proofErr w:type="spellEnd"/>
+      <w:r>
+        <w:t xml:space="preserve"> </w:t>
+      </w:r>
+      <w:proofErr w:type="spellStart"/>
+      <w:r>
+        <w:t>t</w:t>
+      </w:r>
+      <w:r>
+        <w:t>ừ</w:t>
+      </w:r>
+      <w:r>
+        <w:t>ng</w:t>
+      </w:r>
+      <w:proofErr w:type="spellEnd"/>
+      <w:r>
+        <w:t xml:space="preserve"> </w:t>
+      </w:r>
+      <w:proofErr w:type="spellStart"/>
+      <w:r>
+        <w:t>bư</w:t>
+      </w:r>
+      <w:r>
+        <w:t>ớ</w:t>
+      </w:r>
+      <w:r>
+        <w:t>c</w:t>
+      </w:r>
+      <w:proofErr w:type="spellEnd"/>
+      <w:r>
+        <w:t xml:space="preserve"> </w:t>
+      </w:r>
+      <w:proofErr w:type="spellStart"/>
+      <w:r>
+        <w:t>hãy</w:t>
+      </w:r>
+      <w:proofErr w:type="spellEnd"/>
+      <w:r>
+        <w:t xml:space="preserve"> </w:t>
+      </w:r>
+      <w:proofErr w:type="spellStart"/>
+      <w:r>
+        <w:t>xác</w:t>
+      </w:r>
+      <w:proofErr w:type="spellEnd"/>
+      <w:r>
+        <w:t xml:space="preserve"> đ</w:t>
+      </w:r>
+      <w:r>
+        <w:t>ị</w:t>
+      </w:r>
+      <w:r>
+        <w:t xml:space="preserve">nh </w:t>
+      </w:r>
+      <w:proofErr w:type="spellStart"/>
+      <w:r>
+        <w:t>m</w:t>
+      </w:r>
+      <w:r>
+        <w:t>ụ</w:t>
+      </w:r>
+      <w:r>
+        <w:t>c</w:t>
+      </w:r>
+      <w:proofErr w:type="spellEnd"/>
+      <w:r>
+        <w:t xml:space="preserve"> </w:t>
+      </w:r>
+      <w:proofErr w:type="spellStart"/>
+      <w:r>
+        <w:t>tiêu</w:t>
+      </w:r>
+      <w:proofErr w:type="spellEnd"/>
+      <w:r>
+        <w:t xml:space="preserve"> c</w:t>
+      </w:r>
+      <w:r>
+        <w:t>ủ</w:t>
+      </w:r>
+      <w:r>
+        <w:t xml:space="preserve">a </w:t>
+      </w:r>
+      <w:proofErr w:type="spellStart"/>
+      <w:r>
+        <w:t>t</w:t>
+      </w:r>
+      <w:r>
+        <w:t>ừ</w:t>
+      </w:r>
+      <w:r>
+        <w:t>ng</w:t>
+      </w:r>
+      <w:proofErr w:type="spellEnd"/>
+      <w:r>
+        <w:t xml:space="preserve"> </w:t>
+      </w:r>
+      <w:proofErr w:type="spellStart"/>
+      <w:r>
+        <w:t>bư</w:t>
+      </w:r>
+      <w:r>
+        <w:t>ớ</w:t>
+      </w:r>
+      <w:r>
+        <w:t>c</w:t>
+      </w:r>
+      <w:proofErr w:type="spellEnd"/>
+      <w:r>
+        <w:t>.</w:t>
       </w:r>
     </w:p>
     <w:p>
       <w:pPr>
-        <w:pStyle w:val="Heading2"/>
-      </w:pPr>
-      <w:r>
-        <w:t>Bài 3 (1 điểm)</w:t>
+        <w:pStyle w:val="ListParagraph"/>
+        <w:numPr>
+          <w:ilvl w:val="0"/>
+          <w:numId w:val="4"/>
+        </w:numPr>
+      </w:pPr>
+      <w:proofErr w:type="spellStart"/>
+      <w:r>
+        <w:t>Phân</w:t>
+      </w:r>
+      <w:proofErr w:type="spellEnd"/>
+      <w:r>
+        <w:t xml:space="preserve"> </w:t>
+      </w:r>
+      <w:proofErr w:type="spellStart"/>
+      <w:r>
+        <w:t>tích</w:t>
+      </w:r>
+      <w:proofErr w:type="spellEnd"/>
+      <w:r>
+        <w:t xml:space="preserve"> </w:t>
+      </w:r>
+      <w:proofErr w:type="spellStart"/>
+      <w:r>
+        <w:t>sản</w:t>
+      </w:r>
+      <w:proofErr w:type="spellEnd"/>
+      <w:r>
+        <w:t xml:space="preserve"> </w:t>
+      </w:r>
+      <w:proofErr w:type="spellStart"/>
+      <w:r>
+        <w:t>phẩm</w:t>
+      </w:r>
+      <w:proofErr w:type="spellEnd"/>
+      <w:r>
+        <w:t>, h</w:t>
+      </w:r>
+      <w:r>
+        <w:t xml:space="preserve">iểu rõ </w:t>
+      </w:r>
+      <w:proofErr w:type="spellStart"/>
+      <w:r>
+        <w:t>chức</w:t>
+      </w:r>
+      <w:proofErr w:type="spellEnd"/>
+      <w:r>
+        <w:t xml:space="preserve"> </w:t>
+      </w:r>
+      <w:proofErr w:type="spellStart"/>
+      <w:r>
+        <w:t>năng</w:t>
+      </w:r>
+      <w:proofErr w:type="spellEnd"/>
+      <w:r>
+        <w:t xml:space="preserve">, quy trình </w:t>
+      </w:r>
+      <w:proofErr w:type="spellStart"/>
+      <w:r>
+        <w:t>và</w:t>
+      </w:r>
+      <w:proofErr w:type="spellEnd"/>
+      <w:r>
+        <w:t xml:space="preserve"> </w:t>
+      </w:r>
+      <w:proofErr w:type="spellStart"/>
+      <w:r>
+        <w:t>người</w:t>
+      </w:r>
+      <w:proofErr w:type="spellEnd"/>
+      <w:r>
+        <w:t xml:space="preserve"> </w:t>
+      </w:r>
+      <w:proofErr w:type="spellStart"/>
+      <w:r>
+        <w:t>dùng</w:t>
+      </w:r>
+      <w:proofErr w:type="spellEnd"/>
+      <w:r>
+        <w:t xml:space="preserve"> của LMS</w:t>
       </w:r>
     </w:p>
     <w:p>
-      <w:r>
-        <w:t>Giảng viên cho thêm</w:t>
-      </w:r>
+      <w:pPr>
+        <w:pStyle w:val="ListParagraph"/>
+        <w:numPr>
+          <w:ilvl w:val="0"/>
+          <w:numId w:val="4"/>
+        </w:numPr>
+      </w:pPr>
+      <w:r>
+        <w:lastRenderedPageBreak/>
+        <w:t xml:space="preserve">Thiết </w:t>
+      </w:r>
+      <w:proofErr w:type="spellStart"/>
+      <w:r>
+        <w:t>kế</w:t>
+      </w:r>
+      <w:proofErr w:type="spellEnd"/>
+      <w:r>
+        <w:t xml:space="preserve"> </w:t>
+      </w:r>
+      <w:proofErr w:type="spellStart"/>
+      <w:r>
+        <w:t>chiến</w:t>
+      </w:r>
+      <w:proofErr w:type="spellEnd"/>
+      <w:r>
+        <w:t xml:space="preserve"> </w:t>
+      </w:r>
+      <w:proofErr w:type="spellStart"/>
+      <w:r>
+        <w:t>lược</w:t>
+      </w:r>
+      <w:proofErr w:type="spellEnd"/>
+      <w:r>
+        <w:t xml:space="preserve"> kiểm thử, </w:t>
+      </w:r>
+      <w:proofErr w:type="spellStart"/>
+      <w:r>
+        <w:t>xác</w:t>
+      </w:r>
+      <w:proofErr w:type="spellEnd"/>
+      <w:r>
+        <w:t xml:space="preserve"> định </w:t>
+      </w:r>
+      <w:proofErr w:type="spellStart"/>
+      <w:r>
+        <w:t>phạm</w:t>
+      </w:r>
+      <w:proofErr w:type="spellEnd"/>
+      <w:r>
+        <w:t xml:space="preserve"> vi như </w:t>
+      </w:r>
+      <w:proofErr w:type="spellStart"/>
+      <w:r>
+        <w:t>chức</w:t>
+      </w:r>
+      <w:proofErr w:type="spellEnd"/>
+      <w:r>
+        <w:t xml:space="preserve"> </w:t>
+      </w:r>
+      <w:proofErr w:type="spellStart"/>
+      <w:r>
+        <w:t>năng</w:t>
+      </w:r>
+      <w:proofErr w:type="spellEnd"/>
+      <w:r>
+        <w:t xml:space="preserve"> </w:t>
+      </w:r>
+      <w:proofErr w:type="spellStart"/>
+      <w:r>
+        <w:t>nộp</w:t>
+      </w:r>
+      <w:proofErr w:type="spellEnd"/>
+      <w:r>
+        <w:t xml:space="preserve"> </w:t>
+      </w:r>
+      <w:proofErr w:type="spellStart"/>
+      <w:r>
+        <w:t>bài</w:t>
+      </w:r>
+      <w:proofErr w:type="spellEnd"/>
+      <w:r>
+        <w:t xml:space="preserve">, xem </w:t>
+      </w:r>
+      <w:proofErr w:type="spellStart"/>
+      <w:r>
+        <w:t>điểm</w:t>
+      </w:r>
+      <w:proofErr w:type="spellEnd"/>
     </w:p>
     <w:p>
       <w:pPr>
-        <w:pStyle w:val="Heading1"/>
-      </w:pPr>
-      <w:r>
-        <w:t>PHẦN II</w:t>
+        <w:pStyle w:val="ListParagraph"/>
+        <w:numPr>
+          <w:ilvl w:val="0"/>
+          <w:numId w:val="4"/>
+        </w:numPr>
+      </w:pPr>
+      <w:proofErr w:type="spellStart"/>
+      <w:r>
+        <w:t>Xác</w:t>
+      </w:r>
+      <w:proofErr w:type="spellEnd"/>
+      <w:r>
+        <w:t xml:space="preserve"> định </w:t>
+      </w:r>
+      <w:proofErr w:type="spellStart"/>
+      <w:r>
+        <w:t>mục</w:t>
+      </w:r>
+      <w:proofErr w:type="spellEnd"/>
+      <w:r>
+        <w:t xml:space="preserve"> </w:t>
+      </w:r>
+      <w:proofErr w:type="spellStart"/>
+      <w:r>
+        <w:t>tiêu</w:t>
+      </w:r>
+      <w:proofErr w:type="spellEnd"/>
+      <w:r>
+        <w:t xml:space="preserve"> kiểm thử, </w:t>
+      </w:r>
+      <w:proofErr w:type="spellStart"/>
+      <w:r>
+        <w:t>đ</w:t>
+      </w:r>
+      <w:r>
+        <w:t>ảm</w:t>
+      </w:r>
+      <w:proofErr w:type="spellEnd"/>
+      <w:r>
+        <w:t xml:space="preserve"> bảo các </w:t>
+      </w:r>
+      <w:proofErr w:type="spellStart"/>
+      <w:r>
+        <w:t>chức</w:t>
+      </w:r>
+      <w:proofErr w:type="spellEnd"/>
+      <w:r>
+        <w:t xml:space="preserve"> </w:t>
+      </w:r>
+      <w:proofErr w:type="spellStart"/>
+      <w:r>
+        <w:t>năng</w:t>
+      </w:r>
+      <w:proofErr w:type="spellEnd"/>
+      <w:r>
+        <w:t xml:space="preserve"> LMS chạy </w:t>
+      </w:r>
+      <w:proofErr w:type="spellStart"/>
+      <w:r>
+        <w:t>ổn</w:t>
+      </w:r>
+      <w:proofErr w:type="spellEnd"/>
+      <w:r>
+        <w:t xml:space="preserve"> định, chính </w:t>
+      </w:r>
+      <w:proofErr w:type="spellStart"/>
+      <w:r>
+        <w:t>xác</w:t>
+      </w:r>
+      <w:proofErr w:type="spellEnd"/>
+      <w:r>
+        <w:t xml:space="preserve">, </w:t>
+      </w:r>
+      <w:proofErr w:type="spellStart"/>
+      <w:r>
+        <w:t>dễ</w:t>
+      </w:r>
+      <w:proofErr w:type="spellEnd"/>
+      <w:r>
+        <w:t xml:space="preserve"> </w:t>
+      </w:r>
+      <w:r>
+        <w:t>dung</w:t>
       </w:r>
     </w:p>
     <w:p>
       <w:pPr>
-        <w:pStyle w:val="Heading2"/>
-      </w:pPr>
-      <w:r>
-        <w:t>Bài 4 (2 điểm)</w:t>
+        <w:pStyle w:val="ListParagraph"/>
+        <w:numPr>
+          <w:ilvl w:val="0"/>
+          <w:numId w:val="4"/>
+        </w:numPr>
+      </w:pPr>
+      <w:proofErr w:type="spellStart"/>
+      <w:r>
+        <w:t>Xác</w:t>
+      </w:r>
+      <w:proofErr w:type="spellEnd"/>
+      <w:r>
+        <w:t xml:space="preserve"> định </w:t>
+      </w:r>
+      <w:proofErr w:type="spellStart"/>
+      <w:r>
+        <w:t>tiêu</w:t>
+      </w:r>
+      <w:proofErr w:type="spellEnd"/>
+      <w:r>
+        <w:t xml:space="preserve"> </w:t>
+      </w:r>
+      <w:proofErr w:type="spellStart"/>
+      <w:r>
+        <w:t>chí</w:t>
+      </w:r>
+      <w:proofErr w:type="spellEnd"/>
+      <w:r>
+        <w:t xml:space="preserve"> kiểm thử</w:t>
+      </w:r>
+      <w:r>
+        <w:t xml:space="preserve">, </w:t>
+      </w:r>
+      <w:proofErr w:type="spellStart"/>
+      <w:r>
+        <w:t>d</w:t>
+      </w:r>
+      <w:r>
+        <w:t>ừng</w:t>
+      </w:r>
+      <w:proofErr w:type="spellEnd"/>
+      <w:r>
+        <w:t xml:space="preserve"> kiểm thử </w:t>
+      </w:r>
+      <w:proofErr w:type="spellStart"/>
+      <w:r>
+        <w:t>nếu</w:t>
+      </w:r>
+      <w:proofErr w:type="spellEnd"/>
+      <w:r>
+        <w:t xml:space="preserve"> </w:t>
+      </w:r>
+      <w:proofErr w:type="spellStart"/>
+      <w:r>
+        <w:t>lỗi</w:t>
+      </w:r>
+      <w:proofErr w:type="spellEnd"/>
+      <w:r>
+        <w:t xml:space="preserve"> &gt; 40%</w:t>
+      </w:r>
+      <w:r>
+        <w:t>,</w:t>
+      </w:r>
+      <w:r>
+        <w:t xml:space="preserve"> </w:t>
+      </w:r>
+      <w:proofErr w:type="spellStart"/>
+      <w:r>
+        <w:t>kết</w:t>
+      </w:r>
+      <w:proofErr w:type="spellEnd"/>
+      <w:r>
+        <w:t xml:space="preserve"> </w:t>
+      </w:r>
+      <w:proofErr w:type="spellStart"/>
+      <w:r>
+        <w:t>thúc</w:t>
+      </w:r>
+      <w:proofErr w:type="spellEnd"/>
+      <w:r>
+        <w:t xml:space="preserve"> </w:t>
+      </w:r>
+      <w:proofErr w:type="spellStart"/>
+      <w:r>
+        <w:t>nếu</w:t>
+      </w:r>
+      <w:proofErr w:type="spellEnd"/>
+      <w:r>
+        <w:t xml:space="preserve"> &gt; 95% test case pass</w:t>
       </w:r>
     </w:p>
     <w:p>
-      <w:r>
-        <w:t>Nếu các thành viên trong nhóm của bạn báo cáo rằng có 40% trường hợp kiểm thử không thành công bạn nên làm gì và lý do vì sao bạn làm như vậy ?</w:t>
+      <w:pPr>
+        <w:pStyle w:val="ListParagraph"/>
+        <w:numPr>
+          <w:ilvl w:val="0"/>
+          <w:numId w:val="4"/>
+        </w:numPr>
+      </w:pPr>
+      <w:proofErr w:type="spellStart"/>
+      <w:r>
+        <w:t>Kế</w:t>
+      </w:r>
+      <w:proofErr w:type="spellEnd"/>
+      <w:r>
+        <w:t xml:space="preserve"> </w:t>
+      </w:r>
+      <w:proofErr w:type="spellStart"/>
+      <w:r>
+        <w:t>hoạch</w:t>
+      </w:r>
+      <w:proofErr w:type="spellEnd"/>
+      <w:r>
+        <w:t xml:space="preserve"> </w:t>
+      </w:r>
+      <w:proofErr w:type="spellStart"/>
+      <w:r>
+        <w:t>hóa</w:t>
+      </w:r>
+      <w:proofErr w:type="spellEnd"/>
+      <w:r>
+        <w:t xml:space="preserve"> các </w:t>
+      </w:r>
+      <w:proofErr w:type="spellStart"/>
+      <w:r>
+        <w:t>nguồn</w:t>
+      </w:r>
+      <w:proofErr w:type="spellEnd"/>
+      <w:r>
+        <w:t xml:space="preserve"> </w:t>
+      </w:r>
+      <w:proofErr w:type="spellStart"/>
+      <w:r>
+        <w:t>lực</w:t>
+      </w:r>
+      <w:proofErr w:type="spellEnd"/>
+      <w:r>
+        <w:t xml:space="preserve">, </w:t>
+      </w:r>
+      <w:proofErr w:type="spellStart"/>
+      <w:r>
+        <w:t>xác</w:t>
+      </w:r>
+      <w:proofErr w:type="spellEnd"/>
+      <w:r>
+        <w:t xml:space="preserve"> định </w:t>
+      </w:r>
+      <w:proofErr w:type="spellStart"/>
+      <w:r>
+        <w:t>số</w:t>
+      </w:r>
+      <w:proofErr w:type="spellEnd"/>
+      <w:r>
+        <w:t xml:space="preserve"> tester </w:t>
+      </w:r>
+      <w:proofErr w:type="spellStart"/>
+      <w:r>
+        <w:t>và</w:t>
+      </w:r>
+      <w:proofErr w:type="spellEnd"/>
+      <w:r>
+        <w:t xml:space="preserve"> </w:t>
+      </w:r>
+      <w:proofErr w:type="spellStart"/>
+      <w:r>
+        <w:t>nguồn</w:t>
+      </w:r>
+      <w:proofErr w:type="spellEnd"/>
+      <w:r>
+        <w:t xml:space="preserve"> </w:t>
+      </w:r>
+      <w:proofErr w:type="spellStart"/>
+      <w:r>
+        <w:t>lực</w:t>
+      </w:r>
+      <w:proofErr w:type="spellEnd"/>
+      <w:r>
+        <w:t xml:space="preserve"> </w:t>
+      </w:r>
+      <w:proofErr w:type="spellStart"/>
+      <w:r>
+        <w:t>cần</w:t>
+      </w:r>
+      <w:proofErr w:type="spellEnd"/>
+      <w:r>
+        <w:t xml:space="preserve"> thiết</w:t>
       </w:r>
     </w:p>
     <w:p>
       <w:pPr>
-        <w:pStyle w:val="Heading2"/>
-      </w:pPr>
-      <w:r>
-        <w:t>Bài 5 (2 điểm)</w:t>
+        <w:pStyle w:val="ListParagraph"/>
+        <w:numPr>
+          <w:ilvl w:val="0"/>
+          <w:numId w:val="4"/>
+        </w:numPr>
+      </w:pPr>
+      <w:proofErr w:type="spellStart"/>
+      <w:r>
+        <w:t>Kế</w:t>
+      </w:r>
+      <w:proofErr w:type="spellEnd"/>
+      <w:r>
+        <w:t xml:space="preserve"> </w:t>
+      </w:r>
+      <w:proofErr w:type="spellStart"/>
+      <w:r>
+        <w:t>hoạch</w:t>
+      </w:r>
+      <w:proofErr w:type="spellEnd"/>
+      <w:r>
+        <w:t xml:space="preserve"> môi trường kiểm thử </w:t>
+      </w:r>
+      <w:proofErr w:type="spellStart"/>
+      <w:r>
+        <w:t>giống</w:t>
+      </w:r>
+      <w:proofErr w:type="spellEnd"/>
+      <w:r>
+        <w:t xml:space="preserve"> </w:t>
+      </w:r>
+      <w:proofErr w:type="spellStart"/>
+      <w:r>
+        <w:t>thật</w:t>
+      </w:r>
+      <w:proofErr w:type="spellEnd"/>
+      <w:r>
+        <w:t xml:space="preserve">, trình </w:t>
+      </w:r>
+      <w:proofErr w:type="spellStart"/>
+      <w:r>
+        <w:t>duyệt</w:t>
+      </w:r>
+      <w:proofErr w:type="spellEnd"/>
+      <w:r>
+        <w:t xml:space="preserve">, SEB, </w:t>
+      </w:r>
+      <w:proofErr w:type="spellStart"/>
+      <w:r>
+        <w:t>vv</w:t>
+      </w:r>
+      <w:proofErr w:type="spellEnd"/>
+      <w:r>
+        <w:t>, …</w:t>
       </w:r>
     </w:p>
     <w:p>
-      <w:r>
-        <w:t xml:space="preserve">Từ sản phẩm đang được kiểm thử </w:t>
+      <w:pPr>
+        <w:pStyle w:val="ListParagraph"/>
+        <w:numPr>
+          <w:ilvl w:val="0"/>
+          <w:numId w:val="4"/>
+        </w:numPr>
+      </w:pPr>
+      <w:proofErr w:type="spellStart"/>
+      <w:r>
+        <w:t>Lịch</w:t>
+      </w:r>
+      <w:proofErr w:type="spellEnd"/>
+      <w:r>
+        <w:t xml:space="preserve"> trình </w:t>
+      </w:r>
+      <w:proofErr w:type="spellStart"/>
+      <w:r>
+        <w:t>và</w:t>
+      </w:r>
+      <w:proofErr w:type="spellEnd"/>
+      <w:r>
+        <w:t xml:space="preserve"> </w:t>
+      </w:r>
+      <w:proofErr w:type="spellStart"/>
+      <w:r>
+        <w:t>ước</w:t>
+      </w:r>
+      <w:proofErr w:type="spellEnd"/>
+      <w:r>
+        <w:t xml:space="preserve"> </w:t>
+      </w:r>
+      <w:proofErr w:type="spellStart"/>
+      <w:r>
+        <w:t>tính</w:t>
+      </w:r>
+      <w:proofErr w:type="spellEnd"/>
+      <w:r>
+        <w:t xml:space="preserve"> </w:t>
+      </w:r>
+      <w:proofErr w:type="spellStart"/>
+      <w:r>
+        <w:t>thời</w:t>
+      </w:r>
+      <w:proofErr w:type="spellEnd"/>
+      <w:r>
+        <w:t xml:space="preserve"> </w:t>
+      </w:r>
+      <w:proofErr w:type="spellStart"/>
+      <w:r>
+        <w:t>gian</w:t>
+      </w:r>
+      <w:proofErr w:type="spellEnd"/>
+      <w:r>
+        <w:t xml:space="preserve"> kiểm thử, </w:t>
+      </w:r>
+      <w:proofErr w:type="spellStart"/>
+      <w:r>
+        <w:t>x</w:t>
+      </w:r>
+      <w:r>
+        <w:t>ác</w:t>
+      </w:r>
+      <w:proofErr w:type="spellEnd"/>
+      <w:r>
+        <w:t xml:space="preserve"> định </w:t>
+      </w:r>
+      <w:proofErr w:type="spellStart"/>
+      <w:r>
+        <w:t>thời</w:t>
+      </w:r>
+      <w:proofErr w:type="spellEnd"/>
+      <w:r>
+        <w:t xml:space="preserve"> </w:t>
+      </w:r>
+      <w:proofErr w:type="spellStart"/>
+      <w:r>
+        <w:t>gian</w:t>
+      </w:r>
+      <w:proofErr w:type="spellEnd"/>
+      <w:r>
+        <w:t xml:space="preserve"> kiểm thử </w:t>
+      </w:r>
+      <w:proofErr w:type="spellStart"/>
+      <w:r>
+        <w:t>từng</w:t>
+      </w:r>
+      <w:proofErr w:type="spellEnd"/>
+      <w:r>
+        <w:t xml:space="preserve"> </w:t>
+      </w:r>
+      <w:proofErr w:type="spellStart"/>
+      <w:r>
+        <w:t>phần</w:t>
+      </w:r>
+      <w:proofErr w:type="spellEnd"/>
+      <w:r>
+        <w:t xml:space="preserve"> </w:t>
+      </w:r>
+      <w:proofErr w:type="spellStart"/>
+      <w:r>
+        <w:t>chức</w:t>
+      </w:r>
+      <w:proofErr w:type="spellEnd"/>
+      <w:r>
+        <w:t xml:space="preserve"> </w:t>
+      </w:r>
+      <w:proofErr w:type="spellStart"/>
+      <w:r>
+        <w:t>năng</w:t>
+      </w:r>
+      <w:proofErr w:type="spellEnd"/>
+      <w:r>
+        <w:t xml:space="preserve"> LMS</w:t>
+      </w:r>
+    </w:p>
+    <w:p>
+      <w:pPr>
+        <w:pStyle w:val="ListParagraph"/>
+        <w:numPr>
+          <w:ilvl w:val="0"/>
+          <w:numId w:val="4"/>
+        </w:numPr>
+      </w:pPr>
+      <w:proofErr w:type="spellStart"/>
+      <w:r>
+        <w:t>Xác</w:t>
+      </w:r>
+      <w:proofErr w:type="spellEnd"/>
+      <w:r>
+        <w:t xml:space="preserve"> định </w:t>
+      </w:r>
+      <w:proofErr w:type="spellStart"/>
+      <w:r>
+        <w:t>sản</w:t>
+      </w:r>
+      <w:proofErr w:type="spellEnd"/>
+      <w:r>
+        <w:t xml:space="preserve"> </w:t>
+      </w:r>
+      <w:proofErr w:type="spellStart"/>
+      <w:r>
+        <w:t>phẩm</w:t>
+      </w:r>
+      <w:proofErr w:type="spellEnd"/>
+      <w:r>
+        <w:t xml:space="preserve"> kiểm thử, </w:t>
+      </w:r>
+      <w:proofErr w:type="spellStart"/>
+      <w:r>
+        <w:t>t</w:t>
+      </w:r>
+      <w:r>
+        <w:t>ạo</w:t>
+      </w:r>
+      <w:proofErr w:type="spellEnd"/>
+      <w:r>
+        <w:t xml:space="preserve"> test case, báo </w:t>
+      </w:r>
+      <w:proofErr w:type="spellStart"/>
+      <w:r>
+        <w:t>cáo</w:t>
+      </w:r>
+      <w:proofErr w:type="spellEnd"/>
+      <w:r>
+        <w:t xml:space="preserve"> </w:t>
+      </w:r>
+      <w:proofErr w:type="spellStart"/>
+      <w:r>
+        <w:t>lỗi</w:t>
+      </w:r>
+      <w:proofErr w:type="spellEnd"/>
+      <w:r>
+        <w:t xml:space="preserve">, </w:t>
+      </w:r>
+      <w:proofErr w:type="spellStart"/>
+      <w:r>
+        <w:t>nhật</w:t>
+      </w:r>
+      <w:proofErr w:type="spellEnd"/>
+      <w:r>
+        <w:t xml:space="preserve"> ký test, </w:t>
+      </w:r>
+      <w:proofErr w:type="spellStart"/>
+      <w:r>
+        <w:t>kết</w:t>
+      </w:r>
+      <w:proofErr w:type="spellEnd"/>
+      <w:r>
+        <w:t xml:space="preserve"> </w:t>
+      </w:r>
+      <w:proofErr w:type="spellStart"/>
+      <w:r>
+        <w:t>quả</w:t>
+      </w:r>
+      <w:proofErr w:type="spellEnd"/>
+      <w:r>
+        <w:t xml:space="preserve"> </w:t>
+      </w:r>
+      <w:proofErr w:type="gramStart"/>
+      <w:r>
+        <w:t>test,...</w:t>
+      </w:r>
+      <w:proofErr w:type="gramEnd"/>
+    </w:p>
+    <w:p>
+      <w:pPr>
+        <w:pStyle w:val="Heading2"/>
+      </w:pPr>
+      <w:proofErr w:type="spellStart"/>
+      <w:r>
+        <w:t>B</w:t>
+      </w:r>
+      <w:r>
+        <w:t>ài</w:t>
+      </w:r>
+      <w:proofErr w:type="spellEnd"/>
+      <w:r>
+        <w:t xml:space="preserve"> 3 (1 </w:t>
+      </w:r>
+      <w:proofErr w:type="spellStart"/>
+      <w:r>
+        <w:t>đi</w:t>
+      </w:r>
+      <w:r>
+        <w:t>ể</w:t>
+      </w:r>
+      <w:r>
+        <w:t>m</w:t>
+      </w:r>
+      <w:proofErr w:type="spellEnd"/>
+      <w:r>
+        <w:t>)</w:t>
+      </w:r>
+    </w:p>
+    <w:p>
+      <w:proofErr w:type="spellStart"/>
+      <w:r>
+        <w:t>Gi</w:t>
+      </w:r>
+      <w:r>
+        <w:t>ả</w:t>
+      </w:r>
+      <w:r>
+        <w:t>ng</w:t>
+      </w:r>
+      <w:proofErr w:type="spellEnd"/>
+      <w:r>
+        <w:t xml:space="preserve"> </w:t>
+      </w:r>
+      <w:proofErr w:type="spellStart"/>
+      <w:r>
+        <w:t>viên</w:t>
+      </w:r>
+      <w:proofErr w:type="spellEnd"/>
+      <w:r>
+        <w:t xml:space="preserve"> </w:t>
+      </w:r>
+      <w:proofErr w:type="spellStart"/>
+      <w:r>
+        <w:t>cho</w:t>
+      </w:r>
+      <w:proofErr w:type="spellEnd"/>
+      <w:r>
+        <w:t xml:space="preserve"> </w:t>
+      </w:r>
+      <w:proofErr w:type="spellStart"/>
+      <w:r>
+        <w:t>thêm</w:t>
+      </w:r>
+      <w:proofErr w:type="spellEnd"/>
+    </w:p>
+    <w:p>
+      <w:pPr>
+        <w:pStyle w:val="Heading1"/>
+      </w:pPr>
+      <w:r>
+        <w:t>PH</w:t>
+      </w:r>
+      <w:r>
+        <w:t>Ầ</w:t>
+      </w:r>
+      <w:r>
+        <w:t>N II</w:t>
+      </w:r>
+    </w:p>
+    <w:p>
+      <w:pPr>
+        <w:pStyle w:val="Heading2"/>
+      </w:pPr>
+      <w:proofErr w:type="spellStart"/>
+      <w:r>
+        <w:t>Bài</w:t>
+      </w:r>
+      <w:proofErr w:type="spellEnd"/>
+      <w:r>
+        <w:t xml:space="preserve"> 4 (2 </w:t>
+      </w:r>
+      <w:proofErr w:type="spellStart"/>
+      <w:r>
+        <w:t>đi</w:t>
+      </w:r>
+      <w:r>
+        <w:t>ể</w:t>
+      </w:r>
+      <w:r>
+        <w:t>m</w:t>
+      </w:r>
+      <w:proofErr w:type="spellEnd"/>
+      <w:r>
+        <w:t>)</w:t>
+      </w:r>
+    </w:p>
+    <w:p>
+      <w:proofErr w:type="spellStart"/>
+      <w:r>
+        <w:t>N</w:t>
+      </w:r>
+      <w:r>
+        <w:t>ế</w:t>
+      </w:r>
+      <w:r>
+        <w:t>u</w:t>
+      </w:r>
+      <w:proofErr w:type="spellEnd"/>
+      <w:r>
+        <w:t xml:space="preserve"> các thành </w:t>
+      </w:r>
+      <w:proofErr w:type="spellStart"/>
+      <w:r>
+        <w:t>viên</w:t>
+      </w:r>
+      <w:proofErr w:type="spellEnd"/>
+      <w:r>
+        <w:t xml:space="preserve"> </w:t>
+      </w:r>
+      <w:r>
+        <w:t xml:space="preserve">trong </w:t>
+      </w:r>
+      <w:proofErr w:type="spellStart"/>
+      <w:r>
+        <w:t>nhóm</w:t>
+      </w:r>
+      <w:proofErr w:type="spellEnd"/>
+      <w:r>
+        <w:t xml:space="preserve"> c</w:t>
+      </w:r>
+      <w:r>
+        <w:t>ủ</w:t>
+      </w:r>
+      <w:r>
+        <w:t xml:space="preserve">a </w:t>
+      </w:r>
+      <w:proofErr w:type="spellStart"/>
+      <w:r>
+        <w:t>b</w:t>
+      </w:r>
+      <w:r>
+        <w:t>ạ</w:t>
+      </w:r>
+      <w:r>
+        <w:t>n</w:t>
+      </w:r>
+      <w:proofErr w:type="spellEnd"/>
+      <w:r>
+        <w:t xml:space="preserve"> báo </w:t>
+      </w:r>
+      <w:proofErr w:type="spellStart"/>
+      <w:r>
+        <w:t>cáo</w:t>
+      </w:r>
+      <w:proofErr w:type="spellEnd"/>
+      <w:r>
+        <w:t xml:space="preserve"> </w:t>
+      </w:r>
+      <w:proofErr w:type="spellStart"/>
+      <w:r>
+        <w:t>r</w:t>
+      </w:r>
+      <w:r>
+        <w:t>ằ</w:t>
+      </w:r>
+      <w:r>
+        <w:t>ng</w:t>
+      </w:r>
+      <w:proofErr w:type="spellEnd"/>
+      <w:r>
+        <w:t xml:space="preserve"> có 40% trư</w:t>
+      </w:r>
+      <w:r>
+        <w:t>ờ</w:t>
+      </w:r>
+      <w:r>
+        <w:t xml:space="preserve">ng </w:t>
+      </w:r>
+      <w:proofErr w:type="spellStart"/>
+      <w:r>
+        <w:t>h</w:t>
+      </w:r>
+      <w:r>
+        <w:t>ợ</w:t>
+      </w:r>
+      <w:r>
+        <w:t>p</w:t>
+      </w:r>
+      <w:proofErr w:type="spellEnd"/>
+      <w:r>
+        <w:t xml:space="preserve"> ki</w:t>
+      </w:r>
+      <w:r>
+        <w:t>ể</w:t>
+      </w:r>
+      <w:r>
+        <w:t>m th</w:t>
+      </w:r>
+      <w:r>
+        <w:t>ử</w:t>
+      </w:r>
+      <w:r>
+        <w:t xml:space="preserve"> không thành công </w:t>
+      </w:r>
+      <w:proofErr w:type="spellStart"/>
+      <w:r>
+        <w:t>b</w:t>
+      </w:r>
+      <w:r>
+        <w:t>ạ</w:t>
+      </w:r>
+      <w:r>
+        <w:t>n</w:t>
+      </w:r>
+      <w:proofErr w:type="spellEnd"/>
+      <w:r>
+        <w:t xml:space="preserve"> nên làm gì </w:t>
+      </w:r>
+      <w:proofErr w:type="spellStart"/>
+      <w:r>
+        <w:t>và</w:t>
+      </w:r>
+      <w:proofErr w:type="spellEnd"/>
+      <w:r>
+        <w:t xml:space="preserve"> </w:t>
+      </w:r>
+      <w:proofErr w:type="spellStart"/>
+      <w:r>
+        <w:t>lý</w:t>
+      </w:r>
+      <w:proofErr w:type="spellEnd"/>
+      <w:r>
+        <w:t xml:space="preserve"> do </w:t>
+      </w:r>
+      <w:proofErr w:type="spellStart"/>
+      <w:r>
+        <w:t>vì</w:t>
+      </w:r>
+      <w:proofErr w:type="spellEnd"/>
+      <w:r>
+        <w:t xml:space="preserve"> </w:t>
+      </w:r>
+      <w:proofErr w:type="spellStart"/>
+      <w:r>
+        <w:t>sao</w:t>
+      </w:r>
+      <w:proofErr w:type="spellEnd"/>
+      <w:r>
+        <w:t xml:space="preserve"> </w:t>
+      </w:r>
+      <w:proofErr w:type="spellStart"/>
+      <w:r>
+        <w:t>b</w:t>
+      </w:r>
+      <w:r>
+        <w:t>ạ</w:t>
+      </w:r>
+      <w:r>
+        <w:t>n</w:t>
+      </w:r>
+      <w:proofErr w:type="spellEnd"/>
+      <w:r>
+        <w:t xml:space="preserve"> làm như </w:t>
+      </w:r>
+      <w:proofErr w:type="gramStart"/>
+      <w:r>
+        <w:t>v</w:t>
+      </w:r>
+      <w:r>
+        <w:t>ậ</w:t>
+      </w:r>
+      <w:r>
+        <w:t>y ?</w:t>
+      </w:r>
+      <w:proofErr w:type="gramEnd"/>
+    </w:p>
+    <w:p>
+      <w:pPr>
+        <w:pStyle w:val="ListParagraph"/>
+        <w:numPr>
+          <w:ilvl w:val="1"/>
+          <w:numId w:val="2"/>
+        </w:numPr>
+      </w:pPr>
+      <w:r>
+        <w:t>N</w:t>
+      </w:r>
+      <w:r>
+        <w:t xml:space="preserve">ên </w:t>
+      </w:r>
+      <w:proofErr w:type="spellStart"/>
+      <w:r>
+        <w:t>tạm</w:t>
+      </w:r>
+      <w:proofErr w:type="spellEnd"/>
+      <w:r>
+        <w:t xml:space="preserve"> </w:t>
+      </w:r>
+      <w:proofErr w:type="spellStart"/>
+      <w:r>
+        <w:t>dừng</w:t>
+      </w:r>
+      <w:proofErr w:type="spellEnd"/>
+      <w:r>
+        <w:t xml:space="preserve"> kiểm thử </w:t>
+      </w:r>
+      <w:proofErr w:type="spellStart"/>
+      <w:r>
+        <w:t>và</w:t>
+      </w:r>
+      <w:proofErr w:type="spellEnd"/>
+      <w:r>
+        <w:t xml:space="preserve"> thực hiện </w:t>
+      </w:r>
+      <w:proofErr w:type="spellStart"/>
+      <w:r>
+        <w:t>phân</w:t>
+      </w:r>
+      <w:proofErr w:type="spellEnd"/>
+      <w:r>
+        <w:t xml:space="preserve"> </w:t>
+      </w:r>
+      <w:proofErr w:type="spellStart"/>
+      <w:r>
+        <w:t>tích</w:t>
+      </w:r>
+      <w:proofErr w:type="spellEnd"/>
+      <w:r>
+        <w:t xml:space="preserve"> </w:t>
+      </w:r>
+      <w:proofErr w:type="spellStart"/>
+      <w:r>
+        <w:t>nguyên</w:t>
+      </w:r>
+      <w:proofErr w:type="spellEnd"/>
+      <w:r>
+        <w:t xml:space="preserve"> </w:t>
+      </w:r>
+      <w:proofErr w:type="spellStart"/>
+      <w:r>
+        <w:t>nhân</w:t>
+      </w:r>
+      <w:proofErr w:type="spellEnd"/>
+      <w:r>
+        <w:t xml:space="preserve"> </w:t>
+      </w:r>
+      <w:proofErr w:type="spellStart"/>
+      <w:r>
+        <w:t>lỗi</w:t>
+      </w:r>
+      <w:proofErr w:type="spellEnd"/>
+      <w:r>
+        <w:t xml:space="preserve">, </w:t>
+      </w:r>
+      <w:proofErr w:type="spellStart"/>
+      <w:r>
+        <w:t>sau</w:t>
+      </w:r>
+      <w:proofErr w:type="spellEnd"/>
+      <w:r>
+        <w:t xml:space="preserve"> đó </w:t>
+      </w:r>
+      <w:proofErr w:type="spellStart"/>
+      <w:r>
+        <w:t>yêu</w:t>
+      </w:r>
+      <w:proofErr w:type="spellEnd"/>
+      <w:r>
+        <w:t xml:space="preserve"> </w:t>
+      </w:r>
+      <w:proofErr w:type="spellStart"/>
+      <w:r>
+        <w:t>cầu</w:t>
+      </w:r>
+      <w:proofErr w:type="spellEnd"/>
+      <w:r>
+        <w:t xml:space="preserve"> </w:t>
+      </w:r>
+      <w:proofErr w:type="spellStart"/>
+      <w:r>
+        <w:t>nhóm</w:t>
+      </w:r>
+      <w:proofErr w:type="spellEnd"/>
+      <w:r>
+        <w:t xml:space="preserve"> </w:t>
+      </w:r>
+      <w:proofErr w:type="spellStart"/>
+      <w:r>
+        <w:t>phát</w:t>
+      </w:r>
+      <w:proofErr w:type="spellEnd"/>
+      <w:r>
+        <w:t xml:space="preserve"> </w:t>
+      </w:r>
+      <w:proofErr w:type="spellStart"/>
+      <w:r>
+        <w:t>triển</w:t>
+      </w:r>
+      <w:proofErr w:type="spellEnd"/>
+      <w:r>
+        <w:t xml:space="preserve"> </w:t>
+      </w:r>
+      <w:proofErr w:type="spellStart"/>
+      <w:r>
+        <w:t>sửa</w:t>
+      </w:r>
+      <w:proofErr w:type="spellEnd"/>
+      <w:r>
+        <w:t xml:space="preserve"> </w:t>
+      </w:r>
+      <w:proofErr w:type="spellStart"/>
+      <w:r>
+        <w:t>lỗi</w:t>
+      </w:r>
+      <w:proofErr w:type="spellEnd"/>
+      <w:r>
+        <w:t xml:space="preserve"> trước </w:t>
+      </w:r>
+      <w:proofErr w:type="spellStart"/>
+      <w:r>
+        <w:t>khi</w:t>
+      </w:r>
+      <w:proofErr w:type="spellEnd"/>
+      <w:r>
+        <w:t xml:space="preserve"> kiểm thử </w:t>
+      </w:r>
+      <w:proofErr w:type="spellStart"/>
+      <w:r>
+        <w:t>tiếp</w:t>
+      </w:r>
+      <w:proofErr w:type="spellEnd"/>
+    </w:p>
+    <w:p>
+      <w:pPr>
+        <w:pStyle w:val="ListParagraph"/>
+        <w:numPr>
+          <w:ilvl w:val="1"/>
+          <w:numId w:val="2"/>
+        </w:numPr>
+      </w:pPr>
+      <w:r>
+        <w:t xml:space="preserve">40% </w:t>
+      </w:r>
+      <w:proofErr w:type="spellStart"/>
+      <w:r>
+        <w:t>lỗi</w:t>
+      </w:r>
+      <w:proofErr w:type="spellEnd"/>
+      <w:r>
+        <w:t xml:space="preserve"> là quá </w:t>
+      </w:r>
+      <w:proofErr w:type="spellStart"/>
+      <w:r>
+        <w:t>cao</w:t>
+      </w:r>
+      <w:proofErr w:type="spellEnd"/>
+      <w:r>
+        <w:t xml:space="preserve"> → có thể do </w:t>
+      </w:r>
+      <w:proofErr w:type="spellStart"/>
+      <w:r>
+        <w:t>lỗi</w:t>
+      </w:r>
+      <w:proofErr w:type="spellEnd"/>
+      <w:r>
+        <w:t xml:space="preserve"> hệ thống </w:t>
+      </w:r>
+      <w:proofErr w:type="spellStart"/>
+      <w:r>
+        <w:t>nghiêm</w:t>
+      </w:r>
+      <w:proofErr w:type="spellEnd"/>
+      <w:r>
+        <w:t xml:space="preserve"> </w:t>
+      </w:r>
+      <w:proofErr w:type="spellStart"/>
+      <w:r>
+        <w:t>trọng</w:t>
+      </w:r>
+      <w:proofErr w:type="spellEnd"/>
+      <w:r>
+        <w:t xml:space="preserve"> </w:t>
+      </w:r>
+      <w:proofErr w:type="spellStart"/>
+      <w:r>
+        <w:t>hoặc</w:t>
+      </w:r>
+      <w:proofErr w:type="spellEnd"/>
+      <w:r>
+        <w:t xml:space="preserve"> </w:t>
+      </w:r>
+      <w:proofErr w:type="spellStart"/>
+      <w:r>
+        <w:t>sai</w:t>
+      </w:r>
+      <w:proofErr w:type="spellEnd"/>
+      <w:r>
+        <w:t xml:space="preserve"> </w:t>
+      </w:r>
+      <w:proofErr w:type="spellStart"/>
+      <w:r>
+        <w:t>lệch</w:t>
+      </w:r>
+      <w:proofErr w:type="spellEnd"/>
+      <w:r>
+        <w:t xml:space="preserve"> trong </w:t>
+      </w:r>
+      <w:proofErr w:type="spellStart"/>
+      <w:r>
+        <w:t>phiên</w:t>
+      </w:r>
+      <w:proofErr w:type="spellEnd"/>
+      <w:r>
+        <w:t xml:space="preserve"> bản </w:t>
+      </w:r>
+      <w:proofErr w:type="spellStart"/>
+      <w:r>
+        <w:t>phát</w:t>
+      </w:r>
+      <w:proofErr w:type="spellEnd"/>
+      <w:r>
+        <w:t xml:space="preserve"> </w:t>
+      </w:r>
+      <w:proofErr w:type="spellStart"/>
+      <w:r>
+        <w:t>triển</w:t>
+      </w:r>
+      <w:proofErr w:type="spellEnd"/>
+    </w:p>
+    <w:p>
+      <w:pPr>
+        <w:pStyle w:val="ListParagraph"/>
+        <w:numPr>
+          <w:ilvl w:val="1"/>
+          <w:numId w:val="2"/>
+        </w:numPr>
+      </w:pPr>
+      <w:proofErr w:type="spellStart"/>
+      <w:r>
+        <w:t>Nếu</w:t>
+      </w:r>
+      <w:proofErr w:type="spellEnd"/>
+      <w:r>
+        <w:t xml:space="preserve"> </w:t>
+      </w:r>
+      <w:proofErr w:type="spellStart"/>
+      <w:r>
+        <w:t>tiếp</w:t>
+      </w:r>
+      <w:proofErr w:type="spellEnd"/>
+      <w:r>
+        <w:t xml:space="preserve"> </w:t>
+      </w:r>
+      <w:proofErr w:type="spellStart"/>
+      <w:r>
+        <w:t>tục</w:t>
+      </w:r>
+      <w:proofErr w:type="spellEnd"/>
+      <w:r>
+        <w:t xml:space="preserve"> test, </w:t>
+      </w:r>
+      <w:proofErr w:type="spellStart"/>
+      <w:r>
+        <w:t>bạn</w:t>
+      </w:r>
+      <w:proofErr w:type="spellEnd"/>
+      <w:r>
+        <w:t xml:space="preserve"> </w:t>
+      </w:r>
+      <w:proofErr w:type="spellStart"/>
+      <w:r>
+        <w:t>sẽ</w:t>
+      </w:r>
+      <w:proofErr w:type="spellEnd"/>
+      <w:r>
+        <w:t xml:space="preserve"> </w:t>
+      </w:r>
+      <w:proofErr w:type="spellStart"/>
+      <w:r>
+        <w:t>tốn</w:t>
+      </w:r>
+      <w:proofErr w:type="spellEnd"/>
+      <w:r>
+        <w:t xml:space="preserve"> </w:t>
+      </w:r>
+      <w:proofErr w:type="spellStart"/>
+      <w:r>
+        <w:t>thời</w:t>
+      </w:r>
+      <w:proofErr w:type="spellEnd"/>
+      <w:r>
+        <w:t xml:space="preserve"> </w:t>
+      </w:r>
+      <w:proofErr w:type="spellStart"/>
+      <w:r>
+        <w:t>gian</w:t>
+      </w:r>
+      <w:proofErr w:type="spellEnd"/>
+      <w:r>
+        <w:t xml:space="preserve"> kiểm </w:t>
+      </w:r>
+      <w:proofErr w:type="spellStart"/>
+      <w:r>
+        <w:t>những</w:t>
+      </w:r>
+      <w:proofErr w:type="spellEnd"/>
+      <w:r>
+        <w:t xml:space="preserve"> </w:t>
+      </w:r>
+      <w:proofErr w:type="spellStart"/>
+      <w:r>
+        <w:t>chức</w:t>
+      </w:r>
+      <w:proofErr w:type="spellEnd"/>
+      <w:r>
+        <w:t xml:space="preserve"> </w:t>
+      </w:r>
+      <w:proofErr w:type="spellStart"/>
+      <w:r>
+        <w:t>năng</w:t>
+      </w:r>
+      <w:proofErr w:type="spellEnd"/>
+      <w:r>
+        <w:t xml:space="preserve"> </w:t>
+      </w:r>
+      <w:proofErr w:type="spellStart"/>
+      <w:r>
+        <w:t>đã</w:t>
+      </w:r>
+      <w:proofErr w:type="spellEnd"/>
+      <w:r>
+        <w:t xml:space="preserve"> </w:t>
+      </w:r>
+      <w:proofErr w:type="spellStart"/>
+      <w:r>
+        <w:t>sai</w:t>
+      </w:r>
+      <w:proofErr w:type="spellEnd"/>
+      <w:r>
+        <w:t xml:space="preserve"> → không </w:t>
+      </w:r>
+      <w:proofErr w:type="spellStart"/>
+      <w:r>
+        <w:t>hiệu</w:t>
+      </w:r>
+      <w:proofErr w:type="spellEnd"/>
+      <w:r>
+        <w:t xml:space="preserve"> </w:t>
+      </w:r>
+      <w:proofErr w:type="spellStart"/>
+      <w:r>
+        <w:t>quả</w:t>
+      </w:r>
+      <w:proofErr w:type="spellEnd"/>
+    </w:p>
+    <w:p>
+      <w:pPr>
+        <w:pStyle w:val="ListParagraph"/>
+        <w:numPr>
+          <w:ilvl w:val="1"/>
+          <w:numId w:val="2"/>
+        </w:numPr>
+      </w:pPr>
+      <w:proofErr w:type="spellStart"/>
+      <w:r>
+        <w:t>Đây</w:t>
+      </w:r>
+      <w:proofErr w:type="spellEnd"/>
+      <w:r>
+        <w:t xml:space="preserve"> là "</w:t>
+      </w:r>
+      <w:proofErr w:type="spellStart"/>
+      <w:r>
+        <w:t>Tiêu</w:t>
+      </w:r>
+      <w:proofErr w:type="spellEnd"/>
+      <w:r>
+        <w:t xml:space="preserve"> </w:t>
+      </w:r>
+      <w:proofErr w:type="spellStart"/>
+      <w:r>
+        <w:t>chí</w:t>
+      </w:r>
+      <w:proofErr w:type="spellEnd"/>
+      <w:r>
+        <w:t xml:space="preserve"> </w:t>
+      </w:r>
+      <w:proofErr w:type="spellStart"/>
+      <w:r>
+        <w:t>đình</w:t>
+      </w:r>
+      <w:proofErr w:type="spellEnd"/>
+      <w:r>
+        <w:t xml:space="preserve"> chỉ (Suspension Criteria)"</w:t>
+      </w:r>
+    </w:p>
+    <w:p>
+      <w:pPr>
+        <w:pStyle w:val="Heading2"/>
+      </w:pPr>
+      <w:proofErr w:type="spellStart"/>
+      <w:r>
+        <w:t>B</w:t>
+      </w:r>
+      <w:r>
+        <w:t>ài</w:t>
+      </w:r>
+      <w:proofErr w:type="spellEnd"/>
+      <w:r>
+        <w:t xml:space="preserve"> 5 (2 </w:t>
+      </w:r>
+      <w:proofErr w:type="spellStart"/>
+      <w:r>
+        <w:t>đi</w:t>
+      </w:r>
+      <w:r>
+        <w:t>ể</w:t>
+      </w:r>
+      <w:r>
+        <w:t>m</w:t>
+      </w:r>
+      <w:proofErr w:type="spellEnd"/>
+      <w:r>
+        <w:t>)</w:t>
+      </w:r>
+    </w:p>
+    <w:p>
+      <w:r>
+        <w:t>T</w:t>
+      </w:r>
+      <w:r>
+        <w:t>ừ</w:t>
+      </w:r>
+      <w:r>
+        <w:t xml:space="preserve"> </w:t>
+      </w:r>
+      <w:proofErr w:type="spellStart"/>
+      <w:r>
+        <w:t>s</w:t>
+      </w:r>
+      <w:r>
+        <w:t>ả</w:t>
+      </w:r>
+      <w:r>
+        <w:t>n</w:t>
+      </w:r>
+      <w:proofErr w:type="spellEnd"/>
+      <w:r>
+        <w:t xml:space="preserve"> </w:t>
+      </w:r>
+      <w:proofErr w:type="spellStart"/>
+      <w:r>
+        <w:t>ph</w:t>
+      </w:r>
+      <w:r>
+        <w:t>ẩ</w:t>
+      </w:r>
+      <w:r>
+        <w:t>m</w:t>
+      </w:r>
+      <w:proofErr w:type="spellEnd"/>
+      <w:r>
+        <w:t xml:space="preserve"> đang đư</w:t>
+      </w:r>
+      <w:r>
+        <w:t>ợ</w:t>
+      </w:r>
+      <w:r>
+        <w:t>c ki</w:t>
+      </w:r>
+      <w:r>
+        <w:t>ể</w:t>
+      </w:r>
+      <w:r>
+        <w:t>m th</w:t>
+      </w:r>
+      <w:r>
+        <w:t>ử</w:t>
+      </w:r>
+      <w:r>
+        <w:t xml:space="preserve"> </w:t>
       </w:r>
       <w:hyperlink r:id="rId10">
         <w:r>
@@ -147,21 +3429,887 @@
         </w:r>
       </w:hyperlink>
       <w:r>
-        <w:t>. Dựa vào kinh nghiệm sử dụng website của trường fpt polytechnic bạn hãy tìm hiểu và liệt kê môi trường cần thực hiện kiểm tra website trên.</w:t>
+        <w:t xml:space="preserve">. </w:t>
+      </w:r>
+      <w:proofErr w:type="spellStart"/>
+      <w:r>
+        <w:t>D</w:t>
+      </w:r>
+      <w:r>
+        <w:t>ự</w:t>
+      </w:r>
+      <w:r>
+        <w:t>a</w:t>
+      </w:r>
+      <w:proofErr w:type="spellEnd"/>
+      <w:r>
+        <w:t xml:space="preserve"> vào </w:t>
+      </w:r>
+      <w:proofErr w:type="spellStart"/>
+      <w:r>
+        <w:t>kinh</w:t>
+      </w:r>
+      <w:proofErr w:type="spellEnd"/>
+      <w:r>
+        <w:t xml:space="preserve"> </w:t>
+      </w:r>
+      <w:proofErr w:type="spellStart"/>
+      <w:r>
+        <w:t>nghi</w:t>
+      </w:r>
+      <w:r>
+        <w:t>ệ</w:t>
+      </w:r>
+      <w:r>
+        <w:t>m</w:t>
+      </w:r>
+      <w:proofErr w:type="spellEnd"/>
+      <w:r>
+        <w:t xml:space="preserve"> </w:t>
+      </w:r>
+      <w:proofErr w:type="spellStart"/>
+      <w:r>
+        <w:t>s</w:t>
+      </w:r>
+      <w:r>
+        <w:t>ử</w:t>
+      </w:r>
+      <w:proofErr w:type="spellEnd"/>
+      <w:r>
+        <w:t xml:space="preserve"> </w:t>
+      </w:r>
+      <w:proofErr w:type="spellStart"/>
+      <w:r>
+        <w:t>d</w:t>
+      </w:r>
+      <w:r>
+        <w:t>ụ</w:t>
+      </w:r>
+      <w:r>
+        <w:t>ng</w:t>
+      </w:r>
+      <w:proofErr w:type="spellEnd"/>
+      <w:r>
+        <w:t xml:space="preserve"> website c</w:t>
+      </w:r>
+      <w:r>
+        <w:t>ủ</w:t>
+      </w:r>
+      <w:r>
+        <w:t>a trư</w:t>
+      </w:r>
+      <w:r>
+        <w:t>ờ</w:t>
+      </w:r>
+      <w:r>
+        <w:t xml:space="preserve">ng </w:t>
+      </w:r>
+      <w:proofErr w:type="spellStart"/>
+      <w:r>
+        <w:t>fpt</w:t>
+      </w:r>
+      <w:proofErr w:type="spellEnd"/>
+      <w:r>
+        <w:t xml:space="preserve"> polytechnic </w:t>
+      </w:r>
+      <w:proofErr w:type="spellStart"/>
+      <w:r>
+        <w:t>b</w:t>
+      </w:r>
+      <w:r>
+        <w:t>ạ</w:t>
+      </w:r>
+      <w:r>
+        <w:t>n</w:t>
+      </w:r>
+      <w:proofErr w:type="spellEnd"/>
+      <w:r>
+        <w:t xml:space="preserve"> </w:t>
+      </w:r>
+      <w:proofErr w:type="spellStart"/>
+      <w:r>
+        <w:t>hãy</w:t>
+      </w:r>
+      <w:proofErr w:type="spellEnd"/>
+      <w:r>
+        <w:t xml:space="preserve"> </w:t>
+      </w:r>
+      <w:proofErr w:type="spellStart"/>
+      <w:r>
+        <w:t>tìm</w:t>
+      </w:r>
+      <w:proofErr w:type="spellEnd"/>
+      <w:r>
+        <w:t xml:space="preserve"> hi</w:t>
+      </w:r>
+      <w:r>
+        <w:t>ể</w:t>
+      </w:r>
+      <w:r>
+        <w:t xml:space="preserve">u </w:t>
+      </w:r>
+      <w:proofErr w:type="spellStart"/>
+      <w:r>
+        <w:t>và</w:t>
+      </w:r>
+      <w:proofErr w:type="spellEnd"/>
+      <w:r>
+        <w:t xml:space="preserve"> </w:t>
+      </w:r>
+      <w:proofErr w:type="spellStart"/>
+      <w:r>
+        <w:t>li</w:t>
+      </w:r>
+      <w:r>
+        <w:t>ệ</w:t>
+      </w:r>
+      <w:r>
+        <w:t>t</w:t>
+      </w:r>
+      <w:proofErr w:type="spellEnd"/>
+      <w:r>
+        <w:t xml:space="preserve"> </w:t>
+      </w:r>
+      <w:proofErr w:type="spellStart"/>
+      <w:r>
+        <w:t>kê</w:t>
+      </w:r>
+      <w:proofErr w:type="spellEnd"/>
+      <w:r>
+        <w:t xml:space="preserve"> môi trư</w:t>
+      </w:r>
+      <w:r>
+        <w:t>ờ</w:t>
+      </w:r>
+      <w:r>
+        <w:t xml:space="preserve">ng </w:t>
+      </w:r>
+      <w:proofErr w:type="spellStart"/>
+      <w:r>
+        <w:t>c</w:t>
+      </w:r>
+      <w:r>
+        <w:t>ầ</w:t>
+      </w:r>
+      <w:r>
+        <w:t>n</w:t>
+      </w:r>
+      <w:proofErr w:type="spellEnd"/>
+      <w:r>
+        <w:t xml:space="preserve"> th</w:t>
+      </w:r>
+      <w:r>
+        <w:t>ự</w:t>
+      </w:r>
+      <w:r>
+        <w:t>c hi</w:t>
+      </w:r>
+      <w:r>
+        <w:t>ệ</w:t>
+      </w:r>
+      <w:r>
+        <w:t>n ki</w:t>
+      </w:r>
+      <w:r>
+        <w:t>ể</w:t>
+      </w:r>
+      <w:r>
+        <w:t xml:space="preserve">m </w:t>
+      </w:r>
+      <w:proofErr w:type="spellStart"/>
+      <w:r>
+        <w:t>tra</w:t>
+      </w:r>
+      <w:proofErr w:type="spellEnd"/>
+      <w:r>
+        <w:t xml:space="preserve"> website trên.</w:t>
       </w:r>
     </w:p>
     <w:p>
       <w:pPr>
-        <w:pStyle w:val="Heading2"/>
-      </w:pPr>
-      <w:r>
-        <w:t>Bài 6 (1 điểm)</w:t>
+        <w:pStyle w:val="Heading4"/>
+      </w:pPr>
+      <w:r>
+        <w:lastRenderedPageBreak/>
+        <w:t xml:space="preserve">1. </w:t>
+      </w:r>
+      <w:r>
+        <w:rPr>
+          <w:rStyle w:val="Strong"/>
+          <w:b/>
+          <w:bCs w:val="0"/>
+        </w:rPr>
+        <w:t>Thiết bị</w:t>
       </w:r>
     </w:p>
     <w:p>
-      <w:r>
-        <w:t>Giảng viên cho thêm</w:t>
-      </w:r>
+      <w:pPr>
+        <w:pStyle w:val="NormalWeb"/>
+        <w:numPr>
+          <w:ilvl w:val="0"/>
+          <w:numId w:val="5"/>
+        </w:numPr>
+      </w:pPr>
+      <w:r>
+        <w:t xml:space="preserve">Máy </w:t>
+      </w:r>
+      <w:proofErr w:type="spellStart"/>
+      <w:r>
+        <w:t>tính</w:t>
+      </w:r>
+      <w:proofErr w:type="spellEnd"/>
+      <w:r>
+        <w:t xml:space="preserve"> </w:t>
+      </w:r>
+      <w:proofErr w:type="spellStart"/>
+      <w:r>
+        <w:t>bàn</w:t>
+      </w:r>
+      <w:proofErr w:type="spellEnd"/>
+      <w:r>
+        <w:t>/laptop</w:t>
+      </w:r>
+    </w:p>
+    <w:p>
+      <w:pPr>
+        <w:pStyle w:val="NormalWeb"/>
+        <w:numPr>
+          <w:ilvl w:val="0"/>
+          <w:numId w:val="5"/>
+        </w:numPr>
+      </w:pPr>
+      <w:proofErr w:type="spellStart"/>
+      <w:r>
+        <w:t>Điện</w:t>
+      </w:r>
+      <w:proofErr w:type="spellEnd"/>
+      <w:r>
+        <w:t xml:space="preserve"> </w:t>
+      </w:r>
+      <w:proofErr w:type="spellStart"/>
+      <w:r>
+        <w:t>thoại</w:t>
+      </w:r>
+      <w:proofErr w:type="spellEnd"/>
+      <w:r>
+        <w:t xml:space="preserve"> di động</w:t>
+      </w:r>
+    </w:p>
+    <w:p>
+      <w:pPr>
+        <w:pStyle w:val="Heading4"/>
+      </w:pPr>
+      <w:r>
+        <w:t xml:space="preserve">2. </w:t>
+      </w:r>
+      <w:r>
+        <w:rPr>
+          <w:rStyle w:val="Strong"/>
+          <w:b/>
+          <w:bCs w:val="0"/>
+        </w:rPr>
+        <w:t xml:space="preserve">Hệ </w:t>
+      </w:r>
+      <w:proofErr w:type="spellStart"/>
+      <w:r>
+        <w:rPr>
+          <w:rStyle w:val="Strong"/>
+          <w:b/>
+          <w:bCs w:val="0"/>
+        </w:rPr>
+        <w:t>điều</w:t>
+      </w:r>
+      <w:proofErr w:type="spellEnd"/>
+      <w:r>
+        <w:rPr>
+          <w:rStyle w:val="Strong"/>
+          <w:b/>
+          <w:bCs w:val="0"/>
+        </w:rPr>
+        <w:t xml:space="preserve"> </w:t>
+      </w:r>
+      <w:proofErr w:type="spellStart"/>
+      <w:r>
+        <w:rPr>
+          <w:rStyle w:val="Strong"/>
+          <w:b/>
+          <w:bCs w:val="0"/>
+        </w:rPr>
+        <w:t>hành</w:t>
+      </w:r>
+      <w:proofErr w:type="spellEnd"/>
+    </w:p>
+    <w:p>
+      <w:pPr>
+        <w:pStyle w:val="NormalWeb"/>
+        <w:numPr>
+          <w:ilvl w:val="0"/>
+          <w:numId w:val="6"/>
+        </w:numPr>
+      </w:pPr>
+      <w:r>
+        <w:t>Windows</w:t>
+      </w:r>
+      <w:r>
+        <w:t xml:space="preserve"> 7,</w:t>
+      </w:r>
+      <w:r>
+        <w:t xml:space="preserve"> 10, 11</w:t>
+      </w:r>
+    </w:p>
+    <w:p>
+      <w:pPr>
+        <w:pStyle w:val="NormalWeb"/>
+        <w:numPr>
+          <w:ilvl w:val="0"/>
+          <w:numId w:val="6"/>
+        </w:numPr>
+      </w:pPr>
+      <w:r>
+        <w:t>macOS</w:t>
+      </w:r>
+    </w:p>
+    <w:p>
+      <w:pPr>
+        <w:pStyle w:val="NormalWeb"/>
+        <w:numPr>
+          <w:ilvl w:val="0"/>
+          <w:numId w:val="6"/>
+        </w:numPr>
+      </w:pPr>
+      <w:r>
+        <w:t>Android</w:t>
+      </w:r>
+    </w:p>
+    <w:p>
+      <w:pPr>
+        <w:pStyle w:val="NormalWeb"/>
+        <w:numPr>
+          <w:ilvl w:val="0"/>
+          <w:numId w:val="6"/>
+        </w:numPr>
+      </w:pPr>
+      <w:r>
+        <w:t>iOS</w:t>
+      </w:r>
+    </w:p>
+    <w:p>
+      <w:pPr>
+        <w:pStyle w:val="Heading4"/>
+      </w:pPr>
+      <w:r>
+        <w:t xml:space="preserve">3. </w:t>
+      </w:r>
+      <w:r>
+        <w:rPr>
+          <w:rStyle w:val="Strong"/>
+          <w:b/>
+          <w:bCs w:val="0"/>
+        </w:rPr>
+        <w:t xml:space="preserve">Trình </w:t>
+      </w:r>
+      <w:proofErr w:type="spellStart"/>
+      <w:r>
+        <w:rPr>
+          <w:rStyle w:val="Strong"/>
+          <w:b/>
+          <w:bCs w:val="0"/>
+        </w:rPr>
+        <w:t>duyệt</w:t>
+      </w:r>
+      <w:proofErr w:type="spellEnd"/>
+      <w:r>
+        <w:rPr>
+          <w:rStyle w:val="Strong"/>
+          <w:b/>
+          <w:bCs w:val="0"/>
+        </w:rPr>
+        <w:t xml:space="preserve"> </w:t>
+      </w:r>
+      <w:proofErr w:type="spellStart"/>
+      <w:r>
+        <w:rPr>
+          <w:rStyle w:val="Strong"/>
+          <w:b/>
+          <w:bCs w:val="0"/>
+        </w:rPr>
+        <w:t>phổ</w:t>
+      </w:r>
+      <w:proofErr w:type="spellEnd"/>
+      <w:r>
+        <w:rPr>
+          <w:rStyle w:val="Strong"/>
+          <w:b/>
+          <w:bCs w:val="0"/>
+        </w:rPr>
+        <w:t xml:space="preserve"> </w:t>
+      </w:r>
+      <w:proofErr w:type="spellStart"/>
+      <w:r>
+        <w:rPr>
+          <w:rStyle w:val="Strong"/>
+          <w:b/>
+          <w:bCs w:val="0"/>
+        </w:rPr>
+        <w:t>biến</w:t>
+      </w:r>
+      <w:proofErr w:type="spellEnd"/>
+    </w:p>
+    <w:p>
+      <w:pPr>
+        <w:pStyle w:val="NormalWeb"/>
+        <w:numPr>
+          <w:ilvl w:val="0"/>
+          <w:numId w:val="7"/>
+        </w:numPr>
+      </w:pPr>
+      <w:r>
+        <w:t>Google Chrome (Windows, Android)</w:t>
+      </w:r>
+    </w:p>
+    <w:p>
+      <w:pPr>
+        <w:pStyle w:val="NormalWeb"/>
+        <w:numPr>
+          <w:ilvl w:val="0"/>
+          <w:numId w:val="7"/>
+        </w:numPr>
+      </w:pPr>
+      <w:r>
+        <w:t>Safari (macOS, iOS)</w:t>
+      </w:r>
+    </w:p>
+    <w:p>
+      <w:pPr>
+        <w:pStyle w:val="NormalWeb"/>
+        <w:numPr>
+          <w:ilvl w:val="0"/>
+          <w:numId w:val="7"/>
+        </w:numPr>
+      </w:pPr>
+      <w:r>
+        <w:t>Firefox</w:t>
+      </w:r>
+    </w:p>
+    <w:p>
+      <w:pPr>
+        <w:pStyle w:val="NormalWeb"/>
+        <w:numPr>
+          <w:ilvl w:val="0"/>
+          <w:numId w:val="7"/>
+        </w:numPr>
+      </w:pPr>
+      <w:r>
+        <w:t>Edge</w:t>
+      </w:r>
+    </w:p>
+    <w:p>
+      <w:pPr>
+        <w:pStyle w:val="NormalWeb"/>
+        <w:numPr>
+          <w:ilvl w:val="0"/>
+          <w:numId w:val="7"/>
+        </w:numPr>
+      </w:pPr>
+      <w:r>
+        <w:t>SEB (làm quiz)</w:t>
+      </w:r>
+    </w:p>
+    <w:p>
+      <w:pPr>
+        <w:pStyle w:val="Heading4"/>
+      </w:pPr>
+      <w:r>
+        <w:t xml:space="preserve">4. </w:t>
+      </w:r>
+      <w:r>
+        <w:rPr>
+          <w:rStyle w:val="Strong"/>
+          <w:b/>
+          <w:bCs w:val="0"/>
+        </w:rPr>
+        <w:t xml:space="preserve">Môi trường </w:t>
+      </w:r>
+      <w:proofErr w:type="spellStart"/>
+      <w:r>
+        <w:rPr>
+          <w:rStyle w:val="Strong"/>
+          <w:b/>
+          <w:bCs w:val="0"/>
+        </w:rPr>
+        <w:t>mạng</w:t>
+      </w:r>
+      <w:proofErr w:type="spellEnd"/>
+    </w:p>
+    <w:p>
+      <w:pPr>
+        <w:pStyle w:val="NormalWeb"/>
+        <w:numPr>
+          <w:ilvl w:val="0"/>
+          <w:numId w:val="8"/>
+        </w:numPr>
+      </w:pPr>
+      <w:proofErr w:type="spellStart"/>
+      <w:r>
+        <w:t>Tốc</w:t>
+      </w:r>
+      <w:proofErr w:type="spellEnd"/>
+      <w:r>
+        <w:t xml:space="preserve"> </w:t>
+      </w:r>
+      <w:proofErr w:type="spellStart"/>
+      <w:r>
+        <w:t>độ</w:t>
+      </w:r>
+      <w:proofErr w:type="spellEnd"/>
+      <w:r>
+        <w:t xml:space="preserve"> </w:t>
+      </w:r>
+      <w:proofErr w:type="spellStart"/>
+      <w:r>
+        <w:t>mạng</w:t>
+      </w:r>
+      <w:proofErr w:type="spellEnd"/>
+      <w:r>
+        <w:t xml:space="preserve"> </w:t>
+      </w:r>
+      <w:proofErr w:type="spellStart"/>
+      <w:r>
+        <w:t>wifi</w:t>
+      </w:r>
+      <w:proofErr w:type="spellEnd"/>
+    </w:p>
+    <w:p>
+      <w:pPr>
+        <w:pStyle w:val="NormalWeb"/>
+        <w:numPr>
+          <w:ilvl w:val="0"/>
+          <w:numId w:val="8"/>
+        </w:numPr>
+      </w:pPr>
+      <w:proofErr w:type="spellStart"/>
+      <w:r>
+        <w:t>Mạng</w:t>
+      </w:r>
+      <w:proofErr w:type="spellEnd"/>
+      <w:r>
+        <w:t xml:space="preserve"> 4G/5G (test </w:t>
+      </w:r>
+      <w:proofErr w:type="spellStart"/>
+      <w:r>
+        <w:t>tải</w:t>
+      </w:r>
+      <w:proofErr w:type="spellEnd"/>
+      <w:r>
+        <w:t xml:space="preserve"> trên mobile)</w:t>
+      </w:r>
+    </w:p>
+    <w:p>
+      <w:pPr>
+        <w:pStyle w:val="Heading4"/>
+      </w:pPr>
+      <w:r>
+        <w:t xml:space="preserve">5. </w:t>
+      </w:r>
+      <w:r>
+        <w:rPr>
+          <w:rStyle w:val="Strong"/>
+          <w:b/>
+          <w:bCs w:val="0"/>
+        </w:rPr>
+        <w:t>Môi trường backend</w:t>
+      </w:r>
+    </w:p>
+    <w:p>
+      <w:pPr>
+        <w:pStyle w:val="NormalWeb"/>
+        <w:numPr>
+          <w:ilvl w:val="0"/>
+          <w:numId w:val="9"/>
+        </w:numPr>
+      </w:pPr>
+      <w:r>
+        <w:t xml:space="preserve">Máy </w:t>
+      </w:r>
+      <w:proofErr w:type="spellStart"/>
+      <w:r>
+        <w:t>chủ</w:t>
+      </w:r>
+      <w:proofErr w:type="spellEnd"/>
+      <w:r>
+        <w:t xml:space="preserve"> </w:t>
+      </w:r>
+      <w:proofErr w:type="spellStart"/>
+      <w:r>
+        <w:t>chứa</w:t>
+      </w:r>
+      <w:proofErr w:type="spellEnd"/>
+      <w:r>
+        <w:t xml:space="preserve"> </w:t>
+      </w:r>
+      <w:r>
+        <w:t>Database</w:t>
+      </w:r>
+    </w:p>
+    <w:p>
+      <w:pPr>
+        <w:pStyle w:val="NormalWeb"/>
+        <w:numPr>
+          <w:ilvl w:val="0"/>
+          <w:numId w:val="9"/>
+        </w:numPr>
+      </w:pPr>
+      <w:r>
+        <w:t xml:space="preserve">Máy </w:t>
+      </w:r>
+      <w:proofErr w:type="spellStart"/>
+      <w:r>
+        <w:t>chủ</w:t>
+      </w:r>
+      <w:proofErr w:type="spellEnd"/>
+      <w:r>
+        <w:t xml:space="preserve"> chạy PHP/ILIAS </w:t>
+      </w:r>
+      <w:proofErr w:type="spellStart"/>
+      <w:r>
+        <w:t>hoặc</w:t>
+      </w:r>
+      <w:proofErr w:type="spellEnd"/>
+      <w:r>
+        <w:t xml:space="preserve"> framework </w:t>
+      </w:r>
+      <w:proofErr w:type="spellStart"/>
+      <w:r>
+        <w:t>tương</w:t>
+      </w:r>
+      <w:proofErr w:type="spellEnd"/>
+      <w:r>
+        <w:t xml:space="preserve"> </w:t>
+      </w:r>
+      <w:proofErr w:type="spellStart"/>
+      <w:r>
+        <w:t>ứng</w:t>
+      </w:r>
+      <w:proofErr w:type="spellEnd"/>
+    </w:p>
+    <w:p>
+      <w:pPr>
+        <w:pStyle w:val="Heading4"/>
+      </w:pPr>
+      <w:r>
+        <w:rPr>
+          <w:rStyle w:val="Strong"/>
+          <w:b/>
+          <w:bCs w:val="0"/>
+        </w:rPr>
+        <w:t xml:space="preserve">6. </w:t>
+      </w:r>
+      <w:proofErr w:type="spellStart"/>
+      <w:r>
+        <w:rPr>
+          <w:rStyle w:val="Strong"/>
+          <w:b/>
+          <w:bCs w:val="0"/>
+        </w:rPr>
+        <w:t>Dữ</w:t>
+      </w:r>
+      <w:proofErr w:type="spellEnd"/>
+      <w:r>
+        <w:rPr>
+          <w:rStyle w:val="Strong"/>
+          <w:b/>
+          <w:bCs w:val="0"/>
+        </w:rPr>
+        <w:t xml:space="preserve"> </w:t>
+      </w:r>
+      <w:proofErr w:type="spellStart"/>
+      <w:r>
+        <w:rPr>
+          <w:rStyle w:val="Strong"/>
+          <w:b/>
+          <w:bCs w:val="0"/>
+        </w:rPr>
+        <w:t>liệu</w:t>
+      </w:r>
+      <w:proofErr w:type="spellEnd"/>
+      <w:r>
+        <w:rPr>
+          <w:rStyle w:val="Strong"/>
+          <w:b/>
+          <w:bCs w:val="0"/>
+        </w:rPr>
+        <w:t xml:space="preserve"> test</w:t>
+      </w:r>
+    </w:p>
+    <w:p>
+      <w:pPr>
+        <w:pStyle w:val="NormalWeb"/>
+        <w:numPr>
+          <w:ilvl w:val="0"/>
+          <w:numId w:val="10"/>
+        </w:numPr>
+      </w:pPr>
+      <w:proofErr w:type="spellStart"/>
+      <w:r>
+        <w:t>Tài</w:t>
+      </w:r>
+      <w:proofErr w:type="spellEnd"/>
+      <w:r>
+        <w:t xml:space="preserve"> </w:t>
+      </w:r>
+      <w:proofErr w:type="spellStart"/>
+      <w:r>
+        <w:t>khoản</w:t>
+      </w:r>
+      <w:proofErr w:type="spellEnd"/>
+      <w:r>
+        <w:t xml:space="preserve"> </w:t>
+      </w:r>
+      <w:proofErr w:type="spellStart"/>
+      <w:r>
+        <w:t>sinh</w:t>
+      </w:r>
+      <w:proofErr w:type="spellEnd"/>
+      <w:r>
+        <w:t xml:space="preserve"> </w:t>
+      </w:r>
+      <w:proofErr w:type="spellStart"/>
+      <w:r>
+        <w:t>viên</w:t>
+      </w:r>
+      <w:proofErr w:type="spellEnd"/>
+      <w:r>
+        <w:t xml:space="preserve">, </w:t>
+      </w:r>
+      <w:proofErr w:type="spellStart"/>
+      <w:r>
+        <w:t>giảng</w:t>
+      </w:r>
+      <w:proofErr w:type="spellEnd"/>
+      <w:r>
+        <w:t xml:space="preserve"> </w:t>
+      </w:r>
+      <w:proofErr w:type="spellStart"/>
+      <w:r>
+        <w:t>viên</w:t>
+      </w:r>
+      <w:proofErr w:type="spellEnd"/>
+    </w:p>
+    <w:p>
+      <w:pPr>
+        <w:pStyle w:val="NormalWeb"/>
+        <w:numPr>
+          <w:ilvl w:val="0"/>
+          <w:numId w:val="10"/>
+        </w:numPr>
+      </w:pPr>
+      <w:r>
+        <w:t xml:space="preserve">File </w:t>
+      </w:r>
+      <w:proofErr w:type="spellStart"/>
+      <w:r>
+        <w:t>tài</w:t>
+      </w:r>
+      <w:proofErr w:type="spellEnd"/>
+      <w:r>
+        <w:t xml:space="preserve"> </w:t>
+      </w:r>
+      <w:proofErr w:type="spellStart"/>
+      <w:r>
+        <w:t>liệu</w:t>
+      </w:r>
+      <w:proofErr w:type="spellEnd"/>
+      <w:r>
+        <w:t xml:space="preserve"> </w:t>
+      </w:r>
+      <w:proofErr w:type="spellStart"/>
+      <w:r>
+        <w:t>giả</w:t>
+      </w:r>
+      <w:proofErr w:type="spellEnd"/>
+      <w:r>
+        <w:t xml:space="preserve"> </w:t>
+      </w:r>
+      <w:proofErr w:type="spellStart"/>
+      <w:r>
+        <w:t>lập</w:t>
+      </w:r>
+      <w:proofErr w:type="spellEnd"/>
+      <w:r>
+        <w:t xml:space="preserve"> (PDF, DOCX, ZIP)</w:t>
+      </w:r>
+    </w:p>
+    <w:p>
+      <w:pPr>
+        <w:pStyle w:val="NormalWeb"/>
+      </w:pPr>
+    </w:p>
+    <w:p>
+      <w:pPr>
+        <w:pStyle w:val="Heading2"/>
+      </w:pPr>
+      <w:proofErr w:type="spellStart"/>
+      <w:r>
+        <w:t>B</w:t>
+      </w:r>
+      <w:r>
+        <w:t>ài</w:t>
+      </w:r>
+      <w:proofErr w:type="spellEnd"/>
+      <w:r>
+        <w:t xml:space="preserve"> 6 (1 </w:t>
+      </w:r>
+      <w:proofErr w:type="spellStart"/>
+      <w:r>
+        <w:t>đi</w:t>
+      </w:r>
+      <w:r>
+        <w:t>ể</w:t>
+      </w:r>
+      <w:r>
+        <w:t>m</w:t>
+      </w:r>
+      <w:proofErr w:type="spellEnd"/>
+      <w:r>
+        <w:t>)</w:t>
+      </w:r>
+    </w:p>
+    <w:p>
+      <w:proofErr w:type="spellStart"/>
+      <w:r>
+        <w:t>Gi</w:t>
+      </w:r>
+      <w:r>
+        <w:t>ả</w:t>
+      </w:r>
+      <w:r>
+        <w:t>ng</w:t>
+      </w:r>
+      <w:proofErr w:type="spellEnd"/>
+      <w:r>
+        <w:t xml:space="preserve"> </w:t>
+      </w:r>
+      <w:proofErr w:type="spellStart"/>
+      <w:r>
+        <w:t>viên</w:t>
+      </w:r>
+      <w:proofErr w:type="spellEnd"/>
+      <w:r>
+        <w:t xml:space="preserve"> </w:t>
+      </w:r>
+      <w:proofErr w:type="spellStart"/>
+      <w:r>
+        <w:t>cho</w:t>
+      </w:r>
+      <w:proofErr w:type="spellEnd"/>
+      <w:r>
+        <w:t xml:space="preserve"> </w:t>
+      </w:r>
+      <w:proofErr w:type="spellStart"/>
+      <w:r>
+        <w:t>thêm</w:t>
+      </w:r>
+      <w:proofErr w:type="spellEnd"/>
     </w:p>
     <w:sectPr>
       <w:headerReference w:type="default" r:id="rId11"/>
@@ -176,7 +4324,7 @@
 </file>
 
 <file path=word/endnotes.xml><?xml version="1.0" encoding="utf-8"?>
-<w:endnotes xmlns:wpc="http://schemas.microsoft.com/office/word/2010/wordprocessingCanvas" xmlns:cx="http://schemas.microsoft.com/office/drawing/2014/chartex" xmlns:cx1="http://schemas.microsoft.com/office/drawing/2015/9/8/chartex" xmlns:cx2="http://schemas.microsoft.com/office/drawing/2015/10/21/chartex" xmlns:cx3="http://schemas.microsoft.com/office/drawing/2016/5/9/chartex" xmlns:cx4="http://schemas.microsoft.com/office/drawing/2016/5/10/chartex" xmlns:cx5="http://schemas.microsoft.com/office/drawing/2016/5/11/chartex" xmlns:cx6="http://schemas.microsoft.com/office/drawing/2016/5/12/chartex" xmlns:cx7="http://schemas.microsoft.com/office/drawing/2016/5/13/chartex" xmlns:cx8="http://schemas.microsoft.com/office/drawing/2016/5/14/chartex" xmlns:mc="http://schemas.openxmlformats.org/markup-compatibility/2006" xmlns:aink="http://schemas.microsoft.com/office/drawing/2016/ink" xmlns:am3d="http://schemas.microsoft.com/office/drawing/2017/model3d" xmlns:o="urn:schemas-microsoft-com:office:office" xmlns:oel="http://schemas.microsoft.com/office/2019/extlst" xmlns:r="http://schemas.openxmlformats.org/officeDocument/2006/relationships" xmlns:m="http://schemas.openxmlformats.org/officeDocument/2006/math" xmlns:v="urn:schemas-microsoft-com:vml" xmlns:wp14="http://schemas.microsoft.com/office/word/2010/wordprocessingDrawing" xmlns:wp="http://schemas.openxmlformats.org/drawingml/2006/wordprocessingDrawing" xmlns:w10="urn:schemas-microsoft-com:office:word" xmlns:w="http://schemas.openxmlformats.org/wordprocessingml/2006/main" xmlns:w14="http://schemas.microsoft.com/office/word/2010/wordml" xmlns:w15="http://schemas.microsoft.com/office/word/2012/wordml" xmlns:w16cex="http://schemas.microsoft.com/office/word/2018/wordml/cex" xmlns:w16cid="http://schemas.microsoft.com/office/word/2016/wordml/cid" xmlns:w16="http://schemas.microsoft.com/office/word/2018/wordml" xmlns:w16du="http://schemas.microsoft.com/office/word/2023/wordml/word16du" xmlns:w16sdtdh="http://schemas.microsoft.com/office/word/2020/wordml/sdtdatahash" xmlns:w16se="http://schemas.microsoft.com/office/word/2015/wordml/symex" xmlns:wpg="http://schemas.microsoft.com/office/word/2010/wordprocessingGroup" xmlns:wpi="http://schemas.microsoft.com/office/word/2010/wordprocessingInk" xmlns:wne="http://schemas.microsoft.com/office/word/2006/wordml" xmlns:wps="http://schemas.microsoft.com/office/word/2010/wordprocessingShape" mc:Ignorable="w14 w15 w16se w16cid w16 w16cex w16sdtdh w16du wp14">
+<w:endnotes xmlns:wpc="http://schemas.microsoft.com/office/word/2010/wordprocessingCanvas" xmlns:cx="http://schemas.microsoft.com/office/drawing/2014/chartex" xmlns:cx1="http://schemas.microsoft.com/office/drawing/2015/9/8/chartex" xmlns:cx2="http://schemas.microsoft.com/office/drawing/2015/10/21/chartex" xmlns:cx3="http://schemas.microsoft.com/office/drawing/2016/5/9/chartex" xmlns:cx4="http://schemas.microsoft.com/office/drawing/2016/5/10/chartex" xmlns:cx5="http://schemas.microsoft.com/office/drawing/2016/5/11/chartex" xmlns:cx6="http://schemas.microsoft.com/office/drawing/2016/5/12/chartex" xmlns:cx7="http://schemas.microsoft.com/office/drawing/2016/5/13/chartex" xmlns:cx8="http://schemas.microsoft.com/office/drawing/2016/5/14/chartex" xmlns:mc="http://schemas.openxmlformats.org/markup-compatibility/2006" xmlns:aink="http://schemas.microsoft.com/office/drawing/2016/ink" xmlns:am3d="http://schemas.microsoft.com/office/drawing/2017/model3d" xmlns:o="urn:schemas-microsoft-com:office:office" xmlns:r="http://schemas.openxmlformats.org/officeDocument/2006/relationships" xmlns:m="http://schemas.openxmlformats.org/officeDocument/2006/math" xmlns:v="urn:schemas-microsoft-com:vml" xmlns:wp14="http://schemas.microsoft.com/office/word/2010/wordprocessingDrawing" xmlns:wp="http://schemas.openxmlformats.org/drawingml/2006/wordprocessingDrawing" xmlns:w10="urn:schemas-microsoft-com:office:word" xmlns:w="http://schemas.openxmlformats.org/wordprocessingml/2006/main" xmlns:w14="http://schemas.microsoft.com/office/word/2010/wordml" xmlns:w15="http://schemas.microsoft.com/office/word/2012/wordml" xmlns:w16cex="http://schemas.microsoft.com/office/word/2018/wordml/cex" xmlns:w16cid="http://schemas.microsoft.com/office/word/2016/wordml/cid" xmlns:w16="http://schemas.microsoft.com/office/word/2018/wordml" xmlns:w16sdtdh="http://schemas.microsoft.com/office/word/2020/wordml/sdtdatahash" xmlns:w16se="http://schemas.microsoft.com/office/word/2015/wordml/symex" xmlns:wpg="http://schemas.microsoft.com/office/word/2010/wordprocessingGroup" xmlns:wpi="http://schemas.microsoft.com/office/word/2010/wordprocessingInk" xmlns:wne="http://schemas.microsoft.com/office/word/2006/wordml" xmlns:wps="http://schemas.microsoft.com/office/word/2010/wordprocessingShape" mc:Ignorable="w14 w15 w16se w16cid w16 w16cex w16sdtdh wp14">
   <w:endnote w:type="separator" w:id="-1">
     <w:p>
       <w:pPr>
@@ -201,7 +4349,7 @@
 </file>
 
 <file path=word/footer1.xml><?xml version="1.0" encoding="utf-8"?>
-<w:ftr xmlns:wpc="http://schemas.microsoft.com/office/word/2010/wordprocessingCanvas" xmlns:cx="http://schemas.microsoft.com/office/drawing/2014/chartex" xmlns:cx1="http://schemas.microsoft.com/office/drawing/2015/9/8/chartex" xmlns:cx2="http://schemas.microsoft.com/office/drawing/2015/10/21/chartex" xmlns:cx3="http://schemas.microsoft.com/office/drawing/2016/5/9/chartex" xmlns:cx4="http://schemas.microsoft.com/office/drawing/2016/5/10/chartex" xmlns:cx5="http://schemas.microsoft.com/office/drawing/2016/5/11/chartex" xmlns:cx6="http://schemas.microsoft.com/office/drawing/2016/5/12/chartex" xmlns:cx7="http://schemas.microsoft.com/office/drawing/2016/5/13/chartex" xmlns:cx8="http://schemas.microsoft.com/office/drawing/2016/5/14/chartex" xmlns:mc="http://schemas.openxmlformats.org/markup-compatibility/2006" xmlns:aink="http://schemas.microsoft.com/office/drawing/2016/ink" xmlns:am3d="http://schemas.microsoft.com/office/drawing/2017/model3d" xmlns:o="urn:schemas-microsoft-com:office:office" xmlns:oel="http://schemas.microsoft.com/office/2019/extlst" xmlns:r="http://schemas.openxmlformats.org/officeDocument/2006/relationships" xmlns:m="http://schemas.openxmlformats.org/officeDocument/2006/math" xmlns:v="urn:schemas-microsoft-com:vml" xmlns:wp14="http://schemas.microsoft.com/office/word/2010/wordprocessingDrawing" xmlns:wp="http://schemas.openxmlformats.org/drawingml/2006/wordprocessingDrawing" xmlns:w10="urn:schemas-microsoft-com:office:word" xmlns:w="http://schemas.openxmlformats.org/wordprocessingml/2006/main" xmlns:w14="http://schemas.microsoft.com/office/word/2010/wordml" xmlns:w15="http://schemas.microsoft.com/office/word/2012/wordml" xmlns:w16cex="http://schemas.microsoft.com/office/word/2018/wordml/cex" xmlns:w16cid="http://schemas.microsoft.com/office/word/2016/wordml/cid" xmlns:w16="http://schemas.microsoft.com/office/word/2018/wordml" xmlns:w16du="http://schemas.microsoft.com/office/word/2023/wordml/word16du" xmlns:w16sdtdh="http://schemas.microsoft.com/office/word/2020/wordml/sdtdatahash" xmlns:w16se="http://schemas.microsoft.com/office/word/2015/wordml/symex" xmlns:wpg="http://schemas.microsoft.com/office/word/2010/wordprocessingGroup" xmlns:wpi="http://schemas.microsoft.com/office/word/2010/wordprocessingInk" xmlns:wne="http://schemas.microsoft.com/office/word/2006/wordml" xmlns:wps="http://schemas.microsoft.com/office/word/2010/wordprocessingShape" mc:Ignorable="w14 w15 w16se w16cid w16 w16cex w16sdtdh w16du wp14">
+<w:ftr xmlns:wpc="http://schemas.microsoft.com/office/word/2010/wordprocessingCanvas" xmlns:cx="http://schemas.microsoft.com/office/drawing/2014/chartex" xmlns:cx1="http://schemas.microsoft.com/office/drawing/2015/9/8/chartex" xmlns:cx2="http://schemas.microsoft.com/office/drawing/2015/10/21/chartex" xmlns:cx3="http://schemas.microsoft.com/office/drawing/2016/5/9/chartex" xmlns:cx4="http://schemas.microsoft.com/office/drawing/2016/5/10/chartex" xmlns:cx5="http://schemas.microsoft.com/office/drawing/2016/5/11/chartex" xmlns:cx6="http://schemas.microsoft.com/office/drawing/2016/5/12/chartex" xmlns:cx7="http://schemas.microsoft.com/office/drawing/2016/5/13/chartex" xmlns:cx8="http://schemas.microsoft.com/office/drawing/2016/5/14/chartex" xmlns:mc="http://schemas.openxmlformats.org/markup-compatibility/2006" xmlns:aink="http://schemas.microsoft.com/office/drawing/2016/ink" xmlns:am3d="http://schemas.microsoft.com/office/drawing/2017/model3d" xmlns:o="urn:schemas-microsoft-com:office:office" xmlns:r="http://schemas.openxmlformats.org/officeDocument/2006/relationships" xmlns:m="http://schemas.openxmlformats.org/officeDocument/2006/math" xmlns:v="urn:schemas-microsoft-com:vml" xmlns:wp14="http://schemas.microsoft.com/office/word/2010/wordprocessingDrawing" xmlns:wp="http://schemas.openxmlformats.org/drawingml/2006/wordprocessingDrawing" xmlns:w10="urn:schemas-microsoft-com:office:word" xmlns:w="http://schemas.openxmlformats.org/wordprocessingml/2006/main" xmlns:w14="http://schemas.microsoft.com/office/word/2010/wordml" xmlns:w15="http://schemas.microsoft.com/office/word/2012/wordml" xmlns:w16cex="http://schemas.microsoft.com/office/word/2018/wordml/cex" xmlns:w16cid="http://schemas.microsoft.com/office/word/2016/wordml/cid" xmlns:w16="http://schemas.microsoft.com/office/word/2018/wordml" xmlns:w16sdtdh="http://schemas.microsoft.com/office/word/2020/wordml/sdtdatahash" xmlns:w16se="http://schemas.microsoft.com/office/word/2015/wordml/symex" xmlns:wpg="http://schemas.microsoft.com/office/word/2010/wordprocessingGroup" xmlns:wpi="http://schemas.microsoft.com/office/word/2010/wordprocessingInk" xmlns:wne="http://schemas.microsoft.com/office/word/2006/wordml" xmlns:wps="http://schemas.microsoft.com/office/word/2010/wordprocessingShape" mc:Ignorable="w14 w15 w16se w16cid w16 w16cex w16sdtdh wp14">
   <w:p>
     <w:pPr>
       <w:pBdr>
@@ -226,7 +4374,65 @@
         <w:smallCaps/>
         <w:color w:val="000000"/>
       </w:rPr>
-      <w:t>Kiểm thử cơ bản</w:t>
+      <w:t>Ki</w:t>
+    </w:r>
+    <w:r>
+      <w:rPr>
+        <w:smallCaps/>
+        <w:color w:val="000000"/>
+      </w:rPr>
+      <w:t>ể</w:t>
+    </w:r>
+    <w:r>
+      <w:rPr>
+        <w:smallCaps/>
+        <w:color w:val="000000"/>
+      </w:rPr>
+      <w:t>m th</w:t>
+    </w:r>
+    <w:r>
+      <w:rPr>
+        <w:smallCaps/>
+        <w:color w:val="000000"/>
+      </w:rPr>
+      <w:t>ử</w:t>
+    </w:r>
+    <w:r>
+      <w:rPr>
+        <w:smallCaps/>
+        <w:color w:val="000000"/>
+      </w:rPr>
+      <w:t xml:space="preserve"> </w:t>
+    </w:r>
+    <w:proofErr w:type="spellStart"/>
+    <w:r>
+      <w:rPr>
+        <w:smallCaps/>
+        <w:color w:val="000000"/>
+      </w:rPr>
+      <w:t>cơ</w:t>
+    </w:r>
+    <w:proofErr w:type="spellEnd"/>
+    <w:r>
+      <w:rPr>
+        <w:smallCaps/>
+        <w:color w:val="000000"/>
+      </w:rPr>
+      <w:t xml:space="preserve"> b</w:t>
+    </w:r>
+    <w:r>
+      <w:rPr>
+        <w:smallCaps/>
+        <w:color w:val="000000"/>
+      </w:rPr>
+      <w:t>ả</w:t>
+    </w:r>
+    <w:r>
+      <w:rPr>
+        <w:smallCaps/>
+        <w:color w:val="000000"/>
+      </w:rPr>
+      <w:t>n</w:t>
     </w:r>
     <w:r>
       <w:rPr>
@@ -296,7 +4502,7 @@
 </file>
 
 <file path=word/footnotes.xml><?xml version="1.0" encoding="utf-8"?>
-<w:footnotes xmlns:wpc="http://schemas.microsoft.com/office/word/2010/wordprocessingCanvas" xmlns:cx="http://schemas.microsoft.com/office/drawing/2014/chartex" xmlns:cx1="http://schemas.microsoft.com/office/drawing/2015/9/8/chartex" xmlns:cx2="http://schemas.microsoft.com/office/drawing/2015/10/21/chartex" xmlns:cx3="http://schemas.microsoft.com/office/drawing/2016/5/9/chartex" xmlns:cx4="http://schemas.microsoft.com/office/drawing/2016/5/10/chartex" xmlns:cx5="http://schemas.microsoft.com/office/drawing/2016/5/11/chartex" xmlns:cx6="http://schemas.microsoft.com/office/drawing/2016/5/12/chartex" xmlns:cx7="http://schemas.microsoft.com/office/drawing/2016/5/13/chartex" xmlns:cx8="http://schemas.microsoft.com/office/drawing/2016/5/14/chartex" xmlns:mc="http://schemas.openxmlformats.org/markup-compatibility/2006" xmlns:aink="http://schemas.microsoft.com/office/drawing/2016/ink" xmlns:am3d="http://schemas.microsoft.com/office/drawing/2017/model3d" xmlns:o="urn:schemas-microsoft-com:office:office" xmlns:oel="http://schemas.microsoft.com/office/2019/extlst" xmlns:r="http://schemas.openxmlformats.org/officeDocument/2006/relationships" xmlns:m="http://schemas.openxmlformats.org/officeDocument/2006/math" xmlns:v="urn:schemas-microsoft-com:vml" xmlns:wp14="http://schemas.microsoft.com/office/word/2010/wordprocessingDrawing" xmlns:wp="http://schemas.openxmlformats.org/drawingml/2006/wordprocessingDrawing" xmlns:w10="urn:schemas-microsoft-com:office:word" xmlns:w="http://schemas.openxmlformats.org/wordprocessingml/2006/main" xmlns:w14="http://schemas.microsoft.com/office/word/2010/wordml" xmlns:w15="http://schemas.microsoft.com/office/word/2012/wordml" xmlns:w16cex="http://schemas.microsoft.com/office/word/2018/wordml/cex" xmlns:w16cid="http://schemas.microsoft.com/office/word/2016/wordml/cid" xmlns:w16="http://schemas.microsoft.com/office/word/2018/wordml" xmlns:w16du="http://schemas.microsoft.com/office/word/2023/wordml/word16du" xmlns:w16sdtdh="http://schemas.microsoft.com/office/word/2020/wordml/sdtdatahash" xmlns:w16se="http://schemas.microsoft.com/office/word/2015/wordml/symex" xmlns:wpg="http://schemas.microsoft.com/office/word/2010/wordprocessingGroup" xmlns:wpi="http://schemas.microsoft.com/office/word/2010/wordprocessingInk" xmlns:wne="http://schemas.microsoft.com/office/word/2006/wordml" xmlns:wps="http://schemas.microsoft.com/office/word/2010/wordprocessingShape" mc:Ignorable="w14 w15 w16se w16cid w16 w16cex w16sdtdh w16du wp14">
+<w:footnotes xmlns:wpc="http://schemas.microsoft.com/office/word/2010/wordprocessingCanvas" xmlns:cx="http://schemas.microsoft.com/office/drawing/2014/chartex" xmlns:cx1="http://schemas.microsoft.com/office/drawing/2015/9/8/chartex" xmlns:cx2="http://schemas.microsoft.com/office/drawing/2015/10/21/chartex" xmlns:cx3="http://schemas.microsoft.com/office/drawing/2016/5/9/chartex" xmlns:cx4="http://schemas.microsoft.com/office/drawing/2016/5/10/chartex" xmlns:cx5="http://schemas.microsoft.com/office/drawing/2016/5/11/chartex" xmlns:cx6="http://schemas.microsoft.com/office/drawing/2016/5/12/chartex" xmlns:cx7="http://schemas.microsoft.com/office/drawing/2016/5/13/chartex" xmlns:cx8="http://schemas.microsoft.com/office/drawing/2016/5/14/chartex" xmlns:mc="http://schemas.openxmlformats.org/markup-compatibility/2006" xmlns:aink="http://schemas.microsoft.com/office/drawing/2016/ink" xmlns:am3d="http://schemas.microsoft.com/office/drawing/2017/model3d" xmlns:o="urn:schemas-microsoft-com:office:office" xmlns:r="http://schemas.openxmlformats.org/officeDocument/2006/relationships" xmlns:m="http://schemas.openxmlformats.org/officeDocument/2006/math" xmlns:v="urn:schemas-microsoft-com:vml" xmlns:wp14="http://schemas.microsoft.com/office/word/2010/wordprocessingDrawing" xmlns:wp="http://schemas.openxmlformats.org/drawingml/2006/wordprocessingDrawing" xmlns:w10="urn:schemas-microsoft-com:office:word" xmlns:w="http://schemas.openxmlformats.org/wordprocessingml/2006/main" xmlns:w14="http://schemas.microsoft.com/office/word/2010/wordml" xmlns:w15="http://schemas.microsoft.com/office/word/2012/wordml" xmlns:w16cex="http://schemas.microsoft.com/office/word/2018/wordml/cex" xmlns:w16cid="http://schemas.microsoft.com/office/word/2016/wordml/cid" xmlns:w16="http://schemas.microsoft.com/office/word/2018/wordml" xmlns:w16sdtdh="http://schemas.microsoft.com/office/word/2020/wordml/sdtdatahash" xmlns:w16se="http://schemas.microsoft.com/office/word/2015/wordml/symex" xmlns:wpg="http://schemas.microsoft.com/office/word/2010/wordprocessingGroup" xmlns:wpi="http://schemas.microsoft.com/office/word/2010/wordprocessingInk" xmlns:wne="http://schemas.microsoft.com/office/word/2006/wordml" xmlns:wps="http://schemas.microsoft.com/office/word/2010/wordprocessingShape" mc:Ignorable="w14 w15 w16se w16cid w16 w16cex w16sdtdh wp14">
   <w:footnote w:type="separator" w:id="-1">
     <w:p>
       <w:pPr>
@@ -321,7 +4527,7 @@
 </file>
 
 <file path=word/header1.xml><?xml version="1.0" encoding="utf-8"?>
-<w:hdr xmlns:wpc="http://schemas.microsoft.com/office/word/2010/wordprocessingCanvas" xmlns:cx="http://schemas.microsoft.com/office/drawing/2014/chartex" xmlns:cx1="http://schemas.microsoft.com/office/drawing/2015/9/8/chartex" xmlns:cx2="http://schemas.microsoft.com/office/drawing/2015/10/21/chartex" xmlns:cx3="http://schemas.microsoft.com/office/drawing/2016/5/9/chartex" xmlns:cx4="http://schemas.microsoft.com/office/drawing/2016/5/10/chartex" xmlns:cx5="http://schemas.microsoft.com/office/drawing/2016/5/11/chartex" xmlns:cx6="http://schemas.microsoft.com/office/drawing/2016/5/12/chartex" xmlns:cx7="http://schemas.microsoft.com/office/drawing/2016/5/13/chartex" xmlns:cx8="http://schemas.microsoft.com/office/drawing/2016/5/14/chartex" xmlns:mc="http://schemas.openxmlformats.org/markup-compatibility/2006" xmlns:aink="http://schemas.microsoft.com/office/drawing/2016/ink" xmlns:am3d="http://schemas.microsoft.com/office/drawing/2017/model3d" xmlns:o="urn:schemas-microsoft-com:office:office" xmlns:oel="http://schemas.microsoft.com/office/2019/extlst" xmlns:r="http://schemas.openxmlformats.org/officeDocument/2006/relationships" xmlns:m="http://schemas.openxmlformats.org/officeDocument/2006/math" xmlns:v="urn:schemas-microsoft-com:vml" xmlns:wp14="http://schemas.microsoft.com/office/word/2010/wordprocessingDrawing" xmlns:wp="http://schemas.openxmlformats.org/drawingml/2006/wordprocessingDrawing" xmlns:w10="urn:schemas-microsoft-com:office:word" xmlns:w="http://schemas.openxmlformats.org/wordprocessingml/2006/main" xmlns:w14="http://schemas.microsoft.com/office/word/2010/wordml" xmlns:w15="http://schemas.microsoft.com/office/word/2012/wordml" xmlns:w16cex="http://schemas.microsoft.com/office/word/2018/wordml/cex" xmlns:w16cid="http://schemas.microsoft.com/office/word/2016/wordml/cid" xmlns:w16="http://schemas.microsoft.com/office/word/2018/wordml" xmlns:w16du="http://schemas.microsoft.com/office/word/2023/wordml/word16du" xmlns:w16sdtdh="http://schemas.microsoft.com/office/word/2020/wordml/sdtdatahash" xmlns:w16se="http://schemas.microsoft.com/office/word/2015/wordml/symex" xmlns:wpg="http://schemas.microsoft.com/office/word/2010/wordprocessingGroup" xmlns:wpi="http://schemas.microsoft.com/office/word/2010/wordprocessingInk" xmlns:wne="http://schemas.microsoft.com/office/word/2006/wordml" xmlns:wps="http://schemas.microsoft.com/office/word/2010/wordprocessingShape" mc:Ignorable="w14 w15 w16se w16cid w16 w16cex w16sdtdh w16du wp14">
+<w:hdr xmlns:wpc="http://schemas.microsoft.com/office/word/2010/wordprocessingCanvas" xmlns:cx="http://schemas.microsoft.com/office/drawing/2014/chartex" xmlns:cx1="http://schemas.microsoft.com/office/drawing/2015/9/8/chartex" xmlns:cx2="http://schemas.microsoft.com/office/drawing/2015/10/21/chartex" xmlns:cx3="http://schemas.microsoft.com/office/drawing/2016/5/9/chartex" xmlns:cx4="http://schemas.microsoft.com/office/drawing/2016/5/10/chartex" xmlns:cx5="http://schemas.microsoft.com/office/drawing/2016/5/11/chartex" xmlns:cx6="http://schemas.microsoft.com/office/drawing/2016/5/12/chartex" xmlns:cx7="http://schemas.microsoft.com/office/drawing/2016/5/13/chartex" xmlns:cx8="http://schemas.microsoft.com/office/drawing/2016/5/14/chartex" xmlns:mc="http://schemas.openxmlformats.org/markup-compatibility/2006" xmlns:aink="http://schemas.microsoft.com/office/drawing/2016/ink" xmlns:am3d="http://schemas.microsoft.com/office/drawing/2017/model3d" xmlns:o="urn:schemas-microsoft-com:office:office" xmlns:r="http://schemas.openxmlformats.org/officeDocument/2006/relationships" xmlns:m="http://schemas.openxmlformats.org/officeDocument/2006/math" xmlns:v="urn:schemas-microsoft-com:vml" xmlns:wp14="http://schemas.microsoft.com/office/word/2010/wordprocessingDrawing" xmlns:wp="http://schemas.openxmlformats.org/drawingml/2006/wordprocessingDrawing" xmlns:w10="urn:schemas-microsoft-com:office:word" xmlns:w="http://schemas.openxmlformats.org/wordprocessingml/2006/main" xmlns:w14="http://schemas.microsoft.com/office/word/2010/wordml" xmlns:w15="http://schemas.microsoft.com/office/word/2012/wordml" xmlns:w16cex="http://schemas.microsoft.com/office/word/2018/wordml/cex" xmlns:w16cid="http://schemas.microsoft.com/office/word/2016/wordml/cid" xmlns:w16="http://schemas.microsoft.com/office/word/2018/wordml" xmlns:w16sdtdh="http://schemas.microsoft.com/office/word/2020/wordml/sdtdatahash" xmlns:w16se="http://schemas.microsoft.com/office/word/2015/wordml/symex" xmlns:wpg="http://schemas.microsoft.com/office/word/2010/wordprocessingGroup" xmlns:wpi="http://schemas.microsoft.com/office/word/2010/wordprocessingInk" xmlns:wne="http://schemas.microsoft.com/office/word/2006/wordml" xmlns:wps="http://schemas.microsoft.com/office/word/2010/wordprocessingShape" mc:Ignorable="w14 w15 w16se w16cid w16 w16cex w16sdtdh wp14">
   <w:p>
     <w:pPr>
       <w:pBdr>
@@ -423,15 +4629,850 @@
         <w:sz w:val="32"/>
         <w:szCs w:val="32"/>
       </w:rPr>
-      <w:t xml:space="preserve"> kế hoạch kiểm thử</w:t>
+      <w:t xml:space="preserve"> </w:t>
+    </w:r>
+    <w:proofErr w:type="spellStart"/>
+    <w:r>
+      <w:rPr>
+        <w:rFonts w:ascii="Cambria" w:eastAsia="Cambria" w:hAnsi="Cambria" w:cs="Cambria"/>
+        <w:smallCaps/>
+        <w:sz w:val="32"/>
+        <w:szCs w:val="32"/>
+      </w:rPr>
+      <w:t>k</w:t>
+    </w:r>
+    <w:r>
+      <w:rPr>
+        <w:rFonts w:ascii="Cambria" w:eastAsia="Cambria" w:hAnsi="Cambria" w:cs="Cambria"/>
+        <w:smallCaps/>
+        <w:sz w:val="32"/>
+        <w:szCs w:val="32"/>
+      </w:rPr>
+      <w:t>ế</w:t>
+    </w:r>
+    <w:proofErr w:type="spellEnd"/>
+    <w:r>
+      <w:rPr>
+        <w:rFonts w:ascii="Cambria" w:eastAsia="Cambria" w:hAnsi="Cambria" w:cs="Cambria"/>
+        <w:smallCaps/>
+        <w:sz w:val="32"/>
+        <w:szCs w:val="32"/>
+      </w:rPr>
+      <w:t xml:space="preserve"> </w:t>
+    </w:r>
+    <w:proofErr w:type="spellStart"/>
+    <w:r>
+      <w:rPr>
+        <w:rFonts w:ascii="Cambria" w:eastAsia="Cambria" w:hAnsi="Cambria" w:cs="Cambria"/>
+        <w:smallCaps/>
+        <w:sz w:val="32"/>
+        <w:szCs w:val="32"/>
+      </w:rPr>
+      <w:t>ho</w:t>
+    </w:r>
+    <w:r>
+      <w:rPr>
+        <w:rFonts w:ascii="Cambria" w:eastAsia="Cambria" w:hAnsi="Cambria" w:cs="Cambria"/>
+        <w:smallCaps/>
+        <w:sz w:val="32"/>
+        <w:szCs w:val="32"/>
+      </w:rPr>
+      <w:t>ạ</w:t>
+    </w:r>
+    <w:r>
+      <w:rPr>
+        <w:rFonts w:ascii="Cambria" w:eastAsia="Cambria" w:hAnsi="Cambria" w:cs="Cambria"/>
+        <w:smallCaps/>
+        <w:sz w:val="32"/>
+        <w:szCs w:val="32"/>
+      </w:rPr>
+      <w:t>ch</w:t>
+    </w:r>
+    <w:proofErr w:type="spellEnd"/>
+    <w:r>
+      <w:rPr>
+        <w:rFonts w:ascii="Cambria" w:eastAsia="Cambria" w:hAnsi="Cambria" w:cs="Cambria"/>
+        <w:smallCaps/>
+        <w:sz w:val="32"/>
+        <w:szCs w:val="32"/>
+      </w:rPr>
+      <w:t xml:space="preserve"> ki</w:t>
+    </w:r>
+    <w:r>
+      <w:rPr>
+        <w:rFonts w:ascii="Cambria" w:eastAsia="Cambria" w:hAnsi="Cambria" w:cs="Cambria"/>
+        <w:smallCaps/>
+        <w:sz w:val="32"/>
+        <w:szCs w:val="32"/>
+      </w:rPr>
+      <w:t>ể</w:t>
+    </w:r>
+    <w:r>
+      <w:rPr>
+        <w:rFonts w:ascii="Cambria" w:eastAsia="Cambria" w:hAnsi="Cambria" w:cs="Cambria"/>
+        <w:smallCaps/>
+        <w:sz w:val="32"/>
+        <w:szCs w:val="32"/>
+      </w:rPr>
+      <w:t>m th</w:t>
+    </w:r>
+    <w:r>
+      <w:rPr>
+        <w:rFonts w:ascii="Cambria" w:eastAsia="Cambria" w:hAnsi="Cambria" w:cs="Cambria"/>
+        <w:smallCaps/>
+        <w:sz w:val="32"/>
+        <w:szCs w:val="32"/>
+      </w:rPr>
+      <w:t>ử</w:t>
     </w:r>
   </w:p>
 </w:hdr>
 </file>
 
 <file path=word/numbering.xml><?xml version="1.0" encoding="utf-8"?>
-<w:numbering xmlns:wpc="http://schemas.microsoft.com/office/word/2010/wordprocessingCanvas" xmlns:cx="http://schemas.microsoft.com/office/drawing/2014/chartex" xmlns:cx1="http://schemas.microsoft.com/office/drawing/2015/9/8/chartex" xmlns:cx2="http://schemas.microsoft.com/office/drawing/2015/10/21/chartex" xmlns:cx3="http://schemas.microsoft.com/office/drawing/2016/5/9/chartex" xmlns:cx4="http://schemas.microsoft.com/office/drawing/2016/5/10/chartex" xmlns:cx5="http://schemas.microsoft.com/office/drawing/2016/5/11/chartex" xmlns:cx6="http://schemas.microsoft.com/office/drawing/2016/5/12/chartex" xmlns:cx7="http://schemas.microsoft.com/office/drawing/2016/5/13/chartex" xmlns:cx8="http://schemas.microsoft.com/office/drawing/2016/5/14/chartex" xmlns:mc="http://schemas.openxmlformats.org/markup-compatibility/2006" xmlns:aink="http://schemas.microsoft.com/office/drawing/2016/ink" xmlns:am3d="http://schemas.microsoft.com/office/drawing/2017/model3d" xmlns:o="urn:schemas-microsoft-com:office:office" xmlns:oel="http://schemas.microsoft.com/office/2019/extlst" xmlns:r="http://schemas.openxmlformats.org/officeDocument/2006/relationships" xmlns:m="http://schemas.openxmlformats.org/officeDocument/2006/math" xmlns:v="urn:schemas-microsoft-com:vml" xmlns:wp14="http://schemas.microsoft.com/office/word/2010/wordprocessingDrawing" xmlns:wp="http://schemas.openxmlformats.org/drawingml/2006/wordprocessingDrawing" xmlns:w10="urn:schemas-microsoft-com:office:word" xmlns:w="http://schemas.openxmlformats.org/wordprocessingml/2006/main" xmlns:w14="http://schemas.microsoft.com/office/word/2010/wordml" xmlns:w15="http://schemas.microsoft.com/office/word/2012/wordml" xmlns:w16cex="http://schemas.microsoft.com/office/word/2018/wordml/cex" xmlns:w16cid="http://schemas.microsoft.com/office/word/2016/wordml/cid" xmlns:w16="http://schemas.microsoft.com/office/word/2018/wordml" xmlns:w16du="http://schemas.microsoft.com/office/word/2023/wordml/word16du" xmlns:w16sdtdh="http://schemas.microsoft.com/office/word/2020/wordml/sdtdatahash" xmlns:w16se="http://schemas.microsoft.com/office/word/2015/wordml/symex" xmlns:wpg="http://schemas.microsoft.com/office/word/2010/wordprocessingGroup" xmlns:wpi="http://schemas.microsoft.com/office/word/2010/wordprocessingInk" xmlns:wne="http://schemas.microsoft.com/office/word/2006/wordml" xmlns:wps="http://schemas.microsoft.com/office/word/2010/wordprocessingShape" mc:Ignorable="w14 w15 w16se w16cid w16 w16cex w16sdtdh w16du wp14">
+<w:numbering xmlns:wpc="http://schemas.microsoft.com/office/word/2010/wordprocessingCanvas" xmlns:cx="http://schemas.microsoft.com/office/drawing/2014/chartex" xmlns:cx1="http://schemas.microsoft.com/office/drawing/2015/9/8/chartex" xmlns:cx2="http://schemas.microsoft.com/office/drawing/2015/10/21/chartex" xmlns:cx3="http://schemas.microsoft.com/office/drawing/2016/5/9/chartex" xmlns:cx4="http://schemas.microsoft.com/office/drawing/2016/5/10/chartex" xmlns:cx5="http://schemas.microsoft.com/office/drawing/2016/5/11/chartex" xmlns:cx6="http://schemas.microsoft.com/office/drawing/2016/5/12/chartex" xmlns:cx7="http://schemas.microsoft.com/office/drawing/2016/5/13/chartex" xmlns:cx8="http://schemas.microsoft.com/office/drawing/2016/5/14/chartex" xmlns:mc="http://schemas.openxmlformats.org/markup-compatibility/2006" xmlns:aink="http://schemas.microsoft.com/office/drawing/2016/ink" xmlns:am3d="http://schemas.microsoft.com/office/drawing/2017/model3d" xmlns:o="urn:schemas-microsoft-com:office:office" xmlns:r="http://schemas.openxmlformats.org/officeDocument/2006/relationships" xmlns:m="http://schemas.openxmlformats.org/officeDocument/2006/math" xmlns:v="urn:schemas-microsoft-com:vml" xmlns:wp14="http://schemas.microsoft.com/office/word/2010/wordprocessingDrawing" xmlns:wp="http://schemas.openxmlformats.org/drawingml/2006/wordprocessingDrawing" xmlns:w10="urn:schemas-microsoft-com:office:word" xmlns:w="http://schemas.openxmlformats.org/wordprocessingml/2006/main" xmlns:w14="http://schemas.microsoft.com/office/word/2010/wordml" xmlns:w15="http://schemas.microsoft.com/office/word/2012/wordml" xmlns:w16cex="http://schemas.microsoft.com/office/word/2018/wordml/cex" xmlns:w16cid="http://schemas.microsoft.com/office/word/2016/wordml/cid" xmlns:w16="http://schemas.microsoft.com/office/word/2018/wordml" xmlns:w16sdtdh="http://schemas.microsoft.com/office/word/2020/wordml/sdtdatahash" xmlns:w16se="http://schemas.microsoft.com/office/word/2015/wordml/symex" xmlns:wpg="http://schemas.microsoft.com/office/word/2010/wordprocessingGroup" xmlns:wpi="http://schemas.microsoft.com/office/word/2010/wordprocessingInk" xmlns:wne="http://schemas.microsoft.com/office/word/2006/wordml" xmlns:wps="http://schemas.microsoft.com/office/word/2010/wordprocessingShape" mc:Ignorable="w14 w15 w16se w16cid w16 w16cex w16sdtdh wp14">
   <w:abstractNum w:abstractNumId="0" w15:restartNumberingAfterBreak="0">
+    <w:nsid w:val="0EE46BF3"/>
+    <w:multiLevelType w:val="multilevel"/>
+    <w:tmpl w:val="CB228312"/>
+    <w:lvl w:ilvl="0">
+      <w:start w:val="1"/>
+      <w:numFmt w:val="bullet"/>
+      <w:lvlText w:val=""/>
+      <w:lvlJc w:val="left"/>
+      <w:pPr>
+        <w:tabs>
+          <w:tab w:val="num" w:pos="720"/>
+        </w:tabs>
+        <w:ind w:left="720" w:hanging="360"/>
+      </w:pPr>
+      <w:rPr>
+        <w:rFonts w:ascii="Symbol" w:hAnsi="Symbol" w:hint="default"/>
+        <w:sz w:val="20"/>
+      </w:rPr>
+    </w:lvl>
+    <w:lvl w:ilvl="1">
+      <w:start w:val="1"/>
+      <w:numFmt w:val="bullet"/>
+      <w:lvlText w:val="-"/>
+      <w:lvlJc w:val="left"/>
+      <w:pPr>
+        <w:ind w:left="1440" w:hanging="360"/>
+      </w:pPr>
+      <w:rPr>
+        <w:rFonts w:ascii="Calibri" w:eastAsia="Calibri" w:hAnsi="Calibri" w:cs="Calibri" w:hint="default"/>
+      </w:rPr>
+    </w:lvl>
+    <w:lvl w:ilvl="2" w:tentative="1">
+      <w:start w:val="1"/>
+      <w:numFmt w:val="bullet"/>
+      <w:lvlText w:val=""/>
+      <w:lvlJc w:val="left"/>
+      <w:pPr>
+        <w:tabs>
+          <w:tab w:val="num" w:pos="2160"/>
+        </w:tabs>
+        <w:ind w:left="2160" w:hanging="360"/>
+      </w:pPr>
+      <w:rPr>
+        <w:rFonts w:ascii="Wingdings" w:hAnsi="Wingdings" w:hint="default"/>
+        <w:sz w:val="20"/>
+      </w:rPr>
+    </w:lvl>
+    <w:lvl w:ilvl="3" w:tentative="1">
+      <w:start w:val="1"/>
+      <w:numFmt w:val="bullet"/>
+      <w:lvlText w:val=""/>
+      <w:lvlJc w:val="left"/>
+      <w:pPr>
+        <w:tabs>
+          <w:tab w:val="num" w:pos="2880"/>
+        </w:tabs>
+        <w:ind w:left="2880" w:hanging="360"/>
+      </w:pPr>
+      <w:rPr>
+        <w:rFonts w:ascii="Wingdings" w:hAnsi="Wingdings" w:hint="default"/>
+        <w:sz w:val="20"/>
+      </w:rPr>
+    </w:lvl>
+    <w:lvl w:ilvl="4" w:tentative="1">
+      <w:start w:val="1"/>
+      <w:numFmt w:val="bullet"/>
+      <w:lvlText w:val=""/>
+      <w:lvlJc w:val="left"/>
+      <w:pPr>
+        <w:tabs>
+          <w:tab w:val="num" w:pos="3600"/>
+        </w:tabs>
+        <w:ind w:left="3600" w:hanging="360"/>
+      </w:pPr>
+      <w:rPr>
+        <w:rFonts w:ascii="Wingdings" w:hAnsi="Wingdings" w:hint="default"/>
+        <w:sz w:val="20"/>
+      </w:rPr>
+    </w:lvl>
+    <w:lvl w:ilvl="5" w:tentative="1">
+      <w:start w:val="1"/>
+      <w:numFmt w:val="bullet"/>
+      <w:lvlText w:val=""/>
+      <w:lvlJc w:val="left"/>
+      <w:pPr>
+        <w:tabs>
+          <w:tab w:val="num" w:pos="4320"/>
+        </w:tabs>
+        <w:ind w:left="4320" w:hanging="360"/>
+      </w:pPr>
+      <w:rPr>
+        <w:rFonts w:ascii="Wingdings" w:hAnsi="Wingdings" w:hint="default"/>
+        <w:sz w:val="20"/>
+      </w:rPr>
+    </w:lvl>
+    <w:lvl w:ilvl="6" w:tentative="1">
+      <w:start w:val="1"/>
+      <w:numFmt w:val="bullet"/>
+      <w:lvlText w:val=""/>
+      <w:lvlJc w:val="left"/>
+      <w:pPr>
+        <w:tabs>
+          <w:tab w:val="num" w:pos="5040"/>
+        </w:tabs>
+        <w:ind w:left="5040" w:hanging="360"/>
+      </w:pPr>
+      <w:rPr>
+        <w:rFonts w:ascii="Wingdings" w:hAnsi="Wingdings" w:hint="default"/>
+        <w:sz w:val="20"/>
+      </w:rPr>
+    </w:lvl>
+    <w:lvl w:ilvl="7" w:tentative="1">
+      <w:start w:val="1"/>
+      <w:numFmt w:val="bullet"/>
+      <w:lvlText w:val=""/>
+      <w:lvlJc w:val="left"/>
+      <w:pPr>
+        <w:tabs>
+          <w:tab w:val="num" w:pos="5760"/>
+        </w:tabs>
+        <w:ind w:left="5760" w:hanging="360"/>
+      </w:pPr>
+      <w:rPr>
+        <w:rFonts w:ascii="Wingdings" w:hAnsi="Wingdings" w:hint="default"/>
+        <w:sz w:val="20"/>
+      </w:rPr>
+    </w:lvl>
+    <w:lvl w:ilvl="8" w:tentative="1">
+      <w:start w:val="1"/>
+      <w:numFmt w:val="bullet"/>
+      <w:lvlText w:val=""/>
+      <w:lvlJc w:val="left"/>
+      <w:pPr>
+        <w:tabs>
+          <w:tab w:val="num" w:pos="6480"/>
+        </w:tabs>
+        <w:ind w:left="6480" w:hanging="360"/>
+      </w:pPr>
+      <w:rPr>
+        <w:rFonts w:ascii="Wingdings" w:hAnsi="Wingdings" w:hint="default"/>
+        <w:sz w:val="20"/>
+      </w:rPr>
+    </w:lvl>
+  </w:abstractNum>
+  <w:abstractNum w:abstractNumId="1" w15:restartNumberingAfterBreak="0">
+    <w:nsid w:val="260B29B3"/>
+    <w:multiLevelType w:val="multilevel"/>
+    <w:tmpl w:val="E662E9FA"/>
+    <w:lvl w:ilvl="0">
+      <w:start w:val="1"/>
+      <w:numFmt w:val="bullet"/>
+      <w:lvlText w:val=""/>
+      <w:lvlJc w:val="left"/>
+      <w:pPr>
+        <w:tabs>
+          <w:tab w:val="num" w:pos="720"/>
+        </w:tabs>
+        <w:ind w:left="720" w:hanging="360"/>
+      </w:pPr>
+      <w:rPr>
+        <w:rFonts w:ascii="Symbol" w:hAnsi="Symbol" w:hint="default"/>
+        <w:sz w:val="20"/>
+      </w:rPr>
+    </w:lvl>
+    <w:lvl w:ilvl="1">
+      <w:start w:val="1"/>
+      <w:numFmt w:val="bullet"/>
+      <w:lvlText w:val="o"/>
+      <w:lvlJc w:val="left"/>
+      <w:pPr>
+        <w:tabs>
+          <w:tab w:val="num" w:pos="1440"/>
+        </w:tabs>
+        <w:ind w:left="1440" w:hanging="360"/>
+      </w:pPr>
+      <w:rPr>
+        <w:rFonts w:ascii="Courier New" w:hAnsi="Courier New" w:hint="default"/>
+        <w:sz w:val="20"/>
+      </w:rPr>
+    </w:lvl>
+    <w:lvl w:ilvl="2" w:tentative="1">
+      <w:start w:val="1"/>
+      <w:numFmt w:val="bullet"/>
+      <w:lvlText w:val=""/>
+      <w:lvlJc w:val="left"/>
+      <w:pPr>
+        <w:tabs>
+          <w:tab w:val="num" w:pos="2160"/>
+        </w:tabs>
+        <w:ind w:left="2160" w:hanging="360"/>
+      </w:pPr>
+      <w:rPr>
+        <w:rFonts w:ascii="Wingdings" w:hAnsi="Wingdings" w:hint="default"/>
+        <w:sz w:val="20"/>
+      </w:rPr>
+    </w:lvl>
+    <w:lvl w:ilvl="3" w:tentative="1">
+      <w:start w:val="1"/>
+      <w:numFmt w:val="bullet"/>
+      <w:lvlText w:val=""/>
+      <w:lvlJc w:val="left"/>
+      <w:pPr>
+        <w:tabs>
+          <w:tab w:val="num" w:pos="2880"/>
+        </w:tabs>
+        <w:ind w:left="2880" w:hanging="360"/>
+      </w:pPr>
+      <w:rPr>
+        <w:rFonts w:ascii="Wingdings" w:hAnsi="Wingdings" w:hint="default"/>
+        <w:sz w:val="20"/>
+      </w:rPr>
+    </w:lvl>
+    <w:lvl w:ilvl="4" w:tentative="1">
+      <w:start w:val="1"/>
+      <w:numFmt w:val="bullet"/>
+      <w:lvlText w:val=""/>
+      <w:lvlJc w:val="left"/>
+      <w:pPr>
+        <w:tabs>
+          <w:tab w:val="num" w:pos="3600"/>
+        </w:tabs>
+        <w:ind w:left="3600" w:hanging="360"/>
+      </w:pPr>
+      <w:rPr>
+        <w:rFonts w:ascii="Wingdings" w:hAnsi="Wingdings" w:hint="default"/>
+        <w:sz w:val="20"/>
+      </w:rPr>
+    </w:lvl>
+    <w:lvl w:ilvl="5" w:tentative="1">
+      <w:start w:val="1"/>
+      <w:numFmt w:val="bullet"/>
+      <w:lvlText w:val=""/>
+      <w:lvlJc w:val="left"/>
+      <w:pPr>
+        <w:tabs>
+          <w:tab w:val="num" w:pos="4320"/>
+        </w:tabs>
+        <w:ind w:left="4320" w:hanging="360"/>
+      </w:pPr>
+      <w:rPr>
+        <w:rFonts w:ascii="Wingdings" w:hAnsi="Wingdings" w:hint="default"/>
+        <w:sz w:val="20"/>
+      </w:rPr>
+    </w:lvl>
+    <w:lvl w:ilvl="6" w:tentative="1">
+      <w:start w:val="1"/>
+      <w:numFmt w:val="bullet"/>
+      <w:lvlText w:val=""/>
+      <w:lvlJc w:val="left"/>
+      <w:pPr>
+        <w:tabs>
+          <w:tab w:val="num" w:pos="5040"/>
+        </w:tabs>
+        <w:ind w:left="5040" w:hanging="360"/>
+      </w:pPr>
+      <w:rPr>
+        <w:rFonts w:ascii="Wingdings" w:hAnsi="Wingdings" w:hint="default"/>
+        <w:sz w:val="20"/>
+      </w:rPr>
+    </w:lvl>
+    <w:lvl w:ilvl="7" w:tentative="1">
+      <w:start w:val="1"/>
+      <w:numFmt w:val="bullet"/>
+      <w:lvlText w:val=""/>
+      <w:lvlJc w:val="left"/>
+      <w:pPr>
+        <w:tabs>
+          <w:tab w:val="num" w:pos="5760"/>
+        </w:tabs>
+        <w:ind w:left="5760" w:hanging="360"/>
+      </w:pPr>
+      <w:rPr>
+        <w:rFonts w:ascii="Wingdings" w:hAnsi="Wingdings" w:hint="default"/>
+        <w:sz w:val="20"/>
+      </w:rPr>
+    </w:lvl>
+    <w:lvl w:ilvl="8" w:tentative="1">
+      <w:start w:val="1"/>
+      <w:numFmt w:val="bullet"/>
+      <w:lvlText w:val=""/>
+      <w:lvlJc w:val="left"/>
+      <w:pPr>
+        <w:tabs>
+          <w:tab w:val="num" w:pos="6480"/>
+        </w:tabs>
+        <w:ind w:left="6480" w:hanging="360"/>
+      </w:pPr>
+      <w:rPr>
+        <w:rFonts w:ascii="Wingdings" w:hAnsi="Wingdings" w:hint="default"/>
+        <w:sz w:val="20"/>
+      </w:rPr>
+    </w:lvl>
+  </w:abstractNum>
+  <w:abstractNum w:abstractNumId="2" w15:restartNumberingAfterBreak="0">
+    <w:nsid w:val="441D3C4B"/>
+    <w:multiLevelType w:val="multilevel"/>
+    <w:tmpl w:val="95EE6ACE"/>
+    <w:lvl w:ilvl="0">
+      <w:start w:val="1"/>
+      <w:numFmt w:val="bullet"/>
+      <w:lvlText w:val=""/>
+      <w:lvlJc w:val="left"/>
+      <w:pPr>
+        <w:tabs>
+          <w:tab w:val="num" w:pos="720"/>
+        </w:tabs>
+        <w:ind w:left="720" w:hanging="360"/>
+      </w:pPr>
+      <w:rPr>
+        <w:rFonts w:ascii="Symbol" w:hAnsi="Symbol" w:hint="default"/>
+        <w:sz w:val="20"/>
+      </w:rPr>
+    </w:lvl>
+    <w:lvl w:ilvl="1" w:tentative="1">
+      <w:start w:val="1"/>
+      <w:numFmt w:val="bullet"/>
+      <w:lvlText w:val="o"/>
+      <w:lvlJc w:val="left"/>
+      <w:pPr>
+        <w:tabs>
+          <w:tab w:val="num" w:pos="1440"/>
+        </w:tabs>
+        <w:ind w:left="1440" w:hanging="360"/>
+      </w:pPr>
+      <w:rPr>
+        <w:rFonts w:ascii="Courier New" w:hAnsi="Courier New" w:hint="default"/>
+        <w:sz w:val="20"/>
+      </w:rPr>
+    </w:lvl>
+    <w:lvl w:ilvl="2" w:tentative="1">
+      <w:start w:val="1"/>
+      <w:numFmt w:val="bullet"/>
+      <w:lvlText w:val=""/>
+      <w:lvlJc w:val="left"/>
+      <w:pPr>
+        <w:tabs>
+          <w:tab w:val="num" w:pos="2160"/>
+        </w:tabs>
+        <w:ind w:left="2160" w:hanging="360"/>
+      </w:pPr>
+      <w:rPr>
+        <w:rFonts w:ascii="Wingdings" w:hAnsi="Wingdings" w:hint="default"/>
+        <w:sz w:val="20"/>
+      </w:rPr>
+    </w:lvl>
+    <w:lvl w:ilvl="3" w:tentative="1">
+      <w:start w:val="1"/>
+      <w:numFmt w:val="bullet"/>
+      <w:lvlText w:val=""/>
+      <w:lvlJc w:val="left"/>
+      <w:pPr>
+        <w:tabs>
+          <w:tab w:val="num" w:pos="2880"/>
+        </w:tabs>
+        <w:ind w:left="2880" w:hanging="360"/>
+      </w:pPr>
+      <w:rPr>
+        <w:rFonts w:ascii="Wingdings" w:hAnsi="Wingdings" w:hint="default"/>
+        <w:sz w:val="20"/>
+      </w:rPr>
+    </w:lvl>
+    <w:lvl w:ilvl="4" w:tentative="1">
+      <w:start w:val="1"/>
+      <w:numFmt w:val="bullet"/>
+      <w:lvlText w:val=""/>
+      <w:lvlJc w:val="left"/>
+      <w:pPr>
+        <w:tabs>
+          <w:tab w:val="num" w:pos="3600"/>
+        </w:tabs>
+        <w:ind w:left="3600" w:hanging="360"/>
+      </w:pPr>
+      <w:rPr>
+        <w:rFonts w:ascii="Wingdings" w:hAnsi="Wingdings" w:hint="default"/>
+        <w:sz w:val="20"/>
+      </w:rPr>
+    </w:lvl>
+    <w:lvl w:ilvl="5" w:tentative="1">
+      <w:start w:val="1"/>
+      <w:numFmt w:val="bullet"/>
+      <w:lvlText w:val=""/>
+      <w:lvlJc w:val="left"/>
+      <w:pPr>
+        <w:tabs>
+          <w:tab w:val="num" w:pos="4320"/>
+        </w:tabs>
+        <w:ind w:left="4320" w:hanging="360"/>
+      </w:pPr>
+      <w:rPr>
+        <w:rFonts w:ascii="Wingdings" w:hAnsi="Wingdings" w:hint="default"/>
+        <w:sz w:val="20"/>
+      </w:rPr>
+    </w:lvl>
+    <w:lvl w:ilvl="6" w:tentative="1">
+      <w:start w:val="1"/>
+      <w:numFmt w:val="bullet"/>
+      <w:lvlText w:val=""/>
+      <w:lvlJc w:val="left"/>
+      <w:pPr>
+        <w:tabs>
+          <w:tab w:val="num" w:pos="5040"/>
+        </w:tabs>
+        <w:ind w:left="5040" w:hanging="360"/>
+      </w:pPr>
+      <w:rPr>
+        <w:rFonts w:ascii="Wingdings" w:hAnsi="Wingdings" w:hint="default"/>
+        <w:sz w:val="20"/>
+      </w:rPr>
+    </w:lvl>
+    <w:lvl w:ilvl="7" w:tentative="1">
+      <w:start w:val="1"/>
+      <w:numFmt w:val="bullet"/>
+      <w:lvlText w:val=""/>
+      <w:lvlJc w:val="left"/>
+      <w:pPr>
+        <w:tabs>
+          <w:tab w:val="num" w:pos="5760"/>
+        </w:tabs>
+        <w:ind w:left="5760" w:hanging="360"/>
+      </w:pPr>
+      <w:rPr>
+        <w:rFonts w:ascii="Wingdings" w:hAnsi="Wingdings" w:hint="default"/>
+        <w:sz w:val="20"/>
+      </w:rPr>
+    </w:lvl>
+    <w:lvl w:ilvl="8" w:tentative="1">
+      <w:start w:val="1"/>
+      <w:numFmt w:val="bullet"/>
+      <w:lvlText w:val=""/>
+      <w:lvlJc w:val="left"/>
+      <w:pPr>
+        <w:tabs>
+          <w:tab w:val="num" w:pos="6480"/>
+        </w:tabs>
+        <w:ind w:left="6480" w:hanging="360"/>
+      </w:pPr>
+      <w:rPr>
+        <w:rFonts w:ascii="Wingdings" w:hAnsi="Wingdings" w:hint="default"/>
+        <w:sz w:val="20"/>
+      </w:rPr>
+    </w:lvl>
+  </w:abstractNum>
+  <w:abstractNum w:abstractNumId="3" w15:restartNumberingAfterBreak="0">
+    <w:nsid w:val="450B012A"/>
+    <w:multiLevelType w:val="multilevel"/>
+    <w:tmpl w:val="C7E640AC"/>
+    <w:lvl w:ilvl="0">
+      <w:start w:val="1"/>
+      <w:numFmt w:val="bullet"/>
+      <w:lvlText w:val=""/>
+      <w:lvlJc w:val="left"/>
+      <w:pPr>
+        <w:tabs>
+          <w:tab w:val="num" w:pos="720"/>
+        </w:tabs>
+        <w:ind w:left="720" w:hanging="360"/>
+      </w:pPr>
+      <w:rPr>
+        <w:rFonts w:ascii="Symbol" w:hAnsi="Symbol" w:hint="default"/>
+        <w:sz w:val="20"/>
+      </w:rPr>
+    </w:lvl>
+    <w:lvl w:ilvl="1" w:tentative="1">
+      <w:start w:val="1"/>
+      <w:numFmt w:val="bullet"/>
+      <w:lvlText w:val="o"/>
+      <w:lvlJc w:val="left"/>
+      <w:pPr>
+        <w:tabs>
+          <w:tab w:val="num" w:pos="1440"/>
+        </w:tabs>
+        <w:ind w:left="1440" w:hanging="360"/>
+      </w:pPr>
+      <w:rPr>
+        <w:rFonts w:ascii="Courier New" w:hAnsi="Courier New" w:hint="default"/>
+        <w:sz w:val="20"/>
+      </w:rPr>
+    </w:lvl>
+    <w:lvl w:ilvl="2" w:tentative="1">
+      <w:start w:val="1"/>
+      <w:numFmt w:val="bullet"/>
+      <w:lvlText w:val=""/>
+      <w:lvlJc w:val="left"/>
+      <w:pPr>
+        <w:tabs>
+          <w:tab w:val="num" w:pos="2160"/>
+        </w:tabs>
+        <w:ind w:left="2160" w:hanging="360"/>
+      </w:pPr>
+      <w:rPr>
+        <w:rFonts w:ascii="Wingdings" w:hAnsi="Wingdings" w:hint="default"/>
+        <w:sz w:val="20"/>
+      </w:rPr>
+    </w:lvl>
+    <w:lvl w:ilvl="3" w:tentative="1">
+      <w:start w:val="1"/>
+      <w:numFmt w:val="bullet"/>
+      <w:lvlText w:val=""/>
+      <w:lvlJc w:val="left"/>
+      <w:pPr>
+        <w:tabs>
+          <w:tab w:val="num" w:pos="2880"/>
+        </w:tabs>
+        <w:ind w:left="2880" w:hanging="360"/>
+      </w:pPr>
+      <w:rPr>
+        <w:rFonts w:ascii="Wingdings" w:hAnsi="Wingdings" w:hint="default"/>
+        <w:sz w:val="20"/>
+      </w:rPr>
+    </w:lvl>
+    <w:lvl w:ilvl="4" w:tentative="1">
+      <w:start w:val="1"/>
+      <w:numFmt w:val="bullet"/>
+      <w:lvlText w:val=""/>
+      <w:lvlJc w:val="left"/>
+      <w:pPr>
+        <w:tabs>
+          <w:tab w:val="num" w:pos="3600"/>
+        </w:tabs>
+        <w:ind w:left="3600" w:hanging="360"/>
+      </w:pPr>
+      <w:rPr>
+        <w:rFonts w:ascii="Wingdings" w:hAnsi="Wingdings" w:hint="default"/>
+        <w:sz w:val="20"/>
+      </w:rPr>
+    </w:lvl>
+    <w:lvl w:ilvl="5" w:tentative="1">
+      <w:start w:val="1"/>
+      <w:numFmt w:val="bullet"/>
+      <w:lvlText w:val=""/>
+      <w:lvlJc w:val="left"/>
+      <w:pPr>
+        <w:tabs>
+          <w:tab w:val="num" w:pos="4320"/>
+        </w:tabs>
+        <w:ind w:left="4320" w:hanging="360"/>
+      </w:pPr>
+      <w:rPr>
+        <w:rFonts w:ascii="Wingdings" w:hAnsi="Wingdings" w:hint="default"/>
+        <w:sz w:val="20"/>
+      </w:rPr>
+    </w:lvl>
+    <w:lvl w:ilvl="6" w:tentative="1">
+      <w:start w:val="1"/>
+      <w:numFmt w:val="bullet"/>
+      <w:lvlText w:val=""/>
+      <w:lvlJc w:val="left"/>
+      <w:pPr>
+        <w:tabs>
+          <w:tab w:val="num" w:pos="5040"/>
+        </w:tabs>
+        <w:ind w:left="5040" w:hanging="360"/>
+      </w:pPr>
+      <w:rPr>
+        <w:rFonts w:ascii="Wingdings" w:hAnsi="Wingdings" w:hint="default"/>
+        <w:sz w:val="20"/>
+      </w:rPr>
+    </w:lvl>
+    <w:lvl w:ilvl="7" w:tentative="1">
+      <w:start w:val="1"/>
+      <w:numFmt w:val="bullet"/>
+      <w:lvlText w:val=""/>
+      <w:lvlJc w:val="left"/>
+      <w:pPr>
+        <w:tabs>
+          <w:tab w:val="num" w:pos="5760"/>
+        </w:tabs>
+        <w:ind w:left="5760" w:hanging="360"/>
+      </w:pPr>
+      <w:rPr>
+        <w:rFonts w:ascii="Wingdings" w:hAnsi="Wingdings" w:hint="default"/>
+        <w:sz w:val="20"/>
+      </w:rPr>
+    </w:lvl>
+    <w:lvl w:ilvl="8" w:tentative="1">
+      <w:start w:val="1"/>
+      <w:numFmt w:val="bullet"/>
+      <w:lvlText w:val=""/>
+      <w:lvlJc w:val="left"/>
+      <w:pPr>
+        <w:tabs>
+          <w:tab w:val="num" w:pos="6480"/>
+        </w:tabs>
+        <w:ind w:left="6480" w:hanging="360"/>
+      </w:pPr>
+      <w:rPr>
+        <w:rFonts w:ascii="Wingdings" w:hAnsi="Wingdings" w:hint="default"/>
+        <w:sz w:val="20"/>
+      </w:rPr>
+    </w:lvl>
+  </w:abstractNum>
+  <w:abstractNum w:abstractNumId="4" w15:restartNumberingAfterBreak="0">
+    <w:nsid w:val="5D0A18CB"/>
+    <w:multiLevelType w:val="multilevel"/>
+    <w:tmpl w:val="B224A8C8"/>
+    <w:lvl w:ilvl="0">
+      <w:start w:val="1"/>
+      <w:numFmt w:val="bullet"/>
+      <w:lvlText w:val=""/>
+      <w:lvlJc w:val="left"/>
+      <w:pPr>
+        <w:tabs>
+          <w:tab w:val="num" w:pos="720"/>
+        </w:tabs>
+        <w:ind w:left="720" w:hanging="360"/>
+      </w:pPr>
+      <w:rPr>
+        <w:rFonts w:ascii="Symbol" w:hAnsi="Symbol" w:hint="default"/>
+        <w:sz w:val="20"/>
+      </w:rPr>
+    </w:lvl>
+    <w:lvl w:ilvl="1" w:tentative="1">
+      <w:start w:val="1"/>
+      <w:numFmt w:val="bullet"/>
+      <w:lvlText w:val="o"/>
+      <w:lvlJc w:val="left"/>
+      <w:pPr>
+        <w:tabs>
+          <w:tab w:val="num" w:pos="1440"/>
+        </w:tabs>
+        <w:ind w:left="1440" w:hanging="360"/>
+      </w:pPr>
+      <w:rPr>
+        <w:rFonts w:ascii="Courier New" w:hAnsi="Courier New" w:hint="default"/>
+        <w:sz w:val="20"/>
+      </w:rPr>
+    </w:lvl>
+    <w:lvl w:ilvl="2" w:tentative="1">
+      <w:start w:val="1"/>
+      <w:numFmt w:val="bullet"/>
+      <w:lvlText w:val=""/>
+      <w:lvlJc w:val="left"/>
+      <w:pPr>
+        <w:tabs>
+          <w:tab w:val="num" w:pos="2160"/>
+        </w:tabs>
+        <w:ind w:left="2160" w:hanging="360"/>
+      </w:pPr>
+      <w:rPr>
+        <w:rFonts w:ascii="Wingdings" w:hAnsi="Wingdings" w:hint="default"/>
+        <w:sz w:val="20"/>
+      </w:rPr>
+    </w:lvl>
+    <w:lvl w:ilvl="3" w:tentative="1">
+      <w:start w:val="1"/>
+      <w:numFmt w:val="bullet"/>
+      <w:lvlText w:val=""/>
+      <w:lvlJc w:val="left"/>
+      <w:pPr>
+        <w:tabs>
+          <w:tab w:val="num" w:pos="2880"/>
+        </w:tabs>
+        <w:ind w:left="2880" w:hanging="360"/>
+      </w:pPr>
+      <w:rPr>
+        <w:rFonts w:ascii="Wingdings" w:hAnsi="Wingdings" w:hint="default"/>
+        <w:sz w:val="20"/>
+      </w:rPr>
+    </w:lvl>
+    <w:lvl w:ilvl="4" w:tentative="1">
+      <w:start w:val="1"/>
+      <w:numFmt w:val="bullet"/>
+      <w:lvlText w:val=""/>
+      <w:lvlJc w:val="left"/>
+      <w:pPr>
+        <w:tabs>
+          <w:tab w:val="num" w:pos="3600"/>
+        </w:tabs>
+        <w:ind w:left="3600" w:hanging="360"/>
+      </w:pPr>
+      <w:rPr>
+        <w:rFonts w:ascii="Wingdings" w:hAnsi="Wingdings" w:hint="default"/>
+        <w:sz w:val="20"/>
+      </w:rPr>
+    </w:lvl>
+    <w:lvl w:ilvl="5" w:tentative="1">
+      <w:start w:val="1"/>
+      <w:numFmt w:val="bullet"/>
+      <w:lvlText w:val=""/>
+      <w:lvlJc w:val="left"/>
+      <w:pPr>
+        <w:tabs>
+          <w:tab w:val="num" w:pos="4320"/>
+        </w:tabs>
+        <w:ind w:left="4320" w:hanging="360"/>
+      </w:pPr>
+      <w:rPr>
+        <w:rFonts w:ascii="Wingdings" w:hAnsi="Wingdings" w:hint="default"/>
+        <w:sz w:val="20"/>
+      </w:rPr>
+    </w:lvl>
+    <w:lvl w:ilvl="6" w:tentative="1">
+      <w:start w:val="1"/>
+      <w:numFmt w:val="bullet"/>
+      <w:lvlText w:val=""/>
+      <w:lvlJc w:val="left"/>
+      <w:pPr>
+        <w:tabs>
+          <w:tab w:val="num" w:pos="5040"/>
+        </w:tabs>
+        <w:ind w:left="5040" w:hanging="360"/>
+      </w:pPr>
+      <w:rPr>
+        <w:rFonts w:ascii="Wingdings" w:hAnsi="Wingdings" w:hint="default"/>
+        <w:sz w:val="20"/>
+      </w:rPr>
+    </w:lvl>
+    <w:lvl w:ilvl="7" w:tentative="1">
+      <w:start w:val="1"/>
+      <w:numFmt w:val="bullet"/>
+      <w:lvlText w:val=""/>
+      <w:lvlJc w:val="left"/>
+      <w:pPr>
+        <w:tabs>
+          <w:tab w:val="num" w:pos="5760"/>
+        </w:tabs>
+        <w:ind w:left="5760" w:hanging="360"/>
+      </w:pPr>
+      <w:rPr>
+        <w:rFonts w:ascii="Wingdings" w:hAnsi="Wingdings" w:hint="default"/>
+        <w:sz w:val="20"/>
+      </w:rPr>
+    </w:lvl>
+    <w:lvl w:ilvl="8" w:tentative="1">
+      <w:start w:val="1"/>
+      <w:numFmt w:val="bullet"/>
+      <w:lvlText w:val=""/>
+      <w:lvlJc w:val="left"/>
+      <w:pPr>
+        <w:tabs>
+          <w:tab w:val="num" w:pos="6480"/>
+        </w:tabs>
+        <w:ind w:left="6480" w:hanging="360"/>
+      </w:pPr>
+      <w:rPr>
+        <w:rFonts w:ascii="Wingdings" w:hAnsi="Wingdings" w:hint="default"/>
+        <w:sz w:val="20"/>
+      </w:rPr>
+    </w:lvl>
+  </w:abstractNum>
+  <w:abstractNum w:abstractNumId="5" w15:restartNumberingAfterBreak="0">
     <w:nsid w:val="636F7259"/>
     <w:multiLevelType w:val="multilevel"/>
     <w:tmpl w:val="3FA4D280"/>
@@ -544,14 +5585,577 @@
       </w:rPr>
     </w:lvl>
   </w:abstractNum>
-  <w:num w:numId="1" w16cid:durableId="1678539115">
+  <w:abstractNum w:abstractNumId="6" w15:restartNumberingAfterBreak="0">
+    <w:nsid w:val="646F3FAD"/>
+    <w:multiLevelType w:val="hybridMultilevel"/>
+    <w:tmpl w:val="153E33EC"/>
+    <w:lvl w:ilvl="0" w:tplc="0409000F">
+      <w:start w:val="1"/>
+      <w:numFmt w:val="decimal"/>
+      <w:lvlText w:val="%1."/>
+      <w:lvlJc w:val="left"/>
+      <w:pPr>
+        <w:ind w:left="720" w:hanging="360"/>
+      </w:pPr>
+      <w:rPr>
+        <w:rFonts w:hint="default"/>
+      </w:rPr>
+    </w:lvl>
+    <w:lvl w:ilvl="1" w:tplc="04090019" w:tentative="1">
+      <w:start w:val="1"/>
+      <w:numFmt w:val="lowerLetter"/>
+      <w:lvlText w:val="%2."/>
+      <w:lvlJc w:val="left"/>
+      <w:pPr>
+        <w:ind w:left="1440" w:hanging="360"/>
+      </w:pPr>
+    </w:lvl>
+    <w:lvl w:ilvl="2" w:tplc="0409001B" w:tentative="1">
+      <w:start w:val="1"/>
+      <w:numFmt w:val="lowerRoman"/>
+      <w:lvlText w:val="%3."/>
+      <w:lvlJc w:val="right"/>
+      <w:pPr>
+        <w:ind w:left="2160" w:hanging="180"/>
+      </w:pPr>
+    </w:lvl>
+    <w:lvl w:ilvl="3" w:tplc="0409000F" w:tentative="1">
+      <w:start w:val="1"/>
+      <w:numFmt w:val="decimal"/>
+      <w:lvlText w:val="%4."/>
+      <w:lvlJc w:val="left"/>
+      <w:pPr>
+        <w:ind w:left="2880" w:hanging="360"/>
+      </w:pPr>
+    </w:lvl>
+    <w:lvl w:ilvl="4" w:tplc="04090019" w:tentative="1">
+      <w:start w:val="1"/>
+      <w:numFmt w:val="lowerLetter"/>
+      <w:lvlText w:val="%5."/>
+      <w:lvlJc w:val="left"/>
+      <w:pPr>
+        <w:ind w:left="3600" w:hanging="360"/>
+      </w:pPr>
+    </w:lvl>
+    <w:lvl w:ilvl="5" w:tplc="0409001B" w:tentative="1">
+      <w:start w:val="1"/>
+      <w:numFmt w:val="lowerRoman"/>
+      <w:lvlText w:val="%6."/>
+      <w:lvlJc w:val="right"/>
+      <w:pPr>
+        <w:ind w:left="4320" w:hanging="180"/>
+      </w:pPr>
+    </w:lvl>
+    <w:lvl w:ilvl="6" w:tplc="0409000F" w:tentative="1">
+      <w:start w:val="1"/>
+      <w:numFmt w:val="decimal"/>
+      <w:lvlText w:val="%7."/>
+      <w:lvlJc w:val="left"/>
+      <w:pPr>
+        <w:ind w:left="5040" w:hanging="360"/>
+      </w:pPr>
+    </w:lvl>
+    <w:lvl w:ilvl="7" w:tplc="04090019" w:tentative="1">
+      <w:start w:val="1"/>
+      <w:numFmt w:val="lowerLetter"/>
+      <w:lvlText w:val="%8."/>
+      <w:lvlJc w:val="left"/>
+      <w:pPr>
+        <w:ind w:left="5760" w:hanging="360"/>
+      </w:pPr>
+    </w:lvl>
+    <w:lvl w:ilvl="8" w:tplc="0409001B" w:tentative="1">
+      <w:start w:val="1"/>
+      <w:numFmt w:val="lowerRoman"/>
+      <w:lvlText w:val="%9."/>
+      <w:lvlJc w:val="right"/>
+      <w:pPr>
+        <w:ind w:left="6480" w:hanging="180"/>
+      </w:pPr>
+    </w:lvl>
+  </w:abstractNum>
+  <w:abstractNum w:abstractNumId="7" w15:restartNumberingAfterBreak="0">
+    <w:nsid w:val="663C5A33"/>
+    <w:multiLevelType w:val="multilevel"/>
+    <w:tmpl w:val="2BAEF580"/>
+    <w:lvl w:ilvl="0">
+      <w:start w:val="1"/>
+      <w:numFmt w:val="bullet"/>
+      <w:lvlText w:val=""/>
+      <w:lvlJc w:val="left"/>
+      <w:pPr>
+        <w:tabs>
+          <w:tab w:val="num" w:pos="720"/>
+        </w:tabs>
+        <w:ind w:left="720" w:hanging="360"/>
+      </w:pPr>
+      <w:rPr>
+        <w:rFonts w:ascii="Symbol" w:hAnsi="Symbol" w:hint="default"/>
+        <w:sz w:val="20"/>
+      </w:rPr>
+    </w:lvl>
+    <w:lvl w:ilvl="1" w:tentative="1">
+      <w:start w:val="1"/>
+      <w:numFmt w:val="bullet"/>
+      <w:lvlText w:val="o"/>
+      <w:lvlJc w:val="left"/>
+      <w:pPr>
+        <w:tabs>
+          <w:tab w:val="num" w:pos="1440"/>
+        </w:tabs>
+        <w:ind w:left="1440" w:hanging="360"/>
+      </w:pPr>
+      <w:rPr>
+        <w:rFonts w:ascii="Courier New" w:hAnsi="Courier New" w:hint="default"/>
+        <w:sz w:val="20"/>
+      </w:rPr>
+    </w:lvl>
+    <w:lvl w:ilvl="2" w:tentative="1">
+      <w:start w:val="1"/>
+      <w:numFmt w:val="bullet"/>
+      <w:lvlText w:val=""/>
+      <w:lvlJc w:val="left"/>
+      <w:pPr>
+        <w:tabs>
+          <w:tab w:val="num" w:pos="2160"/>
+        </w:tabs>
+        <w:ind w:left="2160" w:hanging="360"/>
+      </w:pPr>
+      <w:rPr>
+        <w:rFonts w:ascii="Wingdings" w:hAnsi="Wingdings" w:hint="default"/>
+        <w:sz w:val="20"/>
+      </w:rPr>
+    </w:lvl>
+    <w:lvl w:ilvl="3" w:tentative="1">
+      <w:start w:val="1"/>
+      <w:numFmt w:val="bullet"/>
+      <w:lvlText w:val=""/>
+      <w:lvlJc w:val="left"/>
+      <w:pPr>
+        <w:tabs>
+          <w:tab w:val="num" w:pos="2880"/>
+        </w:tabs>
+        <w:ind w:left="2880" w:hanging="360"/>
+      </w:pPr>
+      <w:rPr>
+        <w:rFonts w:ascii="Wingdings" w:hAnsi="Wingdings" w:hint="default"/>
+        <w:sz w:val="20"/>
+      </w:rPr>
+    </w:lvl>
+    <w:lvl w:ilvl="4" w:tentative="1">
+      <w:start w:val="1"/>
+      <w:numFmt w:val="bullet"/>
+      <w:lvlText w:val=""/>
+      <w:lvlJc w:val="left"/>
+      <w:pPr>
+        <w:tabs>
+          <w:tab w:val="num" w:pos="3600"/>
+        </w:tabs>
+        <w:ind w:left="3600" w:hanging="360"/>
+      </w:pPr>
+      <w:rPr>
+        <w:rFonts w:ascii="Wingdings" w:hAnsi="Wingdings" w:hint="default"/>
+        <w:sz w:val="20"/>
+      </w:rPr>
+    </w:lvl>
+    <w:lvl w:ilvl="5" w:tentative="1">
+      <w:start w:val="1"/>
+      <w:numFmt w:val="bullet"/>
+      <w:lvlText w:val=""/>
+      <w:lvlJc w:val="left"/>
+      <w:pPr>
+        <w:tabs>
+          <w:tab w:val="num" w:pos="4320"/>
+        </w:tabs>
+        <w:ind w:left="4320" w:hanging="360"/>
+      </w:pPr>
+      <w:rPr>
+        <w:rFonts w:ascii="Wingdings" w:hAnsi="Wingdings" w:hint="default"/>
+        <w:sz w:val="20"/>
+      </w:rPr>
+    </w:lvl>
+    <w:lvl w:ilvl="6" w:tentative="1">
+      <w:start w:val="1"/>
+      <w:numFmt w:val="bullet"/>
+      <w:lvlText w:val=""/>
+      <w:lvlJc w:val="left"/>
+      <w:pPr>
+        <w:tabs>
+          <w:tab w:val="num" w:pos="5040"/>
+        </w:tabs>
+        <w:ind w:left="5040" w:hanging="360"/>
+      </w:pPr>
+      <w:rPr>
+        <w:rFonts w:ascii="Wingdings" w:hAnsi="Wingdings" w:hint="default"/>
+        <w:sz w:val="20"/>
+      </w:rPr>
+    </w:lvl>
+    <w:lvl w:ilvl="7" w:tentative="1">
+      <w:start w:val="1"/>
+      <w:numFmt w:val="bullet"/>
+      <w:lvlText w:val=""/>
+      <w:lvlJc w:val="left"/>
+      <w:pPr>
+        <w:tabs>
+          <w:tab w:val="num" w:pos="5760"/>
+        </w:tabs>
+        <w:ind w:left="5760" w:hanging="360"/>
+      </w:pPr>
+      <w:rPr>
+        <w:rFonts w:ascii="Wingdings" w:hAnsi="Wingdings" w:hint="default"/>
+        <w:sz w:val="20"/>
+      </w:rPr>
+    </w:lvl>
+    <w:lvl w:ilvl="8" w:tentative="1">
+      <w:start w:val="1"/>
+      <w:numFmt w:val="bullet"/>
+      <w:lvlText w:val=""/>
+      <w:lvlJc w:val="left"/>
+      <w:pPr>
+        <w:tabs>
+          <w:tab w:val="num" w:pos="6480"/>
+        </w:tabs>
+        <w:ind w:left="6480" w:hanging="360"/>
+      </w:pPr>
+      <w:rPr>
+        <w:rFonts w:ascii="Wingdings" w:hAnsi="Wingdings" w:hint="default"/>
+        <w:sz w:val="20"/>
+      </w:rPr>
+    </w:lvl>
+  </w:abstractNum>
+  <w:abstractNum w:abstractNumId="8" w15:restartNumberingAfterBreak="0">
+    <w:nsid w:val="72F3217C"/>
+    <w:multiLevelType w:val="multilevel"/>
+    <w:tmpl w:val="956E4630"/>
+    <w:lvl w:ilvl="0">
+      <w:start w:val="1"/>
+      <w:numFmt w:val="bullet"/>
+      <w:lvlText w:val=""/>
+      <w:lvlJc w:val="left"/>
+      <w:pPr>
+        <w:tabs>
+          <w:tab w:val="num" w:pos="720"/>
+        </w:tabs>
+        <w:ind w:left="720" w:hanging="360"/>
+      </w:pPr>
+      <w:rPr>
+        <w:rFonts w:ascii="Symbol" w:hAnsi="Symbol" w:hint="default"/>
+        <w:sz w:val="20"/>
+      </w:rPr>
+    </w:lvl>
+    <w:lvl w:ilvl="1" w:tentative="1">
+      <w:start w:val="1"/>
+      <w:numFmt w:val="bullet"/>
+      <w:lvlText w:val="o"/>
+      <w:lvlJc w:val="left"/>
+      <w:pPr>
+        <w:tabs>
+          <w:tab w:val="num" w:pos="1440"/>
+        </w:tabs>
+        <w:ind w:left="1440" w:hanging="360"/>
+      </w:pPr>
+      <w:rPr>
+        <w:rFonts w:ascii="Courier New" w:hAnsi="Courier New" w:hint="default"/>
+        <w:sz w:val="20"/>
+      </w:rPr>
+    </w:lvl>
+    <w:lvl w:ilvl="2" w:tentative="1">
+      <w:start w:val="1"/>
+      <w:numFmt w:val="bullet"/>
+      <w:lvlText w:val=""/>
+      <w:lvlJc w:val="left"/>
+      <w:pPr>
+        <w:tabs>
+          <w:tab w:val="num" w:pos="2160"/>
+        </w:tabs>
+        <w:ind w:left="2160" w:hanging="360"/>
+      </w:pPr>
+      <w:rPr>
+        <w:rFonts w:ascii="Wingdings" w:hAnsi="Wingdings" w:hint="default"/>
+        <w:sz w:val="20"/>
+      </w:rPr>
+    </w:lvl>
+    <w:lvl w:ilvl="3" w:tentative="1">
+      <w:start w:val="1"/>
+      <w:numFmt w:val="bullet"/>
+      <w:lvlText w:val=""/>
+      <w:lvlJc w:val="left"/>
+      <w:pPr>
+        <w:tabs>
+          <w:tab w:val="num" w:pos="2880"/>
+        </w:tabs>
+        <w:ind w:left="2880" w:hanging="360"/>
+      </w:pPr>
+      <w:rPr>
+        <w:rFonts w:ascii="Wingdings" w:hAnsi="Wingdings" w:hint="default"/>
+        <w:sz w:val="20"/>
+      </w:rPr>
+    </w:lvl>
+    <w:lvl w:ilvl="4" w:tentative="1">
+      <w:start w:val="1"/>
+      <w:numFmt w:val="bullet"/>
+      <w:lvlText w:val=""/>
+      <w:lvlJc w:val="left"/>
+      <w:pPr>
+        <w:tabs>
+          <w:tab w:val="num" w:pos="3600"/>
+        </w:tabs>
+        <w:ind w:left="3600" w:hanging="360"/>
+      </w:pPr>
+      <w:rPr>
+        <w:rFonts w:ascii="Wingdings" w:hAnsi="Wingdings" w:hint="default"/>
+        <w:sz w:val="20"/>
+      </w:rPr>
+    </w:lvl>
+    <w:lvl w:ilvl="5" w:tentative="1">
+      <w:start w:val="1"/>
+      <w:numFmt w:val="bullet"/>
+      <w:lvlText w:val=""/>
+      <w:lvlJc w:val="left"/>
+      <w:pPr>
+        <w:tabs>
+          <w:tab w:val="num" w:pos="4320"/>
+        </w:tabs>
+        <w:ind w:left="4320" w:hanging="360"/>
+      </w:pPr>
+      <w:rPr>
+        <w:rFonts w:ascii="Wingdings" w:hAnsi="Wingdings" w:hint="default"/>
+        <w:sz w:val="20"/>
+      </w:rPr>
+    </w:lvl>
+    <w:lvl w:ilvl="6" w:tentative="1">
+      <w:start w:val="1"/>
+      <w:numFmt w:val="bullet"/>
+      <w:lvlText w:val=""/>
+      <w:lvlJc w:val="left"/>
+      <w:pPr>
+        <w:tabs>
+          <w:tab w:val="num" w:pos="5040"/>
+        </w:tabs>
+        <w:ind w:left="5040" w:hanging="360"/>
+      </w:pPr>
+      <w:rPr>
+        <w:rFonts w:ascii="Wingdings" w:hAnsi="Wingdings" w:hint="default"/>
+        <w:sz w:val="20"/>
+      </w:rPr>
+    </w:lvl>
+    <w:lvl w:ilvl="7" w:tentative="1">
+      <w:start w:val="1"/>
+      <w:numFmt w:val="bullet"/>
+      <w:lvlText w:val=""/>
+      <w:lvlJc w:val="left"/>
+      <w:pPr>
+        <w:tabs>
+          <w:tab w:val="num" w:pos="5760"/>
+        </w:tabs>
+        <w:ind w:left="5760" w:hanging="360"/>
+      </w:pPr>
+      <w:rPr>
+        <w:rFonts w:ascii="Wingdings" w:hAnsi="Wingdings" w:hint="default"/>
+        <w:sz w:val="20"/>
+      </w:rPr>
+    </w:lvl>
+    <w:lvl w:ilvl="8" w:tentative="1">
+      <w:start w:val="1"/>
+      <w:numFmt w:val="bullet"/>
+      <w:lvlText w:val=""/>
+      <w:lvlJc w:val="left"/>
+      <w:pPr>
+        <w:tabs>
+          <w:tab w:val="num" w:pos="6480"/>
+        </w:tabs>
+        <w:ind w:left="6480" w:hanging="360"/>
+      </w:pPr>
+      <w:rPr>
+        <w:rFonts w:ascii="Wingdings" w:hAnsi="Wingdings" w:hint="default"/>
+        <w:sz w:val="20"/>
+      </w:rPr>
+    </w:lvl>
+  </w:abstractNum>
+  <w:abstractNum w:abstractNumId="9" w15:restartNumberingAfterBreak="0">
+    <w:nsid w:val="741C202B"/>
+    <w:multiLevelType w:val="multilevel"/>
+    <w:tmpl w:val="791C848E"/>
+    <w:lvl w:ilvl="0">
+      <w:start w:val="1"/>
+      <w:numFmt w:val="bullet"/>
+      <w:lvlText w:val=""/>
+      <w:lvlJc w:val="left"/>
+      <w:pPr>
+        <w:tabs>
+          <w:tab w:val="num" w:pos="720"/>
+        </w:tabs>
+        <w:ind w:left="720" w:hanging="360"/>
+      </w:pPr>
+      <w:rPr>
+        <w:rFonts w:ascii="Symbol" w:hAnsi="Symbol" w:hint="default"/>
+        <w:sz w:val="20"/>
+      </w:rPr>
+    </w:lvl>
+    <w:lvl w:ilvl="1" w:tentative="1">
+      <w:start w:val="1"/>
+      <w:numFmt w:val="bullet"/>
+      <w:lvlText w:val="o"/>
+      <w:lvlJc w:val="left"/>
+      <w:pPr>
+        <w:tabs>
+          <w:tab w:val="num" w:pos="1440"/>
+        </w:tabs>
+        <w:ind w:left="1440" w:hanging="360"/>
+      </w:pPr>
+      <w:rPr>
+        <w:rFonts w:ascii="Courier New" w:hAnsi="Courier New" w:hint="default"/>
+        <w:sz w:val="20"/>
+      </w:rPr>
+    </w:lvl>
+    <w:lvl w:ilvl="2" w:tentative="1">
+      <w:start w:val="1"/>
+      <w:numFmt w:val="bullet"/>
+      <w:lvlText w:val=""/>
+      <w:lvlJc w:val="left"/>
+      <w:pPr>
+        <w:tabs>
+          <w:tab w:val="num" w:pos="2160"/>
+        </w:tabs>
+        <w:ind w:left="2160" w:hanging="360"/>
+      </w:pPr>
+      <w:rPr>
+        <w:rFonts w:ascii="Wingdings" w:hAnsi="Wingdings" w:hint="default"/>
+        <w:sz w:val="20"/>
+      </w:rPr>
+    </w:lvl>
+    <w:lvl w:ilvl="3" w:tentative="1">
+      <w:start w:val="1"/>
+      <w:numFmt w:val="bullet"/>
+      <w:lvlText w:val=""/>
+      <w:lvlJc w:val="left"/>
+      <w:pPr>
+        <w:tabs>
+          <w:tab w:val="num" w:pos="2880"/>
+        </w:tabs>
+        <w:ind w:left="2880" w:hanging="360"/>
+      </w:pPr>
+      <w:rPr>
+        <w:rFonts w:ascii="Wingdings" w:hAnsi="Wingdings" w:hint="default"/>
+        <w:sz w:val="20"/>
+      </w:rPr>
+    </w:lvl>
+    <w:lvl w:ilvl="4" w:tentative="1">
+      <w:start w:val="1"/>
+      <w:numFmt w:val="bullet"/>
+      <w:lvlText w:val=""/>
+      <w:lvlJc w:val="left"/>
+      <w:pPr>
+        <w:tabs>
+          <w:tab w:val="num" w:pos="3600"/>
+        </w:tabs>
+        <w:ind w:left="3600" w:hanging="360"/>
+      </w:pPr>
+      <w:rPr>
+        <w:rFonts w:ascii="Wingdings" w:hAnsi="Wingdings" w:hint="default"/>
+        <w:sz w:val="20"/>
+      </w:rPr>
+    </w:lvl>
+    <w:lvl w:ilvl="5" w:tentative="1">
+      <w:start w:val="1"/>
+      <w:numFmt w:val="bullet"/>
+      <w:lvlText w:val=""/>
+      <w:lvlJc w:val="left"/>
+      <w:pPr>
+        <w:tabs>
+          <w:tab w:val="num" w:pos="4320"/>
+        </w:tabs>
+        <w:ind w:left="4320" w:hanging="360"/>
+      </w:pPr>
+      <w:rPr>
+        <w:rFonts w:ascii="Wingdings" w:hAnsi="Wingdings" w:hint="default"/>
+        <w:sz w:val="20"/>
+      </w:rPr>
+    </w:lvl>
+    <w:lvl w:ilvl="6" w:tentative="1">
+      <w:start w:val="1"/>
+      <w:numFmt w:val="bullet"/>
+      <w:lvlText w:val=""/>
+      <w:lvlJc w:val="left"/>
+      <w:pPr>
+        <w:tabs>
+          <w:tab w:val="num" w:pos="5040"/>
+        </w:tabs>
+        <w:ind w:left="5040" w:hanging="360"/>
+      </w:pPr>
+      <w:rPr>
+        <w:rFonts w:ascii="Wingdings" w:hAnsi="Wingdings" w:hint="default"/>
+        <w:sz w:val="20"/>
+      </w:rPr>
+    </w:lvl>
+    <w:lvl w:ilvl="7" w:tentative="1">
+      <w:start w:val="1"/>
+      <w:numFmt w:val="bullet"/>
+      <w:lvlText w:val=""/>
+      <w:lvlJc w:val="left"/>
+      <w:pPr>
+        <w:tabs>
+          <w:tab w:val="num" w:pos="5760"/>
+        </w:tabs>
+        <w:ind w:left="5760" w:hanging="360"/>
+      </w:pPr>
+      <w:rPr>
+        <w:rFonts w:ascii="Wingdings" w:hAnsi="Wingdings" w:hint="default"/>
+        <w:sz w:val="20"/>
+      </w:rPr>
+    </w:lvl>
+    <w:lvl w:ilvl="8" w:tentative="1">
+      <w:start w:val="1"/>
+      <w:numFmt w:val="bullet"/>
+      <w:lvlText w:val=""/>
+      <w:lvlJc w:val="left"/>
+      <w:pPr>
+        <w:tabs>
+          <w:tab w:val="num" w:pos="6480"/>
+        </w:tabs>
+        <w:ind w:left="6480" w:hanging="360"/>
+      </w:pPr>
+      <w:rPr>
+        <w:rFonts w:ascii="Wingdings" w:hAnsi="Wingdings" w:hint="default"/>
+        <w:sz w:val="20"/>
+      </w:rPr>
+    </w:lvl>
+  </w:abstractNum>
+  <w:num w:numId="1">
+    <w:abstractNumId w:val="5"/>
+  </w:num>
+  <w:num w:numId="2">
     <w:abstractNumId w:val="0"/>
+  </w:num>
+  <w:num w:numId="3">
+    <w:abstractNumId w:val="1"/>
+  </w:num>
+  <w:num w:numId="4">
+    <w:abstractNumId w:val="6"/>
+  </w:num>
+  <w:num w:numId="5">
+    <w:abstractNumId w:val="4"/>
+  </w:num>
+  <w:num w:numId="6">
+    <w:abstractNumId w:val="3"/>
+  </w:num>
+  <w:num w:numId="7">
+    <w:abstractNumId w:val="8"/>
+  </w:num>
+  <w:num w:numId="8">
+    <w:abstractNumId w:val="2"/>
+  </w:num>
+  <w:num w:numId="9">
+    <w:abstractNumId w:val="9"/>
+  </w:num>
+  <w:num w:numId="10">
+    <w:abstractNumId w:val="7"/>
   </w:num>
 </w:numbering>
 </file>
 
 <file path=word/styles.xml><?xml version="1.0" encoding="utf-8"?>
-<w:styles xmlns:mc="http://schemas.openxmlformats.org/markup-compatibility/2006" xmlns:r="http://schemas.openxmlformats.org/officeDocument/2006/relationships" xmlns:w="http://schemas.openxmlformats.org/wordprocessingml/2006/main" xmlns:w14="http://schemas.microsoft.com/office/word/2010/wordml" xmlns:w15="http://schemas.microsoft.com/office/word/2012/wordml" xmlns:w16cex="http://schemas.microsoft.com/office/word/2018/wordml/cex" xmlns:w16cid="http://schemas.microsoft.com/office/word/2016/wordml/cid" xmlns:w16="http://schemas.microsoft.com/office/word/2018/wordml" xmlns:w16du="http://schemas.microsoft.com/office/word/2023/wordml/word16du" xmlns:w16sdtdh="http://schemas.microsoft.com/office/word/2020/wordml/sdtdatahash" xmlns:w16se="http://schemas.microsoft.com/office/word/2015/wordml/symex" mc:Ignorable="w14 w15 w16se w16cid w16 w16cex w16sdtdh w16du">
+<w:styles xmlns:mc="http://schemas.openxmlformats.org/markup-compatibility/2006" xmlns:r="http://schemas.openxmlformats.org/officeDocument/2006/relationships" xmlns:w="http://schemas.openxmlformats.org/wordprocessingml/2006/main" xmlns:w14="http://schemas.microsoft.com/office/word/2010/wordml" xmlns:w15="http://schemas.microsoft.com/office/word/2012/wordml" xmlns:w16cex="http://schemas.microsoft.com/office/word/2018/wordml/cex" xmlns:w16cid="http://schemas.microsoft.com/office/word/2016/wordml/cid" xmlns:w16="http://schemas.microsoft.com/office/word/2018/wordml" xmlns:w16sdtdh="http://schemas.microsoft.com/office/word/2020/wordml/sdtdatahash" xmlns:w16se="http://schemas.microsoft.com/office/word/2015/wordml/symex" mc:Ignorable="w14 w15 w16se w16cid w16 w16cex w16sdtdh">
   <w:docDefaults>
     <w:rPrDefault>
       <w:rPr>
@@ -1258,7 +6862,6 @@
     <w:name w:val="Normal (Web)"/>
     <w:basedOn w:val="Normal"/>
     <w:uiPriority w:val="99"/>
-    <w:semiHidden/>
     <w:unhideWhenUsed/>
     <w:rsid w:val="003E06D1"/>
     <w:pPr>
@@ -1299,6 +6902,17 @@
       <w:color w:val="666666"/>
       <w:sz w:val="48"/>
       <w:szCs w:val="48"/>
+    </w:rPr>
+  </w:style>
+  <w:style w:type="character" w:styleId="Strong">
+    <w:name w:val="Strong"/>
+    <w:basedOn w:val="DefaultParagraphFont"/>
+    <w:uiPriority w:val="22"/>
+    <w:qFormat/>
+    <w:rsid w:val="007C4047"/>
+    <w:rPr>
+      <w:b/>
+      <w:bCs/>
     </w:rPr>
   </w:style>
 </w:styles>
